--- a/Pengantar-Web-Mining.docx
+++ b/Pengantar-Web-Mining.docx
@@ -36,13 +36,13 @@
         </w:p>
       </w:sdtContent>
     </w:sdt>
-    <w:bookmarkStart w:id="23" w:name="web-mining"/>
+    <w:bookmarkStart w:id="23" w:name="belajar"/>
     <w:p>
       <w:pPr>
         <w:pStyle w:val="Heading1"/>
       </w:pPr>
       <w:r>
-        <w:t xml:space="preserve">Web Mining</w:t>
+        <w:t xml:space="preserve">Belajar</w:t>
       </w:r>
     </w:p>
     <w:p>
@@ -58,7 +58,7 @@
         <w:pStyle w:val="BodyText"/>
       </w:pPr>
       <w:r>
-        <w:t xml:space="preserve">Version date: November 19, 2025.</w:t>
+        <w:t xml:space="preserve">Version date: March 07, 2026.</w:t>
       </w:r>
     </w:p>
     <w:p>
@@ -23409,7 +23409,7 @@
         <w:t xml:space="preserve">9. Logistic regression</w:t>
       </w:r>
     </w:p>
-    <w:bookmarkStart w:id="210" w:name="belajar"/>
+    <w:bookmarkStart w:id="210" w:name="belajar-1"/>
     <w:p>
       <w:pPr>
         <w:pStyle w:val="Heading2"/>

--- a/Pengantar-Web-Mining.docx
+++ b/Pengantar-Web-Mining.docx
@@ -170,22 +170,32 @@
       </w:r>
     </w:p>
     <w:bookmarkEnd w:id="23"/>
-    <w:bookmarkStart w:id="25" w:name="analisa-jejaring-sosial"/>
+    <w:bookmarkStart w:id="24" w:name="quarto-basics"/>
     <w:p>
       <w:pPr>
         <w:pStyle w:val="Heading1"/>
       </w:pPr>
       <w:r>
-        <w:t xml:space="preserve">1. Analisa Jejaring Sosial</w:t>
-      </w:r>
-    </w:p>
-    <w:bookmarkStart w:id="24" w:name="pendahuluan"/>
+        <w:t xml:space="preserve">1. Quarto Basics</w:t>
+      </w:r>
+    </w:p>
+    <w:bookmarkEnd w:id="24"/>
+    <w:bookmarkStart w:id="26" w:name="analisa-jejaring-sosial"/>
+    <w:p>
+      <w:pPr>
+        <w:pStyle w:val="Heading1"/>
+      </w:pPr>
+      <w:r>
+        <w:t xml:space="preserve">2. Analisa Jejaring Sosial</w:t>
+      </w:r>
+    </w:p>
+    <w:bookmarkStart w:id="25" w:name="pendahuluan"/>
     <w:p>
       <w:pPr>
         <w:pStyle w:val="Heading2"/>
       </w:pPr>
       <w:r>
-        <w:t xml:space="preserve">1.1</w:t>
+        <w:t xml:space="preserve">2.1</w:t>
       </w:r>
       <w:r>
         <w:t xml:space="preserve"> </w:t>
@@ -272,15 +282,15 @@
         <w:t xml:space="preserve">. Belajar tentang hubungan semacam itu dan menganalisisnya dari perspektif yang lebih luas dapat membantu menjawab banyak pertanyaan, seperti siapa orang-orang paling berpengaruh dalam jaringan? Atau kelompok orang mana yang lebih saling terhubung (mungkin dari kelompok tertentu)? Apa jenis hubungan antara berbagai pengguna dalam suatu kelompok? Sebagai contoh, di sebuah departemen, hal umum yang terlihat adalah adanya kelompok-kelompok kecil yang sering pergi makan siang bersama. Ini menunjukkan bahwa mereka lebih saling terhubung; demikian pula, ada orang-orang yang menjadi bagian dari hampir semua kelompok, dan orang-orang seperti itu diidentifikasi sebagai orang-orang paling berpengaruh dalam jaringan. Mengetahui kelompok atau orang-orang semacam itu dapat membantu terhubung melintasi jaringan dalam waktu minimum untuk tujuan apa pun. Semua pertanyaan ini ditemukan jawabannya dalam analisis jaringan sosial. Meskipun analisis jaringan sosial, merupakan topik besar yang perlu dipelajari, bab ini secara singkat memperkenalkan pembaca pada konsep jaringan, jaringan sosial, berbagai jenis jaringan, cara menganalisis suatu jaringan, dan akhirnya, sebuah studi kasus dari Facebook serta penyajian data tersebut dalam bentuk pengetahuan yang bermakna.</w:t>
       </w:r>
     </w:p>
-    <w:bookmarkEnd w:id="24"/>
     <w:bookmarkEnd w:id="25"/>
-    <w:bookmarkStart w:id="26" w:name="struktur"/>
+    <w:bookmarkEnd w:id="26"/>
+    <w:bookmarkStart w:id="27" w:name="struktur"/>
     <w:p>
       <w:pPr>
         <w:pStyle w:val="Heading1"/>
       </w:pPr>
       <w:r>
-        <w:t xml:space="preserve">2. Struktur</w:t>
+        <w:t xml:space="preserve">3. Struktur</w:t>
       </w:r>
     </w:p>
     <w:p>
@@ -375,14 +385,14 @@
         <w:t xml:space="preserve">Studi kasus pada dataset Facebook</w:t>
       </w:r>
     </w:p>
-    <w:bookmarkEnd w:id="26"/>
-    <w:bookmarkStart w:id="27" w:name="tujuan"/>
+    <w:bookmarkEnd w:id="27"/>
+    <w:bookmarkStart w:id="28" w:name="tujuan"/>
     <w:p>
       <w:pPr>
         <w:pStyle w:val="Heading1"/>
       </w:pPr>
       <w:r>
-        <w:t xml:space="preserve">3. Tujuan</w:t>
+        <w:t xml:space="preserve">4. Tujuan</w:t>
       </w:r>
     </w:p>
     <w:p>
@@ -393,14 +403,14 @@
         <w:t xml:space="preserve">Tujuan bab ini adalah memperkenalkan pembaca pada bidang yang sangat penting, yaitu analisis jaringan sosial. Bab ini akan dimulai dengan pengantar mengenai Analisis Jaringan Sosial (SNA), pembuatan jaringan menggunakan Python, serta berbagai atribut terkait SNA yang membantu memahami perilaku jaringan. Kita akan belajar dan mendemonstrasikan cara menemukan keterhubungan jaringan serta peran pengaruh dalam jaringan menggunakan program Python. Di akhir, kita akan membahas studi kasus pada dataset Facebook untuk menerapkan dan memahami pembelajaran dari bab ini.</w:t>
       </w:r>
     </w:p>
-    <w:bookmarkEnd w:id="27"/>
-    <w:bookmarkStart w:id="54" w:name="pengantar-analisis-jaringan-sosial"/>
+    <w:bookmarkEnd w:id="28"/>
+    <w:bookmarkStart w:id="55" w:name="pengantar-analisis-jaringan-sosial"/>
     <w:p>
       <w:pPr>
         <w:pStyle w:val="Heading1"/>
       </w:pPr>
       <w:r>
-        <w:t xml:space="preserve">4. Pengantar Analisis Jaringan Sosial</w:t>
+        <w:t xml:space="preserve">5. Pengantar Analisis Jaringan Sosial</w:t>
       </w:r>
     </w:p>
     <w:p>
@@ -644,18 +654,18 @@
           <wp:inline>
             <wp:extent cx="3771900" cy="1401325"/>
             <wp:effectExtent b="0" l="0" r="0" t="0"/>
-            <wp:docPr descr="" title="" id="29" name="Picture"/>
+            <wp:docPr descr="" title="" id="30" name="Picture"/>
             <a:graphic>
               <a:graphicData uri="http://schemas.openxmlformats.org/drawingml/2006/picture">
                 <pic:pic>
                   <pic:nvPicPr>
-                    <pic:cNvPr descr="grafik/../images/clipboard-1594689754.png" id="30" name="Picture"/>
+                    <pic:cNvPr descr="grafik/../images/clipboard-1594689754.png" id="31" name="Picture"/>
                     <pic:cNvPicPr>
                       <a:picLocks noChangeArrowheads="1" noChangeAspect="1"/>
                     </pic:cNvPicPr>
                   </pic:nvPicPr>
                   <pic:blipFill>
-                    <a:blip r:embed="rId28"/>
+                    <a:blip r:embed="rId29"/>
                     <a:stretch>
                       <a:fillRect/>
                     </a:stretch>
@@ -719,18 +729,18 @@
           <wp:inline>
             <wp:extent cx="3771900" cy="1720121"/>
             <wp:effectExtent b="0" l="0" r="0" t="0"/>
-            <wp:docPr descr="" title="" id="32" name="Picture"/>
+            <wp:docPr descr="" title="" id="33" name="Picture"/>
             <a:graphic>
               <a:graphicData uri="http://schemas.openxmlformats.org/drawingml/2006/picture">
                 <pic:pic>
                   <pic:nvPicPr>
-                    <pic:cNvPr descr="grafik/../images/clipboard-3498621282.png" id="33" name="Picture"/>
+                    <pic:cNvPr descr="grafik/../images/clipboard-3498621282.png" id="34" name="Picture"/>
                     <pic:cNvPicPr>
                       <a:picLocks noChangeArrowheads="1" noChangeAspect="1"/>
                     </pic:cNvPicPr>
                   </pic:nvPicPr>
                   <pic:blipFill>
-                    <a:blip r:embed="rId31"/>
+                    <a:blip r:embed="rId32"/>
                     <a:stretch>
                       <a:fillRect/>
                     </a:stretch>
@@ -839,13 +849,13 @@
         </w:pict>
       </w:r>
     </w:p>
-    <w:bookmarkStart w:id="34" w:name="membuat-sebuah-jaringan"/>
+    <w:bookmarkStart w:id="35" w:name="membuat-sebuah-jaringan"/>
     <w:p>
       <w:pPr>
         <w:pStyle w:val="Heading3"/>
       </w:pPr>
       <w:r>
-        <w:t xml:space="preserve">4.0.1 Membuat sebuah jaringan</w:t>
+        <w:t xml:space="preserve">5.0.1 Membuat sebuah jaringan</w:t>
       </w:r>
     </w:p>
     <w:p>
@@ -1136,14 +1146,14 @@
         <w:t xml:space="preserve">[('A', 'B'), ('B', 'C')]</w:t>
       </w:r>
     </w:p>
-    <w:bookmarkEnd w:id="34"/>
-    <w:bookmarkStart w:id="35" w:name="deteksi-komunitas"/>
+    <w:bookmarkEnd w:id="35"/>
+    <w:bookmarkStart w:id="36" w:name="deteksi-komunitas"/>
     <w:p>
       <w:pPr>
         <w:pStyle w:val="Heading2"/>
       </w:pPr>
       <w:r>
-        <w:t xml:space="preserve">4.1 Deteksi Komunitas</w:t>
+        <w:t xml:space="preserve">5.1 Deteksi Komunitas</w:t>
       </w:r>
     </w:p>
     <w:p>
@@ -1312,14 +1322,14 @@
         <w:t xml:space="preserve">Seiring dihapusnya sisi-sisi, graf secara bertahap terpecah menjadi komponen-komponen terhubung yang terpisah, yang mewakili komunitas yang berbeda.</w:t>
       </w:r>
     </w:p>
-    <w:bookmarkEnd w:id="35"/>
-    <w:bookmarkStart w:id="39" w:name="X9b6810e6db42297e9996332b5094bc96154ba1a"/>
+    <w:bookmarkEnd w:id="36"/>
+    <w:bookmarkStart w:id="40" w:name="X9b6810e6db42297e9996332b5094bc96154ba1a"/>
     <w:p>
       <w:pPr>
         <w:pStyle w:val="Heading2"/>
       </w:pPr>
       <w:r>
-        <w:t xml:space="preserve">4.2</w:t>
+        <w:t xml:space="preserve">5.2</w:t>
       </w:r>
       <w:r>
         <w:t xml:space="preserve"> </w:t>
@@ -2444,18 +2454,18 @@
           <wp:inline>
             <wp:extent cx="3771900" cy="2851785"/>
             <wp:effectExtent b="0" l="0" r="0" t="0"/>
-            <wp:docPr descr="" title="" id="37" name="Picture"/>
+            <wp:docPr descr="" title="" id="38" name="Picture"/>
             <a:graphic>
               <a:graphicData uri="http://schemas.openxmlformats.org/drawingml/2006/picture">
                 <pic:pic>
                   <pic:nvPicPr>
-                    <pic:cNvPr descr="grafik/snacode_files/figure-docx/cell-4-output-2.png" id="38" name="Picture"/>
+                    <pic:cNvPr descr="grafik/snacode_files/figure-docx/cell-4-output-2.png" id="39" name="Picture"/>
                     <pic:cNvPicPr>
                       <a:picLocks noChangeArrowheads="1" noChangeAspect="1"/>
                     </pic:cNvPicPr>
                   </pic:nvPicPr>
                   <pic:blipFill>
-                    <a:blip r:embed="rId36"/>
+                    <a:blip r:embed="rId37"/>
                     <a:stretch>
                       <a:fillRect/>
                     </a:stretch>
@@ -5143,14 +5153,14 @@
         <w:t xml:space="preserve">Komunitas Optimal (setelah pemisahan pertama): [{'B', 'A', 'C'}, {'E', 'D'}]</w:t>
       </w:r>
     </w:p>
-    <w:bookmarkEnd w:id="39"/>
-    <w:bookmarkStart w:id="40" w:name="louvain-algorithm"/>
+    <w:bookmarkEnd w:id="40"/>
+    <w:bookmarkStart w:id="41" w:name="louvain-algorithm"/>
     <w:p>
       <w:pPr>
         <w:pStyle w:val="Heading2"/>
       </w:pPr>
       <w:r>
-        <w:t xml:space="preserve">4.3 Louvain Algorithm</w:t>
+        <w:t xml:space="preserve">5.3 Louvain Algorithm</w:t>
       </w:r>
     </w:p>
     <w:p>
@@ -5352,14 +5362,14 @@
         </w:pict>
       </w:r>
     </w:p>
-    <w:bookmarkEnd w:id="40"/>
-    <w:bookmarkStart w:id="41" w:name="modularity-q"/>
+    <w:bookmarkEnd w:id="41"/>
+    <w:bookmarkStart w:id="42" w:name="modularity-q"/>
     <w:p>
       <w:pPr>
         <w:pStyle w:val="Heading2"/>
       </w:pPr>
       <w:r>
-        <w:t xml:space="preserve">4.4 Modularity (</w:t>
+        <w:t xml:space="preserve">5.4 Modularity (</w:t>
       </w:r>
       <m:oMath>
         <m:r>
@@ -6112,23 +6122,23 @@
         </w:pict>
       </w:r>
     </w:p>
-    <w:bookmarkEnd w:id="41"/>
-    <w:bookmarkStart w:id="44" w:name="dua-fase-utama-louvain"/>
+    <w:bookmarkEnd w:id="42"/>
+    <w:bookmarkStart w:id="45" w:name="dua-fase-utama-louvain"/>
     <w:p>
       <w:pPr>
         <w:pStyle w:val="Heading2"/>
       </w:pPr>
       <w:r>
-        <w:t xml:space="preserve">4.5 Dua Fase Utama Louvain</w:t>
-      </w:r>
-    </w:p>
-    <w:bookmarkStart w:id="42" w:name="fase-1-local-moving"/>
+        <w:t xml:space="preserve">5.5 Dua Fase Utama Louvain</w:t>
+      </w:r>
+    </w:p>
+    <w:bookmarkStart w:id="43" w:name="fase-1-local-moving"/>
     <w:p>
       <w:pPr>
         <w:pStyle w:val="Heading3"/>
       </w:pPr>
       <w:r>
-        <w:t xml:space="preserve">4.5.1</w:t>
+        <w:t xml:space="preserve">5.5.1</w:t>
       </w:r>
       <w:r>
         <w:t xml:space="preserve"> </w:t>
@@ -6631,14 +6641,14 @@
         </w:pict>
       </w:r>
     </w:p>
-    <w:bookmarkEnd w:id="42"/>
-    <w:bookmarkStart w:id="43" w:name="fase-2-aggregation"/>
+    <w:bookmarkEnd w:id="43"/>
+    <w:bookmarkStart w:id="44" w:name="fase-2-aggregation"/>
     <w:p>
       <w:pPr>
         <w:pStyle w:val="Heading3"/>
       </w:pPr>
       <w:r>
-        <w:t xml:space="preserve">4.5.2</w:t>
+        <w:t xml:space="preserve">5.5.2</w:t>
       </w:r>
       <w:r>
         <w:t xml:space="preserve"> </w:t>
@@ -7030,15 +7040,15 @@
         </w:pict>
       </w:r>
     </w:p>
-    <w:bookmarkEnd w:id="43"/>
     <w:bookmarkEnd w:id="44"/>
-    <w:bookmarkStart w:id="53" w:name="contoh-graf-5-node"/>
+    <w:bookmarkEnd w:id="45"/>
+    <w:bookmarkStart w:id="54" w:name="contoh-graf-5-node"/>
     <w:p>
       <w:pPr>
         <w:pStyle w:val="Heading2"/>
       </w:pPr>
       <w:r>
-        <w:t xml:space="preserve">4.6 Contoh Graf 5 Node</w:t>
+        <w:t xml:space="preserve">5.6 Contoh Graf 5 Node</w:t>
       </w:r>
     </w:p>
     <w:p>
@@ -7056,18 +7066,18 @@
           <wp:inline>
             <wp:extent cx="3771900" cy="2514600"/>
             <wp:effectExtent b="0" l="0" r="0" t="0"/>
-            <wp:docPr descr="image" title="" id="46" name="Picture"/>
+            <wp:docPr descr="image" title="" id="47" name="Picture"/>
             <a:graphic>
               <a:graphicData uri="http://schemas.openxmlformats.org/drawingml/2006/picture">
                 <pic:pic>
                   <pic:nvPicPr>
-                    <pic:cNvPr descr="https://hackmd.io/_uploads/ryMiFQoebx.png" id="47" name="Picture"/>
+                    <pic:cNvPr descr="https://hackmd.io/_uploads/ryMiFQoebx.png" id="48" name="Picture"/>
                     <pic:cNvPicPr>
                       <a:picLocks noChangeArrowheads="1" noChangeAspect="1"/>
                     </pic:cNvPicPr>
                   </pic:nvPicPr>
                   <pic:blipFill>
-                    <a:blip r:embed="rId45"/>
+                    <a:blip r:embed="rId46"/>
                     <a:stretch>
                       <a:fillRect/>
                     </a:stretch>
@@ -7371,13 +7381,13 @@
         <w:t xml:space="preserve">- C₁={A}, C₂={B}, C₃={C}, C₄={D}, C₅={E}</w:t>
       </w:r>
     </w:p>
-    <w:bookmarkStart w:id="52" w:name="iterasi-1-fase-local-moving"/>
+    <w:bookmarkStart w:id="53" w:name="iterasi-1-fase-local-moving"/>
     <w:p>
       <w:pPr>
         <w:pStyle w:val="Heading3"/>
       </w:pPr>
       <w:r>
-        <w:t xml:space="preserve">4.6.1 Iterasi 1 — Fase Local Moving</w:t>
+        <w:t xml:space="preserve">5.6.1 Iterasi 1 — Fase Local Moving</w:t>
       </w:r>
     </w:p>
     <w:p>
@@ -7404,13 +7414,13 @@
         <w:t xml:space="preserve">(node paling terhubung) ke komunitas tetangga.</w:t>
       </w:r>
     </w:p>
-    <w:bookmarkStart w:id="48" w:name="opsi-1-gabung-c-ke-komunitas-a-c₃-c₁"/>
+    <w:bookmarkStart w:id="49" w:name="opsi-1-gabung-c-ke-komunitas-a-c₃-c₁"/>
     <w:p>
       <w:pPr>
         <w:pStyle w:val="Heading4"/>
       </w:pPr>
       <w:r>
-        <w:t xml:space="preserve">4.6.1.1 Opsi 1: Gabung C ke komunitas A (C₃ → C₁)</w:t>
+        <w:t xml:space="preserve">5.6.1.1 Opsi 1: Gabung C ke komunitas A (C₃ → C₁)</w:t>
       </w:r>
     </w:p>
     <w:p>
@@ -7712,14 +7722,14 @@
         </m:oMath>
       </m:oMathPara>
     </w:p>
-    <w:bookmarkEnd w:id="48"/>
-    <w:bookmarkStart w:id="49" w:name="Xcf4e5ab8efd018f65c9866eeee33b7c9cdc1306"/>
+    <w:bookmarkEnd w:id="49"/>
+    <w:bookmarkStart w:id="50" w:name="Xcf4e5ab8efd018f65c9866eeee33b7c9cdc1306"/>
     <w:p>
       <w:pPr>
         <w:pStyle w:val="Heading4"/>
       </w:pPr>
       <w:r>
-        <w:t xml:space="preserve">4.6.1.2 Opsi 2: Gabung C ke komunitas B → sama,</w:t>
+        <w:t xml:space="preserve">5.6.1.2 Opsi 2: Gabung C ke komunitas B → sama,</w:t>
       </w:r>
       <w:r>
         <w:t xml:space="preserve"> </w:t>
@@ -7732,14 +7742,14 @@
         <w:t xml:space="preserve">Q=0.04</w:t>
       </w:r>
     </w:p>
-    <w:bookmarkEnd w:id="49"/>
-    <w:bookmarkStart w:id="50" w:name="X4c1a82df1085488235e548cad62e55790106b32"/>
+    <w:bookmarkEnd w:id="50"/>
+    <w:bookmarkStart w:id="51" w:name="X4c1a82df1085488235e548cad62e55790106b32"/>
     <w:p>
       <w:pPr>
         <w:pStyle w:val="Heading4"/>
       </w:pPr>
       <w:r>
-        <w:t xml:space="preserve">4.6.1.3 Opsi 3: Gabung C ke komunitas</w:t>
+        <w:t xml:space="preserve">5.6.1.3 Opsi 3: Gabung C ke komunitas</w:t>
       </w:r>
       <w:r>
         <w:t xml:space="preserve"> </w:t>
@@ -8033,14 +8043,14 @@
         </m:oMath>
       </m:oMathPara>
     </w:p>
-    <w:bookmarkEnd w:id="50"/>
-    <w:bookmarkStart w:id="51" w:name="X60205da974ca1a44ee0ab1ca3010f7585a6ec28"/>
+    <w:bookmarkEnd w:id="51"/>
+    <w:bookmarkStart w:id="52" w:name="X60205da974ca1a44ee0ab1ca3010f7585a6ec28"/>
     <w:p>
       <w:pPr>
         <w:pStyle w:val="Heading4"/>
       </w:pPr>
       <w:r>
-        <w:t xml:space="preserve">4.6.1.4 Sekarang tambahkan D dan E ke komunitas masing-masing, lalu coba gabung D–E:</w:t>
+        <w:t xml:space="preserve">5.6.1.4 Sekarang tambahkan D dan E ke komunitas masing-masing, lalu coba gabung D–E:</w:t>
       </w:r>
     </w:p>
     <w:p>
@@ -8333,26 +8343,26 @@
         <w:t xml:space="preserve">.</w:t>
       </w:r>
     </w:p>
-    <w:bookmarkEnd w:id="51"/>
     <w:bookmarkEnd w:id="52"/>
     <w:bookmarkEnd w:id="53"/>
     <w:bookmarkEnd w:id="54"/>
-    <w:bookmarkStart w:id="105" w:name="section"/>
+    <w:bookmarkEnd w:id="55"/>
+    <w:bookmarkStart w:id="106" w:name="section"/>
     <w:p>
       <w:pPr>
         <w:pStyle w:val="Heading1"/>
       </w:pPr>
       <w:r>
-        <w:t xml:space="preserve">5. </w:t>
-      </w:r>
-    </w:p>
-    <w:bookmarkStart w:id="58" w:name="implementasi-python"/>
+        <w:t xml:space="preserve">6. </w:t>
+      </w:r>
+    </w:p>
+    <w:bookmarkStart w:id="59" w:name="implementasi-python"/>
     <w:p>
       <w:pPr>
         <w:pStyle w:val="Heading2"/>
       </w:pPr>
       <w:r>
-        <w:t xml:space="preserve">5.1 Implementasi Python</w:t>
+        <w:t xml:space="preserve">6.1 Implementasi Python</w:t>
       </w:r>
     </w:p>
     <w:p>
@@ -8903,18 +8913,18 @@
           <wp:inline>
             <wp:extent cx="3771900" cy="2514600"/>
             <wp:effectExtent b="0" l="0" r="0" t="0"/>
-            <wp:docPr descr="image" title="" id="56" name="Picture"/>
+            <wp:docPr descr="image" title="" id="57" name="Picture"/>
             <a:graphic>
               <a:graphicData uri="http://schemas.openxmlformats.org/drawingml/2006/picture">
                 <pic:pic>
                   <pic:nvPicPr>
-                    <pic:cNvPr descr="https://hackmd.io/_uploads/r103nQjxWe.png" id="57" name="Picture"/>
+                    <pic:cNvPr descr="https://hackmd.io/_uploads/r103nQjxWe.png" id="58" name="Picture"/>
                     <pic:cNvPicPr>
                       <a:picLocks noChangeArrowheads="1" noChangeAspect="1"/>
                     </pic:cNvPicPr>
                   </pic:nvPicPr>
                   <pic:blipFill>
-                    <a:blip r:embed="rId55"/>
+                    <a:blip r:embed="rId56"/>
                     <a:stretch>
                       <a:fillRect/>
                     </a:stretch>
@@ -8956,14 +8966,14 @@
         </w:pict>
       </w:r>
     </w:p>
-    <w:bookmarkEnd w:id="58"/>
-    <w:bookmarkStart w:id="61" w:name="kelebihan-batasan"/>
+    <w:bookmarkEnd w:id="59"/>
+    <w:bookmarkStart w:id="62" w:name="kelebihan-batasan"/>
     <w:p>
       <w:pPr>
         <w:pStyle w:val="Heading2"/>
       </w:pPr>
       <w:r>
-        <w:t xml:space="preserve">5.2 Kelebihan &amp; Batasan</w:t>
+        <w:t xml:space="preserve">6.2 Kelebihan &amp; Batasan</w:t>
       </w:r>
     </w:p>
     <w:tbl>
@@ -9268,13 +9278,13 @@
         </w:pict>
       </w:r>
     </w:p>
-    <w:bookmarkStart w:id="59" w:name="langkah-langkah"/>
+    <w:bookmarkStart w:id="60" w:name="langkah-langkah"/>
     <w:p>
       <w:pPr>
         <w:pStyle w:val="Heading3"/>
       </w:pPr>
       <w:r>
-        <w:t xml:space="preserve">5.2.1 Langkah-langkah:</w:t>
+        <w:t xml:space="preserve">6.2.1 Langkah-langkah:</w:t>
       </w:r>
     </w:p>
     <w:p>
@@ -9384,14 +9394,14 @@
         </w:pict>
       </w:r>
     </w:p>
-    <w:bookmarkEnd w:id="59"/>
-    <w:bookmarkStart w:id="60" w:name="graf"/>
+    <w:bookmarkEnd w:id="60"/>
+    <w:bookmarkStart w:id="61" w:name="graf"/>
     <w:p>
       <w:pPr>
         <w:pStyle w:val="Heading3"/>
       </w:pPr>
       <w:r>
-        <w:t xml:space="preserve">5.2.2 Graf:</w:t>
+        <w:t xml:space="preserve">6.2.2 Graf:</w:t>
       </w:r>
     </w:p>
     <w:p>
@@ -9466,15 +9476,15 @@
         </w:pict>
       </w:r>
     </w:p>
-    <w:bookmarkEnd w:id="60"/>
     <w:bookmarkEnd w:id="61"/>
-    <w:bookmarkStart w:id="62" w:name="langkah-1-daftar-semua-pasangan-node"/>
+    <w:bookmarkEnd w:id="62"/>
+    <w:bookmarkStart w:id="63" w:name="langkah-1-daftar-semua-pasangan-node"/>
     <w:p>
       <w:pPr>
         <w:pStyle w:val="Heading2"/>
       </w:pPr>
       <w:r>
-        <w:t xml:space="preserve">5.3 Langkah 1: Daftar semua pasangan node</w:t>
+        <w:t xml:space="preserve">6.3 Langkah 1: Daftar semua pasangan node</w:t>
       </w:r>
     </w:p>
     <w:p>
@@ -9516,14 +9526,14 @@
         </w:pict>
       </w:r>
     </w:p>
-    <w:bookmarkEnd w:id="62"/>
-    <w:bookmarkStart w:id="73" w:name="Xa8b9e8d5d6c1e0c130352390451a7f801578b13"/>
+    <w:bookmarkEnd w:id="63"/>
+    <w:bookmarkStart w:id="74" w:name="Xa8b9e8d5d6c1e0c130352390451a7f801578b13"/>
     <w:p>
       <w:pPr>
         <w:pStyle w:val="Heading2"/>
       </w:pPr>
       <w:r>
-        <w:t xml:space="preserve">5.4 Langkah 2: Hitung shortest paths dan catat edge yang dilewati</w:t>
+        <w:t xml:space="preserve">6.4 Langkah 2: Hitung shortest paths dan catat edge yang dilewati</w:t>
       </w:r>
     </w:p>
     <w:p>
@@ -9550,13 +9560,13 @@
         </w:pict>
       </w:r>
     </w:p>
-    <w:bookmarkStart w:id="63" w:name="a-b"/>
+    <w:bookmarkStart w:id="64" w:name="a-b"/>
     <w:p>
       <w:pPr>
         <w:pStyle w:val="Heading3"/>
       </w:pPr>
       <w:r>
-        <w:t xml:space="preserve">5.4.1 1. A → B</w:t>
+        <w:t xml:space="preserve">6.4.1 1. A → B</w:t>
       </w:r>
     </w:p>
     <w:p>
@@ -9608,14 +9618,14 @@
         </w:pict>
       </w:r>
     </w:p>
-    <w:bookmarkEnd w:id="63"/>
-    <w:bookmarkStart w:id="64" w:name="a-c"/>
+    <w:bookmarkEnd w:id="64"/>
+    <w:bookmarkStart w:id="65" w:name="a-c"/>
     <w:p>
       <w:pPr>
         <w:pStyle w:val="Heading3"/>
       </w:pPr>
       <w:r>
-        <w:t xml:space="preserve">5.4.2 2. A → C</w:t>
+        <w:t xml:space="preserve">6.4.2 2. A → C</w:t>
       </w:r>
     </w:p>
     <w:p>
@@ -9667,14 +9677,14 @@
         </w:pict>
       </w:r>
     </w:p>
-    <w:bookmarkEnd w:id="64"/>
-    <w:bookmarkStart w:id="65" w:name="a-d"/>
+    <w:bookmarkEnd w:id="65"/>
+    <w:bookmarkStart w:id="66" w:name="a-d"/>
     <w:p>
       <w:pPr>
         <w:pStyle w:val="Heading3"/>
       </w:pPr>
       <w:r>
-        <w:t xml:space="preserve">5.4.3 3. A → D</w:t>
+        <w:t xml:space="preserve">6.4.3 3. A → D</w:t>
       </w:r>
     </w:p>
     <w:p>
@@ -9745,14 +9755,14 @@
         </w:pict>
       </w:r>
     </w:p>
-    <w:bookmarkEnd w:id="65"/>
-    <w:bookmarkStart w:id="66" w:name="a-e"/>
+    <w:bookmarkEnd w:id="66"/>
+    <w:bookmarkStart w:id="67" w:name="a-e"/>
     <w:p>
       <w:pPr>
         <w:pStyle w:val="Heading3"/>
       </w:pPr>
       <w:r>
-        <w:t xml:space="preserve">5.4.4 4. A → E</w:t>
+        <w:t xml:space="preserve">6.4.4 4. A → E</w:t>
       </w:r>
     </w:p>
     <w:p>
@@ -9842,14 +9852,14 @@
         </w:pict>
       </w:r>
     </w:p>
-    <w:bookmarkEnd w:id="66"/>
-    <w:bookmarkStart w:id="67" w:name="b-c"/>
+    <w:bookmarkEnd w:id="67"/>
+    <w:bookmarkStart w:id="68" w:name="b-c"/>
     <w:p>
       <w:pPr>
         <w:pStyle w:val="Heading3"/>
       </w:pPr>
       <w:r>
-        <w:t xml:space="preserve">5.4.5 5. B → C</w:t>
+        <w:t xml:space="preserve">6.4.5 5. B → C</w:t>
       </w:r>
     </w:p>
     <w:p>
@@ -9901,14 +9911,14 @@
         </w:pict>
       </w:r>
     </w:p>
-    <w:bookmarkEnd w:id="67"/>
-    <w:bookmarkStart w:id="68" w:name="b-d"/>
+    <w:bookmarkEnd w:id="68"/>
+    <w:bookmarkStart w:id="69" w:name="b-d"/>
     <w:p>
       <w:pPr>
         <w:pStyle w:val="Heading3"/>
       </w:pPr>
       <w:r>
-        <w:t xml:space="preserve">5.4.6 6. B → D</w:t>
+        <w:t xml:space="preserve">6.4.6 6. B → D</w:t>
       </w:r>
     </w:p>
     <w:p>
@@ -9979,14 +9989,14 @@
         </w:pict>
       </w:r>
     </w:p>
-    <w:bookmarkEnd w:id="68"/>
-    <w:bookmarkStart w:id="69" w:name="b-e"/>
+    <w:bookmarkEnd w:id="69"/>
+    <w:bookmarkStart w:id="70" w:name="b-e"/>
     <w:p>
       <w:pPr>
         <w:pStyle w:val="Heading3"/>
       </w:pPr>
       <w:r>
-        <w:t xml:space="preserve">5.4.7 7. B → E</w:t>
+        <w:t xml:space="preserve">6.4.7 7. B → E</w:t>
       </w:r>
     </w:p>
     <w:p>
@@ -10076,14 +10086,14 @@
         </w:pict>
       </w:r>
     </w:p>
-    <w:bookmarkEnd w:id="69"/>
-    <w:bookmarkStart w:id="70" w:name="c-d"/>
+    <w:bookmarkEnd w:id="70"/>
+    <w:bookmarkStart w:id="71" w:name="c-d"/>
     <w:p>
       <w:pPr>
         <w:pStyle w:val="Heading3"/>
       </w:pPr>
       <w:r>
-        <w:t xml:space="preserve">5.4.8 8. C → D</w:t>
+        <w:t xml:space="preserve">6.4.8 8. C → D</w:t>
       </w:r>
     </w:p>
     <w:p>
@@ -10135,14 +10145,14 @@
         </w:pict>
       </w:r>
     </w:p>
-    <w:bookmarkEnd w:id="70"/>
-    <w:bookmarkStart w:id="71" w:name="c-e"/>
+    <w:bookmarkEnd w:id="71"/>
+    <w:bookmarkStart w:id="72" w:name="c-e"/>
     <w:p>
       <w:pPr>
         <w:pStyle w:val="Heading3"/>
       </w:pPr>
       <w:r>
-        <w:t xml:space="preserve">5.4.9 9. C → E</w:t>
+        <w:t xml:space="preserve">6.4.9 9. C → E</w:t>
       </w:r>
     </w:p>
     <w:p>
@@ -10213,14 +10223,14 @@
         </w:pict>
       </w:r>
     </w:p>
-    <w:bookmarkEnd w:id="71"/>
-    <w:bookmarkStart w:id="72" w:name="d-e"/>
+    <w:bookmarkEnd w:id="72"/>
+    <w:bookmarkStart w:id="73" w:name="d-e"/>
     <w:p>
       <w:pPr>
         <w:pStyle w:val="Heading3"/>
       </w:pPr>
       <w:r>
-        <w:t xml:space="preserve">5.4.10 10. D → E</w:t>
+        <w:t xml:space="preserve">6.4.10 10. D → E</w:t>
       </w:r>
     </w:p>
     <w:p>
@@ -10272,15 +10282,15 @@
         </w:pict>
       </w:r>
     </w:p>
-    <w:bookmarkEnd w:id="72"/>
     <w:bookmarkEnd w:id="73"/>
-    <w:bookmarkStart w:id="74" w:name="Xde98de5304fe283089c41c075dbd023e52fd16b"/>
+    <w:bookmarkEnd w:id="74"/>
+    <w:bookmarkStart w:id="75" w:name="Xde98de5304fe283089c41c075dbd023e52fd16b"/>
     <w:p>
       <w:pPr>
         <w:pStyle w:val="Heading2"/>
       </w:pPr>
       <w:r>
-        <w:t xml:space="preserve">5.5 Langkah 3: Ringkasan Edge Betweenness Centrality</w:t>
+        <w:t xml:space="preserve">6.5 Langkah 3: Ringkasan Edge Betweenness Centrality</w:t>
       </w:r>
     </w:p>
     <w:tbl>
@@ -10448,14 +10458,14 @@
         </w:pict>
       </w:r>
     </w:p>
-    <w:bookmarkEnd w:id="74"/>
-    <w:bookmarkStart w:id="75" w:name="jawaban-akhir"/>
+    <w:bookmarkEnd w:id="75"/>
+    <w:bookmarkStart w:id="76" w:name="jawaban-akhir"/>
     <w:p>
       <w:pPr>
         <w:pStyle w:val="Heading2"/>
       </w:pPr>
       <w:r>
-        <w:t xml:space="preserve">5.6 ✅ Jawaban Akhir:</w:t>
+        <w:t xml:space="preserve">6.6 ✅ Jawaban Akhir:</w:t>
       </w:r>
     </w:p>
     <w:p>
@@ -10672,23 +10682,23 @@
         </w:pict>
       </w:r>
     </w:p>
-    <w:bookmarkEnd w:id="75"/>
-    <w:bookmarkStart w:id="77" w:name="langkah-langkah-manual"/>
+    <w:bookmarkEnd w:id="76"/>
+    <w:bookmarkStart w:id="78" w:name="langkah-langkah-manual"/>
     <w:p>
       <w:pPr>
         <w:pStyle w:val="Heading2"/>
       </w:pPr>
       <w:r>
-        <w:t xml:space="preserve">5.7 Langkah-langkah Manual</w:t>
-      </w:r>
-    </w:p>
-    <w:bookmarkStart w:id="76" w:name="graf-awal"/>
+        <w:t xml:space="preserve">6.7 Langkah-langkah Manual</w:t>
+      </w:r>
+    </w:p>
+    <w:bookmarkStart w:id="77" w:name="graf-awal"/>
     <w:p>
       <w:pPr>
         <w:pStyle w:val="Heading3"/>
       </w:pPr>
       <w:r>
-        <w:t xml:space="preserve">5.7.1 Graf Awal:</w:t>
+        <w:t xml:space="preserve">6.7.1 Graf Awal:</w:t>
       </w:r>
     </w:p>
     <w:p>
@@ -10920,15 +10930,15 @@
         </w:pict>
       </w:r>
     </w:p>
-    <w:bookmarkEnd w:id="76"/>
     <w:bookmarkEnd w:id="77"/>
-    <w:bookmarkStart w:id="78" w:name="X522476a7412fa21921dc899c01f18cb410dc6d4"/>
+    <w:bookmarkEnd w:id="78"/>
+    <w:bookmarkStart w:id="79" w:name="X522476a7412fa21921dc899c01f18cb410dc6d4"/>
     <w:p>
       <w:pPr>
         <w:pStyle w:val="Heading2"/>
       </w:pPr>
       <w:r>
-        <w:t xml:space="preserve">5.8 🔪 Iterasi 1: Hapus edge dengan betweenness tertinggi →</w:t>
+        <w:t xml:space="preserve">6.8 🔪 Iterasi 1: Hapus edge dengan betweenness tertinggi →</w:t>
       </w:r>
       <w:r>
         <w:t xml:space="preserve"> </w:t>
@@ -11037,14 +11047,14 @@
         </w:pict>
       </w:r>
     </w:p>
-    <w:bookmarkEnd w:id="78"/>
-    <w:bookmarkStart w:id="84" w:name="X3640ab2735f92cc79590cd40278f63adf1d2c70"/>
+    <w:bookmarkEnd w:id="79"/>
+    <w:bookmarkStart w:id="85" w:name="X3640ab2735f92cc79590cd40278f63adf1d2c70"/>
     <w:p>
       <w:pPr>
         <w:pStyle w:val="Heading2"/>
       </w:pPr>
       <w:r>
-        <w:t xml:space="preserve">5.9 🔁 Iterasi 2: Hitung ulang edge betweenness untuk setiap komponen</w:t>
+        <w:t xml:space="preserve">6.9 🔁 Iterasi 2: Hitung ulang edge betweenness untuk setiap komponen</w:t>
       </w:r>
     </w:p>
     <w:p>
@@ -11078,13 +11088,13 @@
         </w:pict>
       </w:r>
     </w:p>
-    <w:bookmarkStart w:id="82" w:name="komponen-1-a-b-c-graf-lengkap-triangle"/>
+    <w:bookmarkStart w:id="83" w:name="komponen-1-a-b-c-graf-lengkap-triangle"/>
     <w:p>
       <w:pPr>
         <w:pStyle w:val="Heading3"/>
       </w:pPr>
       <w:r>
-        <w:t xml:space="preserve">5.9.1 ➤ Komponen 1: {A, B, C} — graf lengkap (triangle)</w:t>
+        <w:t xml:space="preserve">6.9.1 ➤ Komponen 1: {A, B, C} — graf lengkap (triangle)</w:t>
       </w:r>
     </w:p>
     <w:p>
@@ -11111,13 +11121,13 @@
         <w:t xml:space="preserve">Pasangan: (A,B), (A,C), (B,C)</w:t>
       </w:r>
     </w:p>
-    <w:bookmarkStart w:id="79" w:name="a-b-1"/>
+    <w:bookmarkStart w:id="80" w:name="a-b-1"/>
     <w:p>
       <w:pPr>
         <w:pStyle w:val="Heading4"/>
       </w:pPr>
       <w:r>
-        <w:t xml:space="preserve">5.9.1.1 1. A → B</w:t>
+        <w:t xml:space="preserve">6.9.1.1 1. A → B</w:t>
       </w:r>
     </w:p>
     <w:p>
@@ -11162,14 +11172,14 @@
         <w:t xml:space="preserve">→ Edge A-B: +1</w:t>
       </w:r>
     </w:p>
-    <w:bookmarkEnd w:id="79"/>
-    <w:bookmarkStart w:id="80" w:name="a-c-1"/>
+    <w:bookmarkEnd w:id="80"/>
+    <w:bookmarkStart w:id="81" w:name="a-c-1"/>
     <w:p>
       <w:pPr>
         <w:pStyle w:val="Heading4"/>
       </w:pPr>
       <w:r>
-        <w:t xml:space="preserve">5.9.1.2 2. A → C</w:t>
+        <w:t xml:space="preserve">6.9.1.2 2. A → C</w:t>
       </w:r>
     </w:p>
     <w:p>
@@ -11202,14 +11212,14 @@
         <w:t xml:space="preserve">→ Edge A-C: +1</w:t>
       </w:r>
     </w:p>
-    <w:bookmarkEnd w:id="80"/>
-    <w:bookmarkStart w:id="81" w:name="b-c-1"/>
+    <w:bookmarkEnd w:id="81"/>
+    <w:bookmarkStart w:id="82" w:name="b-c-1"/>
     <w:p>
       <w:pPr>
         <w:pStyle w:val="Heading4"/>
       </w:pPr>
       <w:r>
-        <w:t xml:space="preserve">5.9.1.3 3. B → C</w:t>
+        <w:t xml:space="preserve">6.9.1.3 3. B → C</w:t>
       </w:r>
     </w:p>
     <w:p>
@@ -11422,15 +11432,15 @@
         </w:pict>
       </w:r>
     </w:p>
-    <w:bookmarkEnd w:id="81"/>
     <w:bookmarkEnd w:id="82"/>
-    <w:bookmarkStart w:id="83" w:name="komponen-2-d-e-hanya-satu-edge"/>
+    <w:bookmarkEnd w:id="83"/>
+    <w:bookmarkStart w:id="84" w:name="komponen-2-d-e-hanya-satu-edge"/>
     <w:p>
       <w:pPr>
         <w:pStyle w:val="Heading3"/>
       </w:pPr>
       <w:r>
-        <w:t xml:space="preserve">5.9.2 ➤ Komponen 2: {D, E} — hanya satu edge</w:t>
+        <w:t xml:space="preserve">6.9.2 ➤ Komponen 2: {D, E} — hanya satu edge</w:t>
       </w:r>
     </w:p>
     <w:p>
@@ -11464,15 +11474,15 @@
         </w:pict>
       </w:r>
     </w:p>
-    <w:bookmarkEnd w:id="83"/>
     <w:bookmarkEnd w:id="84"/>
-    <w:bookmarkStart w:id="85" w:name="X6138640a6705a058ba464a5ce83bf8023bb0cd7"/>
+    <w:bookmarkEnd w:id="85"/>
+    <w:bookmarkStart w:id="86" w:name="X6138640a6705a058ba464a5ce83bf8023bb0cd7"/>
     <w:p>
       <w:pPr>
         <w:pStyle w:val="Heading2"/>
       </w:pPr>
       <w:r>
-        <w:t xml:space="preserve">5.10 🔪 Iterasi 2: Hapus edge dengan betweenness tertinggi di seluruh graf</w:t>
+        <w:t xml:space="preserve">6.10 🔪 Iterasi 2: Hapus edge dengan betweenness tertinggi di seluruh graf</w:t>
       </w:r>
     </w:p>
     <w:p>
@@ -11556,23 +11566,23 @@
         </w:pict>
       </w:r>
     </w:p>
-    <w:bookmarkEnd w:id="85"/>
-    <w:bookmarkStart w:id="91" w:name="iterasi-3-hitung-ulang-edge-betweenness"/>
+    <w:bookmarkEnd w:id="86"/>
+    <w:bookmarkStart w:id="92" w:name="iterasi-3-hitung-ulang-edge-betweenness"/>
     <w:p>
       <w:pPr>
         <w:pStyle w:val="Heading2"/>
       </w:pPr>
       <w:r>
-        <w:t xml:space="preserve">5.11 🔁 Iterasi 3: Hitung ulang edge betweenness</w:t>
-      </w:r>
-    </w:p>
-    <w:bookmarkStart w:id="89" w:name="X2d53c1c707e0d38944360b1f2f79a07a3223f99"/>
+        <w:t xml:space="preserve">6.11 🔁 Iterasi 3: Hitung ulang edge betweenness</w:t>
+      </w:r>
+    </w:p>
+    <w:bookmarkStart w:id="90" w:name="X2d53c1c707e0d38944360b1f2f79a07a3223f99"/>
     <w:p>
       <w:pPr>
         <w:pStyle w:val="Heading3"/>
       </w:pPr>
       <w:r>
-        <w:t xml:space="preserve">5.11.1 ➤ Komponen 1: {A, B, C} tanpa A-B → sekarang hanya sisa A-C dan B-C</w:t>
+        <w:t xml:space="preserve">6.11.1 ➤ Komponen 1: {A, B, C} tanpa A-B → sekarang hanya sisa A-C dan B-C</w:t>
       </w:r>
     </w:p>
     <w:p>
@@ -11599,13 +11609,13 @@
         <w:t xml:space="preserve">Pasangan node:</w:t>
       </w:r>
     </w:p>
-    <w:bookmarkStart w:id="86" w:name="a-b-2"/>
+    <w:bookmarkStart w:id="87" w:name="a-b-2"/>
     <w:p>
       <w:pPr>
         <w:pStyle w:val="Heading4"/>
       </w:pPr>
       <w:r>
-        <w:t xml:space="preserve">5.11.1.1 1. A → B</w:t>
+        <w:t xml:space="preserve">6.11.1.1 1. A → B</w:t>
       </w:r>
     </w:p>
     <w:p>
@@ -11660,14 +11670,14 @@
         <w:t xml:space="preserve">→ Edge B-C: +1</w:t>
       </w:r>
     </w:p>
-    <w:bookmarkEnd w:id="86"/>
-    <w:bookmarkStart w:id="87" w:name="a-c-2"/>
+    <w:bookmarkEnd w:id="87"/>
+    <w:bookmarkStart w:id="88" w:name="a-c-2"/>
     <w:p>
       <w:pPr>
         <w:pStyle w:val="Heading4"/>
       </w:pPr>
       <w:r>
-        <w:t xml:space="preserve">5.11.1.2 2. A → C</w:t>
+        <w:t xml:space="preserve">6.11.1.2 2. A → C</w:t>
       </w:r>
     </w:p>
     <w:p>
@@ -11700,14 +11710,14 @@
         <w:t xml:space="preserve">→ Edge A-C: +1 → total A-C = 2</w:t>
       </w:r>
     </w:p>
-    <w:bookmarkEnd w:id="87"/>
-    <w:bookmarkStart w:id="88" w:name="b-c-2"/>
+    <w:bookmarkEnd w:id="88"/>
+    <w:bookmarkStart w:id="89" w:name="b-c-2"/>
     <w:p>
       <w:pPr>
         <w:pStyle w:val="Heading4"/>
       </w:pPr>
       <w:r>
-        <w:t xml:space="preserve">5.11.1.3 3. B → C</w:t>
+        <w:t xml:space="preserve">6.11.1.3 3. B → C</w:t>
       </w:r>
     </w:p>
     <w:p>
@@ -11859,15 +11869,15 @@
         </w:pict>
       </w:r>
     </w:p>
-    <w:bookmarkEnd w:id="88"/>
     <w:bookmarkEnd w:id="89"/>
-    <w:bookmarkStart w:id="90" w:name="komponen-2-d-e-masih-d-e-betweenness1"/>
+    <w:bookmarkEnd w:id="90"/>
+    <w:bookmarkStart w:id="91" w:name="komponen-2-d-e-masih-d-e-betweenness1"/>
     <w:p>
       <w:pPr>
         <w:pStyle w:val="Heading3"/>
       </w:pPr>
       <w:r>
-        <w:t xml:space="preserve">5.11.2 ➤ Komponen 2: {D, E} → masih D-E (betweenness=1)</w:t>
+        <w:t xml:space="preserve">6.11.2 ➤ Komponen 2: {D, E} → masih D-E (betweenness=1)</w:t>
       </w:r>
     </w:p>
     <w:p>
@@ -11877,15 +11887,15 @@
         </w:pict>
       </w:r>
     </w:p>
-    <w:bookmarkEnd w:id="90"/>
     <w:bookmarkEnd w:id="91"/>
-    <w:bookmarkStart w:id="92" w:name="Xfe6f29b5d9922c98128b9bce996c8bb79b2751c"/>
+    <w:bookmarkEnd w:id="92"/>
+    <w:bookmarkStart w:id="93" w:name="Xfe6f29b5d9922c98128b9bce996c8bb79b2751c"/>
     <w:p>
       <w:pPr>
         <w:pStyle w:val="Heading2"/>
       </w:pPr>
       <w:r>
-        <w:t xml:space="preserve">5.12 🔪 Iterasi 3: Hapus edge dengan betweenness tertinggi →</w:t>
+        <w:t xml:space="preserve">6.12 🔪 Iterasi 3: Hapus edge dengan betweenness tertinggi →</w:t>
       </w:r>
       <w:r>
         <w:t xml:space="preserve"> </w:t>
@@ -11923,23 +11933,23 @@
         </w:pict>
       </w:r>
     </w:p>
-    <w:bookmarkEnd w:id="92"/>
-    <w:bookmarkStart w:id="95" w:name="iterasi-4-hitung-ulang"/>
+    <w:bookmarkEnd w:id="93"/>
+    <w:bookmarkStart w:id="96" w:name="iterasi-4-hitung-ulang"/>
     <w:p>
       <w:pPr>
         <w:pStyle w:val="Heading2"/>
       </w:pPr>
       <w:r>
-        <w:t xml:space="preserve">5.13 🔁 Iterasi 4: Hitung ulang</w:t>
-      </w:r>
-    </w:p>
-    <w:bookmarkStart w:id="93" w:name="X033ed6a5108d8536569e4d9961ce1710ba7ffff"/>
+        <w:t xml:space="preserve">6.13 🔁 Iterasi 4: Hitung ulang</w:t>
+      </w:r>
+    </w:p>
+    <w:bookmarkStart w:id="94" w:name="X033ed6a5108d8536569e4d9961ce1710ba7ffff"/>
     <w:p>
       <w:pPr>
         <w:pStyle w:val="Heading3"/>
       </w:pPr>
       <w:r>
-        <w:t xml:space="preserve">5.13.1 ➤ Komponen 1: {A, B, C} tanpa A-B dan A-C → hanya tersisa B-C</w:t>
+        <w:t xml:space="preserve">6.13.1 ➤ Komponen 1: {A, B, C} tanpa A-B dan A-C → hanya tersisa B-C</w:t>
       </w:r>
     </w:p>
     <w:p>
@@ -12002,14 +12012,14 @@
         <w:t xml:space="preserve">→ Betweenness B-C = 1</w:t>
       </w:r>
     </w:p>
-    <w:bookmarkEnd w:id="93"/>
-    <w:bookmarkStart w:id="94" w:name="komponen-2-d-e-still-1"/>
+    <w:bookmarkEnd w:id="94"/>
+    <w:bookmarkStart w:id="95" w:name="komponen-2-d-e-still-1"/>
     <w:p>
       <w:pPr>
         <w:pStyle w:val="Heading3"/>
       </w:pPr>
       <w:r>
-        <w:t xml:space="preserve">5.13.2 ➤ Komponen 2: D-E → still 1</w:t>
+        <w:t xml:space="preserve">6.13.2 ➤ Komponen 2: D-E → still 1</w:t>
       </w:r>
     </w:p>
     <w:p>
@@ -12019,15 +12029,15 @@
         </w:pict>
       </w:r>
     </w:p>
-    <w:bookmarkEnd w:id="94"/>
     <w:bookmarkEnd w:id="95"/>
-    <w:bookmarkStart w:id="96" w:name="X3d8215224c61e3879eae969ac19b7963cb593ce"/>
+    <w:bookmarkEnd w:id="96"/>
+    <w:bookmarkStart w:id="97" w:name="X3d8215224c61e3879eae969ac19b7963cb593ce"/>
     <w:p>
       <w:pPr>
         <w:pStyle w:val="Heading2"/>
       </w:pPr>
       <w:r>
-        <w:t xml:space="preserve">5.14 🔪 Iterasi 4: Hapus edge dengan betweenness tertinggi →</w:t>
+        <w:t xml:space="preserve">6.14 🔪 Iterasi 4: Hapus edge dengan betweenness tertinggi →</w:t>
       </w:r>
       <w:r>
         <w:t xml:space="preserve"> </w:t>
@@ -12081,14 +12091,14 @@
         </w:pict>
       </w:r>
     </w:p>
-    <w:bookmarkEnd w:id="96"/>
-    <w:bookmarkStart w:id="97" w:name="iterasi-5-sisa-edge-hanya-d-e"/>
+    <w:bookmarkEnd w:id="97"/>
+    <w:bookmarkStart w:id="98" w:name="iterasi-5-sisa-edge-hanya-d-e"/>
     <w:p>
       <w:pPr>
         <w:pStyle w:val="Heading2"/>
       </w:pPr>
       <w:r>
-        <w:t xml:space="preserve">5.15 🔁 Iterasi 5: Sisa edge: hanya D-E</w:t>
+        <w:t xml:space="preserve">6.15 🔁 Iterasi 5: Sisa edge: hanya D-E</w:t>
       </w:r>
     </w:p>
     <w:p>
@@ -12116,14 +12126,14 @@
         </w:pict>
       </w:r>
     </w:p>
-    <w:bookmarkEnd w:id="97"/>
-    <w:bookmarkStart w:id="98" w:name="X807ee635139bc4ca627996ea60fe3cad1a85432"/>
+    <w:bookmarkEnd w:id="98"/>
+    <w:bookmarkStart w:id="99" w:name="X807ee635139bc4ca627996ea60fe3cad1a85432"/>
     <w:p>
       <w:pPr>
         <w:pStyle w:val="Heading2"/>
       </w:pPr>
       <w:r>
-        <w:t xml:space="preserve">5.16 ✅ Hasil Akhir: Urutan Penghapusan Edge &amp; Struktur Komunitas</w:t>
+        <w:t xml:space="preserve">6.16 ✅ Hasil Akhir: Urutan Penghapusan Edge &amp; Struktur Komunitas</w:t>
       </w:r>
     </w:p>
     <w:p>
@@ -12450,14 +12460,14 @@
         </w:pict>
       </w:r>
     </w:p>
-    <w:bookmarkEnd w:id="98"/>
-    <w:bookmarkStart w:id="99" w:name="pohon-dendrogram-hierarki-komunitas"/>
+    <w:bookmarkEnd w:id="99"/>
+    <w:bookmarkStart w:id="100" w:name="pohon-dendrogram-hierarki-komunitas"/>
     <w:p>
       <w:pPr>
         <w:pStyle w:val="Heading2"/>
       </w:pPr>
       <w:r>
-        <w:t xml:space="preserve">5.17 📊 Pohon Dendrogram / Hierarki Komunitas</w:t>
+        <w:t xml:space="preserve">6.17 📊 Pohon Dendrogram / Hierarki Komunitas</w:t>
       </w:r>
     </w:p>
     <w:p>
@@ -12576,14 +12586,14 @@
         </w:pict>
       </w:r>
     </w:p>
-    <w:bookmarkEnd w:id="99"/>
-    <w:bookmarkStart w:id="100" w:name="komunitas-optimal-modularity-max"/>
+    <w:bookmarkEnd w:id="100"/>
+    <w:bookmarkStart w:id="101" w:name="komunitas-optimal-modularity-max"/>
     <w:p>
       <w:pPr>
         <w:pStyle w:val="Heading2"/>
       </w:pPr>
       <w:r>
-        <w:t xml:space="preserve">5.18 🧩 Komunitas Optimal (Modularity Max)</w:t>
+        <w:t xml:space="preserve">6.18 🧩 Komunitas Optimal (Modularity Max)</w:t>
       </w:r>
     </w:p>
     <w:p>
@@ -12651,23 +12661,23 @@
         </w:pict>
       </w:r>
     </w:p>
-    <w:bookmarkEnd w:id="100"/>
-    <w:bookmarkStart w:id="103" w:name="jawaban-akhir-hasil-girvan-newman-manual"/>
+    <w:bookmarkEnd w:id="101"/>
+    <w:bookmarkStart w:id="104" w:name="jawaban-akhir-hasil-girvan-newman-manual"/>
     <w:p>
       <w:pPr>
         <w:pStyle w:val="Heading2"/>
       </w:pPr>
       <w:r>
-        <w:t xml:space="preserve">5.19 ✅ Jawaban Akhir: Hasil Girvan-Newman Manual</w:t>
-      </w:r>
-    </w:p>
-    <w:bookmarkStart w:id="101" w:name="Xf280c29bc597bbf3384792454e02da05e0e9811"/>
+        <w:t xml:space="preserve">6.19 ✅ Jawaban Akhir: Hasil Girvan-Newman Manual</w:t>
+      </w:r>
+    </w:p>
+    <w:bookmarkStart w:id="102" w:name="Xf280c29bc597bbf3384792454e02da05e0e9811"/>
     <w:p>
       <w:pPr>
         <w:pStyle w:val="Heading3"/>
       </w:pPr>
       <w:r>
-        <w:t xml:space="preserve">5.19.1 Urutan Penghapusan Edge (berdasarkan betweenness tertinggi):</w:t>
+        <w:t xml:space="preserve">6.19.1 Urutan Penghapusan Edge (berdasarkan betweenness tertinggi):</w:t>
       </w:r>
     </w:p>
     <w:p>
@@ -12780,14 +12790,14 @@
         <w:t xml:space="preserve">→ pecah {D}, {E}</w:t>
       </w:r>
     </w:p>
-    <w:bookmarkEnd w:id="101"/>
-    <w:bookmarkStart w:id="102" w:name="X195f3a66f9be30cbf722f42baf064fe88738534"/>
+    <w:bookmarkEnd w:id="102"/>
+    <w:bookmarkStart w:id="103" w:name="X195f3a66f9be30cbf722f42baf064fe88738534"/>
     <w:p>
       <w:pPr>
         <w:pStyle w:val="Heading3"/>
       </w:pPr>
       <w:r>
-        <w:t xml:space="preserve">5.19.2 Komunitas Terbaik (biasanya diambil saat modularity maksimum):</w:t>
+        <w:t xml:space="preserve">6.19.2 Komunitas Terbaik (biasanya diambil saat modularity maksimum):</w:t>
       </w:r>
     </w:p>
     <w:p>
@@ -12961,15 +12971,15 @@
         </w:pict>
       </w:r>
     </w:p>
-    <w:bookmarkEnd w:id="102"/>
     <w:bookmarkEnd w:id="103"/>
-    <w:bookmarkStart w:id="104" w:name="catatan-tambahan"/>
+    <w:bookmarkEnd w:id="104"/>
+    <w:bookmarkStart w:id="105" w:name="catatan-tambahan"/>
     <w:p>
       <w:pPr>
         <w:pStyle w:val="Heading2"/>
       </w:pPr>
       <w:r>
-        <w:t xml:space="preserve">5.20 Catatan Tambahan</w:t>
+        <w:t xml:space="preserve">6.20 Catatan Tambahan</w:t>
       </w:r>
     </w:p>
     <w:p>
@@ -13043,25 +13053,25 @@
         <w:t xml:space="preserve">Anda telah menyelesaikan Girvan-Newman secara manual untuk graf ini.</w:t>
       </w:r>
     </w:p>
-    <w:bookmarkEnd w:id="104"/>
     <w:bookmarkEnd w:id="105"/>
-    <w:bookmarkStart w:id="106" w:name="bagian"/>
+    <w:bookmarkEnd w:id="106"/>
+    <w:bookmarkStart w:id="107" w:name="bagian"/>
     <w:p>
       <w:pPr>
         <w:pStyle w:val="Heading1"/>
       </w:pPr>
       <w:r>
-        <w:t xml:space="preserve">6. Bagian</w:t>
-      </w:r>
-    </w:p>
-    <w:bookmarkEnd w:id="106"/>
-    <w:bookmarkStart w:id="180" w:name="charting-in-colaboratory"/>
+        <w:t xml:space="preserve">7. Bagian</w:t>
+      </w:r>
+    </w:p>
+    <w:bookmarkEnd w:id="107"/>
+    <w:bookmarkStart w:id="181" w:name="charting-in-colaboratory"/>
     <w:p>
       <w:pPr>
         <w:pStyle w:val="Heading1"/>
       </w:pPr>
       <w:r>
-        <w:t xml:space="preserve">7. Charting in Colaboratory</w:t>
+        <w:t xml:space="preserve">8. Charting in Colaboratory</w:t>
       </w:r>
     </w:p>
     <w:p>
@@ -13072,20 +13082,20 @@
         <w:t xml:space="preserve">A common use for notebooks is data visualization using charts. Colaboratory makes this easy with several charting tools available as Python imports.</w:t>
       </w:r>
     </w:p>
-    <w:bookmarkStart w:id="148" w:name="matplotlib"/>
+    <w:bookmarkStart w:id="149" w:name="matplotlib"/>
     <w:p>
       <w:pPr>
         <w:pStyle w:val="Heading2"/>
       </w:pPr>
       <w:r>
-        <w:t xml:space="preserve">7.1 Matplotlib</w:t>
+        <w:t xml:space="preserve">8.1 Matplotlib</w:t>
       </w:r>
     </w:p>
     <w:p>
       <w:pPr>
         <w:pStyle w:val="FirstParagraph"/>
       </w:pPr>
-      <w:hyperlink r:id="rId107">
+      <w:hyperlink r:id="rId108">
         <w:r>
           <w:rPr>
             <w:rStyle w:val="Hyperlink"/>
@@ -13102,7 +13112,7 @@
       <w:r>
         <w:t xml:space="preserve"> </w:t>
       </w:r>
-      <w:hyperlink r:id="rId108">
+      <w:hyperlink r:id="rId109">
         <w:r>
           <w:rPr>
             <w:rStyle w:val="Hyperlink"/>
@@ -13119,7 +13129,7 @@
       <w:r>
         <w:t xml:space="preserve"> </w:t>
       </w:r>
-      <w:hyperlink r:id="rId109">
+      <w:hyperlink r:id="rId110">
         <w:r>
           <w:rPr>
             <w:rStyle w:val="Hyperlink"/>
@@ -13134,13 +13144,13 @@
         <w:t xml:space="preserve">for inspiration.</w:t>
       </w:r>
     </w:p>
-    <w:bookmarkStart w:id="113" w:name="line-plots"/>
+    <w:bookmarkStart w:id="114" w:name="line-plots"/>
     <w:p>
       <w:pPr>
         <w:pStyle w:val="Heading3"/>
       </w:pPr>
       <w:r>
-        <w:t xml:space="preserve">7.1.1 Line Plots</w:t>
+        <w:t xml:space="preserve">8.1.1 Line Plots</w:t>
       </w:r>
     </w:p>
     <w:p>
@@ -13718,18 +13728,18 @@
           <wp:inline>
             <wp:extent cx="3771900" cy="3097860"/>
             <wp:effectExtent b="0" l="0" r="0" t="0"/>
-            <wp:docPr descr="" title="" id="111" name="Picture"/>
+            <wp:docPr descr="" title="" id="112" name="Picture"/>
             <a:graphic>
               <a:graphicData uri="http://schemas.openxmlformats.org/drawingml/2006/picture">
                 <pic:pic>
                   <pic:nvPicPr>
-                    <pic:cNvPr descr="grafik/grafik_files/figure-docx/cell-2-output-1.png" id="112" name="Picture"/>
+                    <pic:cNvPr descr="grafik/grafik_files/figure-docx/cell-2-output-1.png" id="113" name="Picture"/>
                     <pic:cNvPicPr>
                       <a:picLocks noChangeArrowheads="1" noChangeAspect="1"/>
                     </pic:cNvPicPr>
                   </pic:nvPicPr>
                   <pic:blipFill>
-                    <a:blip r:embed="rId110"/>
+                    <a:blip r:embed="rId111"/>
                     <a:stretch>
                       <a:fillRect/>
                     </a:stretch>
@@ -13756,14 +13766,14 @@
         </w:drawing>
       </w:r>
     </w:p>
-    <w:bookmarkEnd w:id="113"/>
-    <w:bookmarkStart w:id="117" w:name="bar-plots"/>
+    <w:bookmarkEnd w:id="114"/>
+    <w:bookmarkStart w:id="118" w:name="bar-plots"/>
     <w:p>
       <w:pPr>
         <w:pStyle w:val="Heading3"/>
       </w:pPr>
       <w:r>
-        <w:t xml:space="preserve">7.1.2 Bar Plots</w:t>
+        <w:t xml:space="preserve">8.1.2 Bar Plots</w:t>
       </w:r>
     </w:p>
     <w:p>
@@ -14389,18 +14399,18 @@
           <wp:inline>
             <wp:extent cx="3771900" cy="3097860"/>
             <wp:effectExtent b="0" l="0" r="0" t="0"/>
-            <wp:docPr descr="" title="" id="115" name="Picture"/>
+            <wp:docPr descr="" title="" id="116" name="Picture"/>
             <a:graphic>
               <a:graphicData uri="http://schemas.openxmlformats.org/drawingml/2006/picture">
                 <pic:pic>
                   <pic:nvPicPr>
-                    <pic:cNvPr descr="grafik/grafik_files/figure-docx/cell-3-output-1.png" id="116" name="Picture"/>
+                    <pic:cNvPr descr="grafik/grafik_files/figure-docx/cell-3-output-1.png" id="117" name="Picture"/>
                     <pic:cNvPicPr>
                       <a:picLocks noChangeArrowheads="1" noChangeAspect="1"/>
                     </pic:cNvPicPr>
                   </pic:nvPicPr>
                   <pic:blipFill>
-                    <a:blip r:embed="rId114"/>
+                    <a:blip r:embed="rId115"/>
                     <a:stretch>
                       <a:fillRect/>
                     </a:stretch>
@@ -14427,14 +14437,14 @@
         </w:drawing>
       </w:r>
     </w:p>
-    <w:bookmarkEnd w:id="117"/>
-    <w:bookmarkStart w:id="127" w:name="histograms"/>
+    <w:bookmarkEnd w:id="118"/>
+    <w:bookmarkStart w:id="128" w:name="histograms"/>
     <w:p>
       <w:pPr>
         <w:pStyle w:val="Heading3"/>
       </w:pPr>
       <w:r>
-        <w:t xml:space="preserve">7.1.3 Histograms</w:t>
+        <w:t xml:space="preserve">8.1.3 Histograms</w:t>
       </w:r>
     </w:p>
     <w:p>
@@ -14820,18 +14830,18 @@
           <wp:inline>
             <wp:extent cx="3771900" cy="3072615"/>
             <wp:effectExtent b="0" l="0" r="0" t="0"/>
-            <wp:docPr descr="" title="" id="119" name="Picture"/>
+            <wp:docPr descr="" title="" id="120" name="Picture"/>
             <a:graphic>
               <a:graphicData uri="http://schemas.openxmlformats.org/drawingml/2006/picture">
                 <pic:pic>
                   <pic:nvPicPr>
-                    <pic:cNvPr descr="grafik/grafik_files/figure-docx/cell-4-output-1.png" id="120" name="Picture"/>
+                    <pic:cNvPr descr="grafik/grafik_files/figure-docx/cell-4-output-1.png" id="121" name="Picture"/>
                     <pic:cNvPicPr>
                       <a:picLocks noChangeArrowheads="1" noChangeAspect="1"/>
                     </pic:cNvPicPr>
                   </pic:nvPicPr>
                   <pic:blipFill>
-                    <a:blip r:embed="rId118"/>
+                    <a:blip r:embed="rId119"/>
                     <a:stretch>
                       <a:fillRect/>
                     </a:stretch>
@@ -14867,18 +14877,18 @@
           <wp:inline>
             <wp:extent cx="3771900" cy="2972421"/>
             <wp:effectExtent b="0" l="0" r="0" t="0"/>
-            <wp:docPr descr="" title="" id="122" name="Picture"/>
+            <wp:docPr descr="" title="" id="123" name="Picture"/>
             <a:graphic>
               <a:graphicData uri="http://schemas.openxmlformats.org/drawingml/2006/picture">
                 <pic:pic>
                   <pic:nvPicPr>
-                    <pic:cNvPr descr="grafik/grafik_files/figure-docx/cell-4-output-2.png" id="123" name="Picture"/>
+                    <pic:cNvPr descr="grafik/grafik_files/figure-docx/cell-4-output-2.png" id="124" name="Picture"/>
                     <pic:cNvPicPr>
                       <a:picLocks noChangeArrowheads="1" noChangeAspect="1"/>
                     </pic:cNvPicPr>
                   </pic:nvPicPr>
                   <pic:blipFill>
-                    <a:blip r:embed="rId121"/>
+                    <a:blip r:embed="rId122"/>
                     <a:stretch>
                       <a:fillRect/>
                     </a:stretch>
@@ -14914,18 +14924,18 @@
           <wp:inline>
             <wp:extent cx="3771900" cy="2929958"/>
             <wp:effectExtent b="0" l="0" r="0" t="0"/>
-            <wp:docPr descr="" title="" id="125" name="Picture"/>
+            <wp:docPr descr="" title="" id="126" name="Picture"/>
             <a:graphic>
               <a:graphicData uri="http://schemas.openxmlformats.org/drawingml/2006/picture">
                 <pic:pic>
                   <pic:nvPicPr>
-                    <pic:cNvPr descr="grafik/grafik_files/figure-docx/cell-4-output-3.png" id="126" name="Picture"/>
+                    <pic:cNvPr descr="grafik/grafik_files/figure-docx/cell-4-output-3.png" id="127" name="Picture"/>
                     <pic:cNvPicPr>
                       <a:picLocks noChangeArrowheads="1" noChangeAspect="1"/>
                     </pic:cNvPicPr>
                   </pic:nvPicPr>
                   <pic:blipFill>
-                    <a:blip r:embed="rId124"/>
+                    <a:blip r:embed="rId125"/>
                     <a:stretch>
                       <a:fillRect/>
                     </a:stretch>
@@ -14952,14 +14962,14 @@
         </w:drawing>
       </w:r>
     </w:p>
-    <w:bookmarkEnd w:id="127"/>
-    <w:bookmarkStart w:id="131" w:name="scatter-plots"/>
+    <w:bookmarkEnd w:id="128"/>
+    <w:bookmarkStart w:id="132" w:name="scatter-plots"/>
     <w:p>
       <w:pPr>
         <w:pStyle w:val="Heading3"/>
       </w:pPr>
       <w:r>
-        <w:t xml:space="preserve">7.1.4 Scatter Plots</w:t>
+        <w:t xml:space="preserve">8.1.4 Scatter Plots</w:t>
       </w:r>
     </w:p>
     <w:p>
@@ -15507,18 +15517,18 @@
           <wp:inline>
             <wp:extent cx="3771900" cy="3072615"/>
             <wp:effectExtent b="0" l="0" r="0" t="0"/>
-            <wp:docPr descr="" title="" id="129" name="Picture"/>
+            <wp:docPr descr="" title="" id="130" name="Picture"/>
             <a:graphic>
               <a:graphicData uri="http://schemas.openxmlformats.org/drawingml/2006/picture">
                 <pic:pic>
                   <pic:nvPicPr>
-                    <pic:cNvPr descr="grafik/grafik_files/figure-docx/cell-5-output-1.png" id="130" name="Picture"/>
+                    <pic:cNvPr descr="grafik/grafik_files/figure-docx/cell-5-output-1.png" id="131" name="Picture"/>
                     <pic:cNvPicPr>
                       <a:picLocks noChangeArrowheads="1" noChangeAspect="1"/>
                     </pic:cNvPicPr>
                   </pic:nvPicPr>
                   <pic:blipFill>
-                    <a:blip r:embed="rId128"/>
+                    <a:blip r:embed="rId129"/>
                     <a:stretch>
                       <a:fillRect/>
                     </a:stretch>
@@ -15545,14 +15555,14 @@
         </w:drawing>
       </w:r>
     </w:p>
-    <w:bookmarkEnd w:id="131"/>
-    <w:bookmarkStart w:id="135" w:name="stack-plots"/>
+    <w:bookmarkEnd w:id="132"/>
+    <w:bookmarkStart w:id="136" w:name="stack-plots"/>
     <w:p>
       <w:pPr>
         <w:pStyle w:val="Heading3"/>
       </w:pPr>
       <w:r>
-        <w:t xml:space="preserve">7.1.5 Stack Plots</w:t>
+        <w:t xml:space="preserve">8.1.5 Stack Plots</w:t>
       </w:r>
     </w:p>
     <w:p>
@@ -16376,18 +16386,18 @@
           <wp:inline>
             <wp:extent cx="3771900" cy="2972421"/>
             <wp:effectExtent b="0" l="0" r="0" t="0"/>
-            <wp:docPr descr="" title="" id="133" name="Picture"/>
+            <wp:docPr descr="" title="" id="134" name="Picture"/>
             <a:graphic>
               <a:graphicData uri="http://schemas.openxmlformats.org/drawingml/2006/picture">
                 <pic:pic>
                   <pic:nvPicPr>
-                    <pic:cNvPr descr="grafik/grafik_files/figure-docx/cell-6-output-1.png" id="134" name="Picture"/>
+                    <pic:cNvPr descr="grafik/grafik_files/figure-docx/cell-6-output-1.png" id="135" name="Picture"/>
                     <pic:cNvPicPr>
                       <a:picLocks noChangeArrowheads="1" noChangeAspect="1"/>
                     </pic:cNvPicPr>
                   </pic:nvPicPr>
                   <pic:blipFill>
-                    <a:blip r:embed="rId132"/>
+                    <a:blip r:embed="rId133"/>
                     <a:stretch>
                       <a:fillRect/>
                     </a:stretch>
@@ -16414,14 +16424,14 @@
         </w:drawing>
       </w:r>
     </w:p>
-    <w:bookmarkEnd w:id="135"/>
-    <w:bookmarkStart w:id="139" w:name="pie-charts"/>
+    <w:bookmarkEnd w:id="136"/>
+    <w:bookmarkStart w:id="140" w:name="pie-charts"/>
     <w:p>
       <w:pPr>
         <w:pStyle w:val="Heading3"/>
       </w:pPr>
       <w:r>
-        <w:t xml:space="preserve">7.1.6 Pie Charts</w:t>
+        <w:t xml:space="preserve">8.1.6 Pie Charts</w:t>
       </w:r>
     </w:p>
     <w:p>
@@ -16855,18 +16865,18 @@
           <wp:inline>
             <wp:extent cx="3771900" cy="3010195"/>
             <wp:effectExtent b="0" l="0" r="0" t="0"/>
-            <wp:docPr descr="" title="" id="137" name="Picture"/>
+            <wp:docPr descr="" title="" id="138" name="Picture"/>
             <a:graphic>
               <a:graphicData uri="http://schemas.openxmlformats.org/drawingml/2006/picture">
                 <pic:pic>
                   <pic:nvPicPr>
-                    <pic:cNvPr descr="grafik/grafik_files/figure-docx/cell-7-output-1.png" id="138" name="Picture"/>
+                    <pic:cNvPr descr="grafik/grafik_files/figure-docx/cell-7-output-1.png" id="139" name="Picture"/>
                     <pic:cNvPicPr>
                       <a:picLocks noChangeArrowheads="1" noChangeAspect="1"/>
                     </pic:cNvPicPr>
                   </pic:nvPicPr>
                   <pic:blipFill>
-                    <a:blip r:embed="rId136"/>
+                    <a:blip r:embed="rId137"/>
                     <a:stretch>
                       <a:fillRect/>
                     </a:stretch>
@@ -16893,14 +16903,14 @@
         </w:drawing>
       </w:r>
     </w:p>
-    <w:bookmarkEnd w:id="139"/>
-    <w:bookmarkStart w:id="143" w:name="fill_between-and-alpha"/>
+    <w:bookmarkEnd w:id="140"/>
+    <w:bookmarkStart w:id="144" w:name="fill_between-and-alpha"/>
     <w:p>
       <w:pPr>
         <w:pStyle w:val="Heading3"/>
       </w:pPr>
       <w:r>
-        <w:t xml:space="preserve">7.1.7 fill_between and alpha</w:t>
+        <w:t xml:space="preserve">8.1.7 fill_between and alpha</w:t>
       </w:r>
     </w:p>
     <w:p>
@@ -17247,18 +17257,18 @@
           <wp:inline>
             <wp:extent cx="3771900" cy="2972421"/>
             <wp:effectExtent b="0" l="0" r="0" t="0"/>
-            <wp:docPr descr="" title="" id="141" name="Picture"/>
+            <wp:docPr descr="" title="" id="142" name="Picture"/>
             <a:graphic>
               <a:graphicData uri="http://schemas.openxmlformats.org/drawingml/2006/picture">
                 <pic:pic>
                   <pic:nvPicPr>
-                    <pic:cNvPr descr="grafik/grafik_files/figure-docx/cell-8-output-1.png" id="142" name="Picture"/>
+                    <pic:cNvPr descr="grafik/grafik_files/figure-docx/cell-8-output-1.png" id="143" name="Picture"/>
                     <pic:cNvPicPr>
                       <a:picLocks noChangeArrowheads="1" noChangeAspect="1"/>
                     </pic:cNvPicPr>
                   </pic:nvPicPr>
                   <pic:blipFill>
-                    <a:blip r:embed="rId140"/>
+                    <a:blip r:embed="rId141"/>
                     <a:stretch>
                       <a:fillRect/>
                     </a:stretch>
@@ -17285,14 +17295,14 @@
         </w:drawing>
       </w:r>
     </w:p>
-    <w:bookmarkEnd w:id="143"/>
-    <w:bookmarkStart w:id="147" w:name="subplotting-using-subplot2grid"/>
+    <w:bookmarkEnd w:id="144"/>
+    <w:bookmarkStart w:id="148" w:name="subplotting-using-subplot2grid"/>
     <w:p>
       <w:pPr>
         <w:pStyle w:val="Heading3"/>
       </w:pPr>
       <w:r>
-        <w:t xml:space="preserve">7.1.8 Subplotting using Subplot2grid</w:t>
+        <w:t xml:space="preserve">8.1.8 Subplotting using Subplot2grid</w:t>
       </w:r>
     </w:p>
     <w:p>
@@ -18176,18 +18186,18 @@
           <wp:inline>
             <wp:extent cx="3771900" cy="2818430"/>
             <wp:effectExtent b="0" l="0" r="0" t="0"/>
-            <wp:docPr descr="" title="" id="145" name="Picture"/>
+            <wp:docPr descr="" title="" id="146" name="Picture"/>
             <a:graphic>
               <a:graphicData uri="http://schemas.openxmlformats.org/drawingml/2006/picture">
                 <pic:pic>
                   <pic:nvPicPr>
-                    <pic:cNvPr descr="grafik/grafik_files/figure-docx/cell-9-output-1.png" id="146" name="Picture"/>
+                    <pic:cNvPr descr="grafik/grafik_files/figure-docx/cell-9-output-1.png" id="147" name="Picture"/>
                     <pic:cNvPicPr>
                       <a:picLocks noChangeArrowheads="1" noChangeAspect="1"/>
                     </pic:cNvPicPr>
                   </pic:nvPicPr>
                   <pic:blipFill>
-                    <a:blip r:embed="rId144"/>
+                    <a:blip r:embed="rId145"/>
                     <a:stretch>
                       <a:fillRect/>
                     </a:stretch>
@@ -18214,15 +18224,15 @@
         </w:drawing>
       </w:r>
     </w:p>
-    <w:bookmarkEnd w:id="147"/>
     <w:bookmarkEnd w:id="148"/>
-    <w:bookmarkStart w:id="151" w:name="plot-styles"/>
+    <w:bookmarkEnd w:id="149"/>
+    <w:bookmarkStart w:id="152" w:name="plot-styles"/>
     <w:p>
       <w:pPr>
         <w:pStyle w:val="Heading2"/>
       </w:pPr>
       <w:r>
-        <w:t xml:space="preserve">7.2 Plot styles</w:t>
+        <w:t xml:space="preserve">8.2 Plot styles</w:t>
       </w:r>
     </w:p>
     <w:p>
@@ -18235,7 +18245,7 @@
       <w:r>
         <w:t xml:space="preserve"> </w:t>
       </w:r>
-      <w:hyperlink r:id="rId149">
+      <w:hyperlink r:id="rId150">
         <w:r>
           <w:rPr>
             <w:rStyle w:val="Hyperlink"/>
@@ -18252,7 +18262,7 @@
       <w:r>
         <w:t xml:space="preserve"> </w:t>
       </w:r>
-      <w:hyperlink r:id="rId150">
+      <w:hyperlink r:id="rId151">
         <w:r>
           <w:rPr>
             <w:rStyle w:val="Hyperlink"/>
@@ -18264,23 +18274,23 @@
         <w:t xml:space="preserve">.</w:t>
       </w:r>
     </w:p>
-    <w:bookmarkEnd w:id="151"/>
-    <w:bookmarkStart w:id="164" w:name="d-graphs"/>
+    <w:bookmarkEnd w:id="152"/>
+    <w:bookmarkStart w:id="165" w:name="d-graphs"/>
     <w:p>
       <w:pPr>
         <w:pStyle w:val="Heading2"/>
       </w:pPr>
       <w:r>
-        <w:t xml:space="preserve">7.3 3D Graphs</w:t>
-      </w:r>
-    </w:p>
-    <w:bookmarkStart w:id="155" w:name="d-scatter-plots"/>
+        <w:t xml:space="preserve">8.3 3D Graphs</w:t>
+      </w:r>
+    </w:p>
+    <w:bookmarkStart w:id="156" w:name="d-scatter-plots"/>
     <w:p>
       <w:pPr>
         <w:pStyle w:val="Heading3"/>
       </w:pPr>
       <w:r>
-        <w:t xml:space="preserve">7.3.1 3D Scatter Plots</w:t>
+        <w:t xml:space="preserve">8.3.1 3D Scatter Plots</w:t>
       </w:r>
     </w:p>
     <w:p>
@@ -19269,18 +19279,18 @@
           <wp:inline>
             <wp:extent cx="3771900" cy="3912211"/>
             <wp:effectExtent b="0" l="0" r="0" t="0"/>
-            <wp:docPr descr="" title="" id="153" name="Picture"/>
+            <wp:docPr descr="" title="" id="154" name="Picture"/>
             <a:graphic>
               <a:graphicData uri="http://schemas.openxmlformats.org/drawingml/2006/picture">
                 <pic:pic>
                   <pic:nvPicPr>
-                    <pic:cNvPr descr="grafik/grafik_files/figure-docx/cell-10-output-1.png" id="154" name="Picture"/>
+                    <pic:cNvPr descr="grafik/grafik_files/figure-docx/cell-10-output-1.png" id="155" name="Picture"/>
                     <pic:cNvPicPr>
                       <a:picLocks noChangeArrowheads="1" noChangeAspect="1"/>
                     </pic:cNvPicPr>
                   </pic:nvPicPr>
                   <pic:blipFill>
-                    <a:blip r:embed="rId152"/>
+                    <a:blip r:embed="rId153"/>
                     <a:stretch>
                       <a:fillRect/>
                     </a:stretch>
@@ -19307,14 +19317,14 @@
         </w:drawing>
       </w:r>
     </w:p>
-    <w:bookmarkEnd w:id="155"/>
-    <w:bookmarkStart w:id="159" w:name="d-bar-plots"/>
+    <w:bookmarkEnd w:id="156"/>
+    <w:bookmarkStart w:id="160" w:name="d-bar-plots"/>
     <w:p>
       <w:pPr>
         <w:pStyle w:val="Heading3"/>
       </w:pPr>
       <w:r>
-        <w:t xml:space="preserve">7.3.2 3D Bar Plots</w:t>
+        <w:t xml:space="preserve">8.3.2 3D Bar Plots</w:t>
       </w:r>
     </w:p>
     <w:p>
@@ -20036,18 +20046,18 @@
           <wp:inline>
             <wp:extent cx="3771900" cy="3828926"/>
             <wp:effectExtent b="0" l="0" r="0" t="0"/>
-            <wp:docPr descr="" title="" id="157" name="Picture"/>
+            <wp:docPr descr="" title="" id="158" name="Picture"/>
             <a:graphic>
               <a:graphicData uri="http://schemas.openxmlformats.org/drawingml/2006/picture">
                 <pic:pic>
                   <pic:nvPicPr>
-                    <pic:cNvPr descr="grafik/grafik_files/figure-docx/cell-11-output-1.png" id="158" name="Picture"/>
+                    <pic:cNvPr descr="grafik/grafik_files/figure-docx/cell-11-output-1.png" id="159" name="Picture"/>
                     <pic:cNvPicPr>
                       <a:picLocks noChangeArrowheads="1" noChangeAspect="1"/>
                     </pic:cNvPicPr>
                   </pic:nvPicPr>
                   <pic:blipFill>
-                    <a:blip r:embed="rId156"/>
+                    <a:blip r:embed="rId157"/>
                     <a:stretch>
                       <a:fillRect/>
                     </a:stretch>
@@ -20074,14 +20084,14 @@
         </w:drawing>
       </w:r>
     </w:p>
-    <w:bookmarkEnd w:id="159"/>
-    <w:bookmarkStart w:id="163" w:name="wireframe-plots"/>
+    <w:bookmarkEnd w:id="160"/>
+    <w:bookmarkStart w:id="164" w:name="wireframe-plots"/>
     <w:p>
       <w:pPr>
         <w:pStyle w:val="Heading3"/>
       </w:pPr>
       <w:r>
-        <w:t xml:space="preserve">7.3.3 Wireframe Plots</w:t>
+        <w:t xml:space="preserve">8.3.3 Wireframe Plots</w:t>
       </w:r>
     </w:p>
     <w:p>
@@ -20329,18 +20339,18 @@
           <wp:inline>
             <wp:extent cx="3771900" cy="3869659"/>
             <wp:effectExtent b="0" l="0" r="0" t="0"/>
-            <wp:docPr descr="" title="" id="161" name="Picture"/>
+            <wp:docPr descr="" title="" id="162" name="Picture"/>
             <a:graphic>
               <a:graphicData uri="http://schemas.openxmlformats.org/drawingml/2006/picture">
                 <pic:pic>
                   <pic:nvPicPr>
-                    <pic:cNvPr descr="grafik/grafik_files/figure-docx/cell-12-output-1.png" id="162" name="Picture"/>
+                    <pic:cNvPr descr="grafik/grafik_files/figure-docx/cell-12-output-1.png" id="163" name="Picture"/>
                     <pic:cNvPicPr>
                       <a:picLocks noChangeArrowheads="1" noChangeAspect="1"/>
                     </pic:cNvPicPr>
                   </pic:nvPicPr>
                   <pic:blipFill>
-                    <a:blip r:embed="rId160"/>
+                    <a:blip r:embed="rId161"/>
                     <a:stretch>
                       <a:fillRect/>
                     </a:stretch>
@@ -20367,15 +20377,15 @@
         </w:drawing>
       </w:r>
     </w:p>
-    <w:bookmarkEnd w:id="163"/>
     <w:bookmarkEnd w:id="164"/>
-    <w:bookmarkStart w:id="171" w:name="seaborn"/>
+    <w:bookmarkEnd w:id="165"/>
+    <w:bookmarkStart w:id="172" w:name="seaborn"/>
     <w:p>
       <w:pPr>
         <w:pStyle w:val="Heading2"/>
       </w:pPr>
       <w:r>
-        <w:t xml:space="preserve">7.4 Seaborn</w:t>
+        <w:t xml:space="preserve">8.4 Seaborn</w:t>
       </w:r>
     </w:p>
     <w:p>
@@ -20388,7 +20398,7 @@
       <w:r>
         <w:t xml:space="preserve"> </w:t>
       </w:r>
-      <w:hyperlink r:id="rId165">
+      <w:hyperlink r:id="rId166">
         <w:r>
           <w:rPr>
             <w:rStyle w:val="Hyperlink"/>
@@ -20410,7 +20420,7 @@
       <w:r>
         <w:t xml:space="preserve"> </w:t>
       </w:r>
-      <w:hyperlink r:id="rId166">
+      <w:hyperlink r:id="rId167">
         <w:r>
           <w:rPr>
             <w:rStyle w:val="Hyperlink"/>
@@ -20432,7 +20442,7 @@
       <w:r>
         <w:t xml:space="preserve"> </w:t>
       </w:r>
-      <w:hyperlink r:id="rId167">
+      <w:hyperlink r:id="rId168">
         <w:r>
           <w:rPr>
             <w:rStyle w:val="Hyperlink"/>
@@ -20692,18 +20702,18 @@
           <wp:inline>
             <wp:extent cx="3771900" cy="2972890"/>
             <wp:effectExtent b="0" l="0" r="0" t="0"/>
-            <wp:docPr descr="" title="" id="169" name="Picture"/>
+            <wp:docPr descr="" title="" id="170" name="Picture"/>
             <a:graphic>
               <a:graphicData uri="http://schemas.openxmlformats.org/drawingml/2006/picture">
                 <pic:pic>
                   <pic:nvPicPr>
-                    <pic:cNvPr descr="grafik/grafik_files/figure-docx/cell-13-output-1.png" id="170" name="Picture"/>
+                    <pic:cNvPr descr="grafik/grafik_files/figure-docx/cell-13-output-1.png" id="171" name="Picture"/>
                     <pic:cNvPicPr>
                       <a:picLocks noChangeArrowheads="1" noChangeAspect="1"/>
                     </pic:cNvPicPr>
                   </pic:nvPicPr>
                   <pic:blipFill>
-                    <a:blip r:embed="rId168"/>
+                    <a:blip r:embed="rId169"/>
                     <a:stretch>
                       <a:fillRect/>
                     </a:stretch>
@@ -20730,21 +20740,21 @@
         </w:drawing>
       </w:r>
     </w:p>
-    <w:bookmarkEnd w:id="171"/>
-    <w:bookmarkStart w:id="175" w:name="altair"/>
+    <w:bookmarkEnd w:id="172"/>
+    <w:bookmarkStart w:id="176" w:name="altair"/>
     <w:p>
       <w:pPr>
         <w:pStyle w:val="Heading2"/>
       </w:pPr>
       <w:r>
-        <w:t xml:space="preserve">7.5 Altair</w:t>
+        <w:t xml:space="preserve">8.5 Altair</w:t>
       </w:r>
     </w:p>
     <w:p>
       <w:pPr>
         <w:pStyle w:val="FirstParagraph"/>
       </w:pPr>
-      <w:hyperlink r:id="rId172">
+      <w:hyperlink r:id="rId173">
         <w:r>
           <w:rPr>
             <w:rStyle w:val="Hyperlink"/>
@@ -21085,7 +21095,7 @@
       <w:r>
         <w:t xml:space="preserve"> </w:t>
       </w:r>
-      <w:hyperlink r:id="rId173">
+      <w:hyperlink r:id="rId174">
         <w:r>
           <w:rPr>
             <w:rStyle w:val="Hyperlink"/>
@@ -21102,7 +21112,7 @@
       <w:r>
         <w:t xml:space="preserve"> </w:t>
       </w:r>
-      <w:hyperlink r:id="rId174">
+      <w:hyperlink r:id="rId175">
         <w:r>
           <w:rPr>
             <w:rStyle w:val="Hyperlink"/>
@@ -21114,43 +21124,43 @@
         <w:t xml:space="preserve">.</w:t>
       </w:r>
     </w:p>
-    <w:bookmarkEnd w:id="175"/>
-    <w:bookmarkStart w:id="177" w:name="plotly"/>
+    <w:bookmarkEnd w:id="176"/>
+    <w:bookmarkStart w:id="178" w:name="plotly"/>
     <w:p>
       <w:pPr>
         <w:pStyle w:val="Heading2"/>
       </w:pPr>
       <w:r>
-        <w:t xml:space="preserve">7.6 Plotly</w:t>
-      </w:r>
-    </w:p>
-    <w:bookmarkStart w:id="176" w:name="sample"/>
+        <w:t xml:space="preserve">8.6 Plotly</w:t>
+      </w:r>
+    </w:p>
+    <w:bookmarkStart w:id="177" w:name="sample"/>
     <w:p>
       <w:pPr>
         <w:pStyle w:val="Heading3"/>
       </w:pPr>
       <w:r>
-        <w:t xml:space="preserve">7.6.1 Sample</w:t>
-      </w:r>
-    </w:p>
-    <w:bookmarkEnd w:id="176"/>
+        <w:t xml:space="preserve">8.6.1 Sample</w:t>
+      </w:r>
+    </w:p>
     <w:bookmarkEnd w:id="177"/>
-    <w:bookmarkStart w:id="179" w:name="bokeh"/>
+    <w:bookmarkEnd w:id="178"/>
+    <w:bookmarkStart w:id="180" w:name="bokeh"/>
     <w:p>
       <w:pPr>
         <w:pStyle w:val="Heading2"/>
       </w:pPr>
       <w:r>
-        <w:t xml:space="preserve">7.7 Bokeh</w:t>
-      </w:r>
-    </w:p>
-    <w:bookmarkStart w:id="178" w:name="sample-1"/>
+        <w:t xml:space="preserve">8.7 Bokeh</w:t>
+      </w:r>
+    </w:p>
+    <w:bookmarkStart w:id="179" w:name="sample-1"/>
     <w:p>
       <w:pPr>
         <w:pStyle w:val="Heading3"/>
       </w:pPr>
       <w:r>
-        <w:t xml:space="preserve">7.7.1 Sample</w:t>
+        <w:t xml:space="preserve">8.7.1 Sample</w:t>
       </w:r>
     </w:p>
     <w:p>
@@ -21774,25 +21784,25 @@
         <w:t xml:space="preserve">Unable to display output for mime type(s): application/javascript, application/vnd.bokehjs_exec.v0+json</w:t>
       </w:r>
     </w:p>
-    <w:bookmarkEnd w:id="178"/>
     <w:bookmarkEnd w:id="179"/>
     <w:bookmarkEnd w:id="180"/>
-    <w:bookmarkStart w:id="190" w:name="quarto-basics"/>
+    <w:bookmarkEnd w:id="181"/>
+    <w:bookmarkStart w:id="191" w:name="quarto-basics-1"/>
     <w:p>
       <w:pPr>
         <w:pStyle w:val="Heading1"/>
       </w:pPr>
       <w:r>
-        <w:t xml:space="preserve">8. Quarto Basics</w:t>
-      </w:r>
-    </w:p>
-    <w:bookmarkStart w:id="188" w:name="polar-axis"/>
+        <w:t xml:space="preserve">9. Quarto Basics</w:t>
+      </w:r>
+    </w:p>
+    <w:bookmarkStart w:id="189" w:name="polar-axis"/>
     <w:p>
       <w:pPr>
         <w:pStyle w:val="Heading2"/>
       </w:pPr>
       <w:r>
-        <w:t xml:space="preserve">8.1 Polar Axis</w:t>
+        <w:t xml:space="preserve">9.1 Polar Axis</w:t>
       </w:r>
     </w:p>
     <w:p>
@@ -21810,7 +21820,7 @@
           <w:rPr>
             <w:rStyle w:val="Hyperlink"/>
           </w:rPr>
-          <w:t xml:space="preserve">Figure 8.1</w:t>
+          <w:t xml:space="preserve">Figure 9.1</w:t>
         </w:r>
       </w:hyperlink>
       <w:r>
@@ -22174,7 +22184,7 @@
       <w:tr>
         <w:tc>
           <w:tcPr/>
-          <w:bookmarkStart w:id="184" w:name="fig-polar"/>
+          <w:bookmarkStart w:id="185" w:name="fig-polar"/>
           <w:p>
             <w:pPr>
               <w:pStyle w:val="Compact"/>
@@ -22185,18 +22195,18 @@
                 <wp:inline>
                   <wp:extent cx="3517900" cy="3416300"/>
                   <wp:effectExtent b="0" l="0" r="0" t="0"/>
-                  <wp:docPr descr="" title="" id="182" name="Picture"/>
+                  <wp:docPr descr="" title="" id="183" name="Picture"/>
                   <a:graphic>
                     <a:graphicData uri="http://schemas.openxmlformats.org/drawingml/2006/picture">
                       <pic:pic>
                         <pic:nvPicPr>
-                          <pic:cNvPr descr="grafik/hello_files/figure-docx/fig-polar-output-1.png" id="183" name="Picture"/>
+                          <pic:cNvPr descr="grafik/hello_files/figure-docx/fig-polar-output-1.png" id="184" name="Picture"/>
                           <pic:cNvPicPr>
                             <a:picLocks noChangeArrowheads="1" noChangeAspect="1"/>
                           </pic:cNvPicPr>
                         </pic:nvPicPr>
                         <pic:blipFill>
-                          <a:blip r:embed="rId181"/>
+                          <a:blip r:embed="rId182"/>
                           <a:stretch>
                             <a:fillRect/>
                           </a:stretch>
@@ -22233,10 +22243,10 @@
               <w:pStyle w:val="ImageCaption"/>
             </w:pPr>
             <w:r>
-              <w:t xml:space="preserve">Figure 8.1: A line plot on a polar axis</w:t>
+              <w:t xml:space="preserve">Figure 9.1: A line plot on a polar axis</w:t>
             </w:r>
           </w:p>
-          <w:bookmarkEnd w:id="184"/>
+          <w:bookmarkEnd w:id="185"/>
         </w:tc>
       </w:tr>
     </w:tbl>
@@ -23226,18 +23236,18 @@
           <wp:inline>
             <wp:extent cx="3771900" cy="3912211"/>
             <wp:effectExtent b="0" l="0" r="0" t="0"/>
-            <wp:docPr descr="" title="" id="186" name="Picture"/>
+            <wp:docPr descr="" title="" id="187" name="Picture"/>
             <a:graphic>
               <a:graphicData uri="http://schemas.openxmlformats.org/drawingml/2006/picture">
                 <pic:pic>
                   <pic:nvPicPr>
-                    <pic:cNvPr descr="grafik/hello_files/figure-docx/cell-3-output-1.png" id="187" name="Picture"/>
+                    <pic:cNvPr descr="grafik/hello_files/figure-docx/cell-3-output-1.png" id="188" name="Picture"/>
                     <pic:cNvPicPr>
                       <a:picLocks noChangeArrowheads="1" noChangeAspect="1"/>
                     </pic:cNvPicPr>
                   </pic:nvPicPr>
                   <pic:blipFill>
-                    <a:blip r:embed="rId185"/>
+                    <a:blip r:embed="rId186"/>
                     <a:stretch>
                       <a:fillRect/>
                     </a:stretch>
@@ -23264,21 +23274,21 @@
         </w:drawing>
       </w:r>
     </w:p>
-    <w:bookmarkEnd w:id="188"/>
-    <w:bookmarkStart w:id="189" w:name="matplotlib-1"/>
+    <w:bookmarkEnd w:id="189"/>
+    <w:bookmarkStart w:id="190" w:name="matplotlib-1"/>
     <w:p>
       <w:pPr>
         <w:pStyle w:val="Heading2"/>
       </w:pPr>
       <w:r>
-        <w:t xml:space="preserve">8.2 Matplotlib</w:t>
+        <w:t xml:space="preserve">9.2 Matplotlib</w:t>
       </w:r>
     </w:p>
     <w:p>
       <w:pPr>
         <w:pStyle w:val="FirstParagraph"/>
       </w:pPr>
-      <w:hyperlink r:id="rId107">
+      <w:hyperlink r:id="rId108">
         <w:r>
           <w:rPr>
             <w:rStyle w:val="Hyperlink"/>
@@ -23295,7 +23305,7 @@
       <w:r>
         <w:t xml:space="preserve"> </w:t>
       </w:r>
-      <w:hyperlink r:id="rId108">
+      <w:hyperlink r:id="rId109">
         <w:r>
           <w:rPr>
             <w:rStyle w:val="Hyperlink"/>
@@ -23312,7 +23322,7 @@
       <w:r>
         <w:t xml:space="preserve"> </w:t>
       </w:r>
-      <w:hyperlink r:id="rId109">
+      <w:hyperlink r:id="rId110">
         <w:r>
           <w:rPr>
             <w:rStyle w:val="Hyperlink"/>
@@ -23398,24 +23408,24 @@
         <w:t xml:space="preserve">In this first chapter, we focus on both the properties of data and on the collection of data.</w:t>
       </w:r>
     </w:p>
-    <w:bookmarkEnd w:id="189"/>
     <w:bookmarkEnd w:id="190"/>
-    <w:bookmarkStart w:id="216" w:name="model-logistic"/>
+    <w:bookmarkEnd w:id="191"/>
+    <w:bookmarkStart w:id="217" w:name="model-logistic"/>
     <w:p>
       <w:pPr>
         <w:pStyle w:val="Heading1"/>
       </w:pPr>
       <w:r>
-        <w:t xml:space="preserve">9. Logistic regression</w:t>
-      </w:r>
-    </w:p>
-    <w:bookmarkStart w:id="210" w:name="belajar-1"/>
+        <w:t xml:space="preserve">10. Logistic regression</w:t>
+      </w:r>
+    </w:p>
+    <w:bookmarkStart w:id="211" w:name="belajar-1"/>
     <w:p>
       <w:pPr>
         <w:pStyle w:val="Heading2"/>
       </w:pPr>
       <w:r>
-        <w:t xml:space="preserve">9.1 Belajar</w:t>
+        <w:t xml:space="preserve">10.1 Belajar</w:t>
       </w:r>
     </w:p>
     <w:p>
@@ -23456,18 +23466,18 @@
           <wp:inline>
             <wp:extent cx="3771900" cy="1981515"/>
             <wp:effectExtent b="0" l="0" r="0" t="0"/>
-            <wp:docPr descr="" title="" id="192" name="Picture"/>
+            <wp:docPr descr="" title="" id="193" name="Picture"/>
             <a:graphic>
               <a:graphicData uri="http://schemas.openxmlformats.org/drawingml/2006/picture">
                 <pic:pic>
                   <pic:nvPicPr>
-                    <pic:cNvPr descr="images/clipboard-3411580359.png" id="193" name="Picture"/>
+                    <pic:cNvPr descr="images/clipboard-3411580359.png" id="194" name="Picture"/>
                     <pic:cNvPicPr>
                       <a:picLocks noChangeArrowheads="1" noChangeAspect="1"/>
                     </pic:cNvPicPr>
                   </pic:nvPicPr>
                   <pic:blipFill>
-                    <a:blip r:embed="rId191"/>
+                    <a:blip r:embed="rId192"/>
                     <a:stretch>
                       <a:fillRect/>
                     </a:stretch>
@@ -23570,13 +23580,13 @@
         </w:pict>
       </w:r>
     </w:p>
-    <w:bookmarkStart w:id="194" w:name="qs.-ali-imran-110"/>
+    <w:bookmarkStart w:id="195" w:name="qs.-ali-imran-110"/>
     <w:p>
       <w:pPr>
         <w:pStyle w:val="Heading3"/>
       </w:pPr>
       <w:r>
-        <w:t xml:space="preserve">9.1.1 📜 QS. Ali ’Imran: 110</w:t>
+        <w:t xml:space="preserve">10.1.1 📜 QS. Ali ’Imran: 110</w:t>
       </w:r>
     </w:p>
     <w:p>
@@ -23785,23 +23795,23 @@
         </w:pict>
       </w:r>
     </w:p>
-    <w:bookmarkEnd w:id="194"/>
-    <w:bookmarkStart w:id="198" w:name="cara-menggunakan-dengan-font-amiri-quran"/>
+    <w:bookmarkEnd w:id="195"/>
+    <w:bookmarkStart w:id="199" w:name="cara-menggunakan-dengan-font-amiri-quran"/>
     <w:p>
       <w:pPr>
         <w:pStyle w:val="Heading3"/>
       </w:pPr>
       <w:r>
-        <w:t xml:space="preserve">9.1.2 ✅ Cara Menggunakan dengan Font Amiri Quran</w:t>
-      </w:r>
-    </w:p>
-    <w:bookmarkStart w:id="196" w:name="download-instal-font"/>
+        <w:t xml:space="preserve">10.1.2 ✅ Cara Menggunakan dengan Font Amiri Quran</w:t>
+      </w:r>
+    </w:p>
+    <w:bookmarkStart w:id="197" w:name="download-instal-font"/>
     <w:p>
       <w:pPr>
         <w:pStyle w:val="Heading4"/>
       </w:pPr>
       <w:r>
-        <w:t xml:space="preserve">9.1.2.1 1.</w:t>
+        <w:t xml:space="preserve">10.1.2.1 1.</w:t>
       </w:r>
       <w:r>
         <w:t xml:space="preserve"> </w:t>
@@ -23824,7 +23834,7 @@
       <w:r>
         <w:t xml:space="preserve"> </w:t>
       </w:r>
-      <w:hyperlink r:id="rId195">
+      <w:hyperlink r:id="rId196">
         <w:r>
           <w:rPr>
             <w:rStyle w:val="Hyperlink"/>
@@ -23915,14 +23925,14 @@
         <w:t xml:space="preserve">.</w:t>
       </w:r>
     </w:p>
-    <w:bookmarkEnd w:id="196"/>
-    <w:bookmarkStart w:id="197" w:name="Xffeca08015118e00d3d0ce483d6fa2757d0d5a6"/>
+    <w:bookmarkEnd w:id="197"/>
+    <w:bookmarkStart w:id="198" w:name="Xffeca08015118e00d3d0ce483d6fa2757d0d5a6"/>
     <w:p>
       <w:pPr>
         <w:pStyle w:val="Heading4"/>
       </w:pPr>
       <w:r>
-        <w:t xml:space="preserve">9.1.2.2 2.</w:t>
+        <w:t xml:space="preserve">10.1.2.2 2.</w:t>
       </w:r>
       <w:r>
         <w:t xml:space="preserve"> </w:t>
@@ -24104,15 +24114,15 @@
         </w:pict>
       </w:r>
     </w:p>
-    <w:bookmarkEnd w:id="197"/>
     <w:bookmarkEnd w:id="198"/>
-    <w:bookmarkStart w:id="199" w:name="X3c43a2422003f164904c3b3faa42e0a576f6b8a"/>
+    <w:bookmarkEnd w:id="199"/>
+    <w:bookmarkStart w:id="200" w:name="X3c43a2422003f164904c3b3faa42e0a576f6b8a"/>
     <w:p>
       <w:pPr>
         <w:pStyle w:val="Heading3"/>
       </w:pPr>
       <w:r>
-        <w:t xml:space="preserve">9.1.3 📎 Bonus: Versi dengan Nomor Ayat (١١٠) &amp; Tanda Akhir Ayat</w:t>
+        <w:t xml:space="preserve">10.1.3 📎 Bonus: Versi dengan Nomor Ayat (١١٠) &amp; Tanda Akhir Ayat</w:t>
       </w:r>
     </w:p>
     <w:p>
@@ -24232,14 +24242,14 @@
         </w:pict>
       </w:r>
     </w:p>
-    <w:bookmarkEnd w:id="199"/>
-    <w:bookmarkStart w:id="200" w:name="dokumen-siap-pakai"/>
+    <w:bookmarkEnd w:id="200"/>
+    <w:bookmarkStart w:id="201" w:name="dokumen-siap-pakai"/>
     <w:p>
       <w:pPr>
         <w:pStyle w:val="Heading3"/>
       </w:pPr>
       <w:r>
-        <w:t xml:space="preserve">9.1.4 📄 Dokumen Siap Pakai</w:t>
+        <w:t xml:space="preserve">10.1.4 📄 Dokumen Siap Pakai</w:t>
       </w:r>
     </w:p>
     <w:p>
@@ -24362,14 +24372,14 @@
         </w:pict>
       </w:r>
     </w:p>
-    <w:bookmarkEnd w:id="200"/>
-    <w:bookmarkStart w:id="201" w:name="X6c1a891f6a141946f0778691ba52c4b4572166d"/>
+    <w:bookmarkEnd w:id="201"/>
+    <w:bookmarkStart w:id="202" w:name="X6c1a891f6a141946f0778691ba52c4b4572166d"/>
     <w:p>
       <w:pPr>
         <w:pStyle w:val="Heading3"/>
       </w:pPr>
       <w:r>
-        <w:t xml:space="preserve">9.1.5 1.</w:t>
+        <w:t xml:space="preserve">10.1.5 1.</w:t>
       </w:r>
       <w:r>
         <w:t xml:space="preserve"> </w:t>
@@ -24479,14 +24489,14 @@
         </w:pict>
       </w:r>
     </w:p>
-    <w:bookmarkEnd w:id="201"/>
-    <w:bookmarkStart w:id="202" w:name="Xbf580016f897a087fb3ccdfb31ec34ec9ca352f"/>
+    <w:bookmarkEnd w:id="202"/>
+    <w:bookmarkStart w:id="203" w:name="Xbf580016f897a087fb3ccdfb31ec34ec9ca352f"/>
     <w:p>
       <w:pPr>
         <w:pStyle w:val="Heading3"/>
       </w:pPr>
       <w:r>
-        <w:t xml:space="preserve">9.1.6 2.</w:t>
+        <w:t xml:space="preserve">10.1.6 2.</w:t>
       </w:r>
       <w:r>
         <w:t xml:space="preserve"> </w:t>
@@ -24613,14 +24623,14 @@
         </w:pict>
       </w:r>
     </w:p>
-    <w:bookmarkEnd w:id="202"/>
-    <w:bookmarkStart w:id="203" w:name="X941e0ead33e458b440db4f7164d45e780473d5e"/>
+    <w:bookmarkEnd w:id="203"/>
+    <w:bookmarkStart w:id="204" w:name="X941e0ead33e458b440db4f7164d45e780473d5e"/>
     <w:p>
       <w:pPr>
         <w:pStyle w:val="Heading3"/>
       </w:pPr>
       <w:r>
-        <w:t xml:space="preserve">9.1.7 3.</w:t>
+        <w:t xml:space="preserve">10.1.7 3.</w:t>
       </w:r>
       <w:r>
         <w:t xml:space="preserve"> </w:t>
@@ -24711,14 +24721,14 @@
         </w:pict>
       </w:r>
     </w:p>
-    <w:bookmarkEnd w:id="203"/>
-    <w:bookmarkStart w:id="204" w:name="relevansi-dengan-minat-anda"/>
+    <w:bookmarkEnd w:id="204"/>
+    <w:bookmarkStart w:id="205" w:name="relevansi-dengan-minat-anda"/>
     <w:p>
       <w:pPr>
         <w:pStyle w:val="Heading3"/>
       </w:pPr>
       <w:r>
-        <w:t xml:space="preserve">9.1.8 Relevansi dengan Minat Anda</w:t>
+        <w:t xml:space="preserve">10.1.8 Relevansi dengan Minat Anda</w:t>
       </w:r>
     </w:p>
     <w:p>
@@ -24982,14 +24992,14 @@
         </w:pict>
       </w:r>
     </w:p>
-    <w:bookmarkEnd w:id="204"/>
-    <w:bookmarkStart w:id="205" w:name="business-understanding-apa-itu"/>
+    <w:bookmarkEnd w:id="205"/>
+    <w:bookmarkStart w:id="206" w:name="business-understanding-apa-itu"/>
     <w:p>
       <w:pPr>
         <w:pStyle w:val="Heading3"/>
       </w:pPr>
       <w:r>
-        <w:t xml:space="preserve">9.1.9</w:t>
+        <w:t xml:space="preserve">10.1.9</w:t>
       </w:r>
       <w:r>
         <w:t xml:space="preserve"> </w:t>
@@ -25060,14 +25070,14 @@
         <w:t xml:space="preserve">masalah dunia nyata ke dalam pertanyaan yang bisa dijawab dengan data.</w:t>
       </w:r>
     </w:p>
-    <w:bookmarkEnd w:id="205"/>
-    <w:bookmarkStart w:id="206" w:name="mengapa-business-understanding-penting"/>
+    <w:bookmarkEnd w:id="206"/>
+    <w:bookmarkStart w:id="207" w:name="mengapa-business-understanding-penting"/>
     <w:p>
       <w:pPr>
         <w:pStyle w:val="Heading3"/>
       </w:pPr>
       <w:r>
-        <w:t xml:space="preserve">9.1.10</w:t>
+        <w:t xml:space="preserve">10.1.10</w:t>
       </w:r>
       <w:r>
         <w:t xml:space="preserve"> </w:t>
@@ -25232,14 +25242,14 @@
         </w:pict>
       </w:r>
     </w:p>
-    <w:bookmarkEnd w:id="206"/>
-    <w:bookmarkStart w:id="207" w:name="Xe6920b2b3fdf59c292a5fbf89994615f12de3c5"/>
+    <w:bookmarkEnd w:id="207"/>
+    <w:bookmarkStart w:id="208" w:name="Xe6920b2b3fdf59c292a5fbf89994615f12de3c5"/>
     <w:p>
       <w:pPr>
         <w:pStyle w:val="Heading3"/>
       </w:pPr>
       <w:r>
-        <w:t xml:space="preserve">9.1.11</w:t>
+        <w:t xml:space="preserve">10.1.11</w:t>
       </w:r>
       <w:r>
         <w:t xml:space="preserve"> </w:t>
@@ -25527,14 +25537,14 @@
         </w:pict>
       </w:r>
     </w:p>
-    <w:bookmarkEnd w:id="207"/>
-    <w:bookmarkStart w:id="208" w:name="Xc552b974fb4a5c4f313a35882ad3b3fee1f0c67"/>
+    <w:bookmarkEnd w:id="208"/>
+    <w:bookmarkStart w:id="209" w:name="Xc552b974fb4a5c4f313a35882ad3b3fee1f0c67"/>
     <w:p>
       <w:pPr>
         <w:pStyle w:val="Heading3"/>
       </w:pPr>
       <w:r>
-        <w:t xml:space="preserve">9.1.12 🌍</w:t>
+        <w:t xml:space="preserve">10.1.12 🌍</w:t>
       </w:r>
       <w:r>
         <w:t xml:space="preserve"> </w:t>
@@ -25638,14 +25648,14 @@
         </w:pict>
       </w:r>
     </w:p>
-    <w:bookmarkEnd w:id="208"/>
-    <w:bookmarkStart w:id="209" w:name="X8fceea416d03270e1c515cfa8a8b3cef49caad5"/>
+    <w:bookmarkEnd w:id="209"/>
+    <w:bookmarkStart w:id="210" w:name="X8fceea416d03270e1c515cfa8a8b3cef49caad5"/>
     <w:p>
       <w:pPr>
         <w:pStyle w:val="Heading3"/>
       </w:pPr>
       <w:r>
-        <w:t xml:space="preserve">9.1.13 📝 Tips untuk Penyusunan Materi (Audience: Pemula / Non-Teknis)</w:t>
+        <w:t xml:space="preserve">10.1.13 📝 Tips untuk Penyusunan Materi (Audience: Pemula / Non-Teknis)</w:t>
       </w:r>
     </w:p>
     <w:p>
@@ -26416,15 +26426,15 @@
         <w:t xml:space="preserve">While knowing whether a resume listed honors provides some signal when predicting whether the employer would call, we would like to account for many different variables at once to understand how each of the different resume characteristics affected the chance of a callback.</w:t>
       </w:r>
     </w:p>
-    <w:bookmarkEnd w:id="209"/>
     <w:bookmarkEnd w:id="210"/>
-    <w:bookmarkStart w:id="211" w:name="logistic-model-with-many-variables"/>
+    <w:bookmarkEnd w:id="211"/>
+    <w:bookmarkStart w:id="212" w:name="logistic-model-with-many-variables"/>
     <w:p>
       <w:pPr>
         <w:pStyle w:val="Heading2"/>
       </w:pPr>
       <w:r>
-        <w:t xml:space="preserve">9.2 Logistic model with many variables</w:t>
+        <w:t xml:space="preserve">10.2 Logistic model with many variables</w:t>
       </w:r>
     </w:p>
     <w:p>
@@ -27031,14 +27041,14 @@
         <w:t xml:space="preserve">Finding strong evidence of racism for individual cases is a persistent challenge in enforcing anti-discrimination laws.</w:t>
       </w:r>
     </w:p>
-    <w:bookmarkEnd w:id="211"/>
-    <w:bookmarkStart w:id="215" w:name="groups-of-different-sizes"/>
+    <w:bookmarkEnd w:id="212"/>
+    <w:bookmarkStart w:id="216" w:name="groups-of-different-sizes"/>
     <w:p>
       <w:pPr>
         <w:pStyle w:val="Heading2"/>
       </w:pPr>
       <w:r>
-        <w:t xml:space="preserve">9.3 Groups of different sizes</w:t>
+        <w:t xml:space="preserve">10.3 Groups of different sizes</w:t>
       </w:r>
     </w:p>
     <w:p>
@@ -27217,7 +27227,7 @@
         <w:rPr>
           <w:rStyle w:val="FootnoteReference"/>
         </w:rPr>
-        <w:footnoteReference w:id="212"/>
+        <w:footnoteReference w:id="213"/>
       </w:r>
     </w:p>
     <w:p>
@@ -27260,13 +27270,13 @@
         <w:t xml:space="preserve">Whether it is with a formal statistical model or by using critical thinking skills to structure a problem, we hope the ideas you have learned will help you do more and do better in life.</w:t>
       </w:r>
     </w:p>
-    <w:bookmarkStart w:id="213" w:name="summary"/>
+    <w:bookmarkStart w:id="214" w:name="summary"/>
     <w:p>
       <w:pPr>
         <w:pStyle w:val="Heading3"/>
       </w:pPr>
       <w:r>
-        <w:t xml:space="preserve">9.3.1 Summary</w:t>
+        <w:t xml:space="preserve">10.3.1 Summary</w:t>
       </w:r>
     </w:p>
     <w:p>
@@ -27295,14 +27305,14 @@
         <w:t xml:space="preserve">Logistic model fit and variable selection can be carried out in similar ways as multiple linear regression.</w:t>
       </w:r>
     </w:p>
-    <w:bookmarkEnd w:id="213"/>
-    <w:bookmarkStart w:id="214" w:name="terms"/>
+    <w:bookmarkEnd w:id="214"/>
+    <w:bookmarkStart w:id="215" w:name="terms"/>
     <w:p>
       <w:pPr>
         <w:pStyle w:val="Heading3"/>
       </w:pPr>
       <w:r>
-        <w:t xml:space="preserve">9.3.2 Terms</w:t>
+        <w:t xml:space="preserve">10.3.2 Terms</w:t>
       </w:r>
     </w:p>
     <w:p>
@@ -27344,9 +27354,9 @@
         <w:t xml:space="preserve">.</w:t>
       </w:r>
     </w:p>
-    <w:bookmarkEnd w:id="214"/>
     <w:bookmarkEnd w:id="215"/>
     <w:bookmarkEnd w:id="216"/>
+    <w:bookmarkEnd w:id="217"/>
     <w:sectPr>
       <w:footerReference r:id="rId9" w:type="default"/>
       <w:pgSz w:code="1" w:h="13041" w:w="8505"/>
@@ -27461,7 +27471,7 @@
       </w:r>
     </w:p>
   </w:footnote>
-  <w:footnote w:id="212">
+  <w:footnote w:id="213">
     <w:p>
       <w:pPr>
         <w:pStyle w:val="FootnoteText"/>
@@ -30505,10 +30515,10 @@
 </w:styles>
 </file>
 
-<file path=word/media/rId45.txt>Forbidden
+<file path=word/media/rId46.txt>Forbidden
 </file>
 
-<file path=word/media/rId55.txt>Forbidden
+<file path=word/media/rId56.txt>Forbidden
 </file>
 
 <file path=word/theme/theme1.xml><?xml version="1.0" encoding="utf-8"?>

--- a/Pengantar-Web-Mining.docx
+++ b/Pengantar-Web-Mining.docx
@@ -23716,13 +23716,7 @@
         <w:t xml:space="preserve">ا</w:t>
       </w:r>
       <w:r>
-        <w:t xml:space="preserve">).</w:t>
-      </w:r>
-      <w:r>
-        <w:t xml:space="preserve"> </w:t>
-      </w:r>
-      <w:r>
-        <w:t xml:space="preserve">Ini penting agar bacaan sesuai</w:t>
+        <w:t xml:space="preserve">). Ini penting agar bacaan sesuai</w:t>
       </w:r>
       <w:r>
         <w:t xml:space="preserve"> </w:t>
@@ -23735,13 +23729,7 @@
         <w:t xml:space="preserve">qira’ah ’Utsmani</w:t>
       </w:r>
       <w:r>
-        <w:t xml:space="preserve">.</w:t>
-      </w:r>
-      <w:r>
-        <w:t xml:space="preserve"> </w:t>
-      </w:r>
-      <w:r>
-        <w:t xml:space="preserve">- Titik di akhir (</w:t>
+        <w:t xml:space="preserve">. - Titik di akhir (</w:t>
       </w:r>
       <w:r>
         <w:rPr>
@@ -23766,13 +23754,7 @@
         <w:t xml:space="preserve"> </w:t>
       </w:r>
       <w:r>
-        <w:t xml:space="preserve">(boleh berhenti), sesuai Mushaf standar.</w:t>
-      </w:r>
-      <w:r>
-        <w:t xml:space="preserve"> </w:t>
-      </w:r>
-      <w:r>
-        <w:t xml:space="preserve">- Semua harakat &amp; tasydid sesuai dengan Mushaf Madinah versi</w:t>
+        <w:t xml:space="preserve">(boleh berhenti), sesuai Mushaf standar. - Semua harakat &amp; tasydid sesuai dengan Mushaf Madinah versi</w:t>
       </w:r>
       <w:r>
         <w:t xml:space="preserve"> </w:t>
@@ -24039,7 +24021,231 @@
     </w:p>
     <w:p>
       <w:pPr>
+        <w:pStyle w:val="BlockText"/>
+        <w:bidi/>
+      </w:pPr>
+      <w:r>
+        <w:rPr>
+          <w:b/>
+          <w:bCs/>
+          <w:rtl/>
+        </w:rPr>
+        <w:t xml:space="preserve">لِيَخْلُقَ السَّمَاوَاتِ وَالْأَرْضَ وَلَيَبْعَثَنَّكُمْ أَئِمَّةً أَحْسَنُ عَمَلًا ۚ وَهُوَ الْعَزِيزُ الْغَفُورُ</w:t>
+      </w:r>
+    </w:p>
+    <w:p>
+      <w:pPr>
+        <w:pStyle w:val="BlockText"/>
+      </w:pPr>
+      <w:r>
+        <w:t xml:space="preserve">:::</w:t>
+      </w:r>
+    </w:p>
+    <w:p>
+      <w:pPr>
         <w:pStyle w:val="FirstParagraph"/>
+      </w:pPr>
+      <w:r>
+        <w:t xml:space="preserve">Based on the Arabic text in the image, this appears to be</w:t>
+      </w:r>
+      <w:r>
+        <w:t xml:space="preserve"> </w:t>
+      </w:r>
+      <w:r>
+        <w:rPr>
+          <w:b/>
+          <w:bCs/>
+        </w:rPr>
+        <w:t xml:space="preserve">Quranic verse</w:t>
+      </w:r>
+      <w:r>
+        <w:t xml:space="preserve"> </w:t>
+      </w:r>
+      <w:r>
+        <w:t xml:space="preserve">that contains the phrase about Allah creating the heavens and earth and resurrecting people with their leaders/imams.</w:t>
+      </w:r>
+    </w:p>
+    <w:p>
+      <w:pPr>
+        <w:pStyle w:val="BodyText"/>
+      </w:pPr>
+      <w:r>
+        <w:t xml:space="preserve">The verse reads:</w:t>
+      </w:r>
+    </w:p>
+    <w:p>
+      <w:pPr>
+        <w:pStyle w:val="BodyText"/>
+      </w:pPr>
+      <w:r>
+        <w:rPr>
+          <w:b/>
+          <w:bCs/>
+        </w:rPr>
+        <w:t xml:space="preserve">لِيَخْلُقَ السَّمَاوَاتِ وَالْأَرْضَ وَلَيَبْعَثَنَّكُمْ أَئِمَّةً أَحْسَنُ عَمَلًا ۚ وَهُوَ الْعَزِيزُ الْغَفُورُ</w:t>
+      </w:r>
+    </w:p>
+    <w:p>
+      <w:pPr>
+        <w:pStyle w:val="BodyText"/>
+      </w:pPr>
+      <w:r>
+        <w:rPr>
+          <w:b/>
+          <w:bCs/>
+        </w:rPr>
+        <w:t xml:space="preserve">Transliteration:</w:t>
+      </w:r>
+      <w:r>
+        <w:t xml:space="preserve"> </w:t>
+      </w:r>
+      <w:r>
+        <w:t xml:space="preserve">“Li-yakhluqa as-samawati wal-arda wa-layab’athannakum a’immatan ahsanu ’amala, wa Huwa al-’Azizu al-Ghafur”</w:t>
+      </w:r>
+    </w:p>
+    <w:p>
+      <w:pPr>
+        <w:pStyle w:val="BodyText"/>
+      </w:pPr>
+      <w:r>
+        <w:rPr>
+          <w:b/>
+          <w:bCs/>
+        </w:rPr>
+        <w:t xml:space="preserve">Translation:</w:t>
+      </w:r>
+      <w:r>
+        <w:t xml:space="preserve"> </w:t>
+      </w:r>
+      <w:r>
+        <w:t xml:space="preserve">“That He may create the heavens and the earth, and that He may resurrect you as leaders in good deeds, and He is the All-Mighty, the All-Forgiving.”</w:t>
+      </w:r>
+    </w:p>
+    <w:p>
+      <w:pPr>
+        <w:pStyle w:val="BodyText"/>
+      </w:pPr>
+      <w:r>
+        <w:t xml:space="preserve">This verse appears to be discussing: 1.</w:t>
+      </w:r>
+      <w:r>
+        <w:t xml:space="preserve"> </w:t>
+      </w:r>
+      <w:r>
+        <w:rPr>
+          <w:b/>
+          <w:bCs/>
+        </w:rPr>
+        <w:t xml:space="preserve">The creation</w:t>
+      </w:r>
+      <w:r>
+        <w:t xml:space="preserve"> </w:t>
+      </w:r>
+      <w:r>
+        <w:t xml:space="preserve">of the heavens and the earth 2.</w:t>
+      </w:r>
+      <w:r>
+        <w:t xml:space="preserve"> </w:t>
+      </w:r>
+      <w:r>
+        <w:rPr>
+          <w:b/>
+          <w:bCs/>
+        </w:rPr>
+        <w:t xml:space="preserve">The resurrection</w:t>
+      </w:r>
+      <w:r>
+        <w:t xml:space="preserve"> </w:t>
+      </w:r>
+      <w:r>
+        <w:t xml:space="preserve">of people with their leaders (أَئِمَّةً - a’immatan) 3.</w:t>
+      </w:r>
+      <w:r>
+        <w:t xml:space="preserve"> </w:t>
+      </w:r>
+      <w:r>
+        <w:rPr>
+          <w:b/>
+          <w:bCs/>
+        </w:rPr>
+        <w:t xml:space="preserve">The emphasis</w:t>
+      </w:r>
+      <w:r>
+        <w:t xml:space="preserve"> </w:t>
+      </w:r>
+      <w:r>
+        <w:t xml:space="preserve">on good deeds (أَحْسَنُ عَمَلًا - ahsanu ’amala) 4.</w:t>
+      </w:r>
+      <w:r>
+        <w:t xml:space="preserve"> </w:t>
+      </w:r>
+      <w:r>
+        <w:rPr>
+          <w:b/>
+          <w:bCs/>
+        </w:rPr>
+        <w:t xml:space="preserve">Allah’s attributes</w:t>
+      </w:r>
+      <w:r>
+        <w:t xml:space="preserve">: Al-’Aziz (The All-Mighty) and Al-Ghafur (The All-Forgiving)</w:t>
+      </w:r>
+    </w:p>
+    <w:p>
+      <w:pPr>
+        <w:pStyle w:val="BodyText"/>
+      </w:pPr>
+      <w:r>
+        <w:t xml:space="preserve">The concept of being called with one’s</w:t>
+      </w:r>
+      <w:r>
+        <w:t xml:space="preserve"> </w:t>
+      </w:r>
+      <w:r>
+        <w:t xml:space="preserve">“imam”</w:t>
+      </w:r>
+      <w:r>
+        <w:t xml:space="preserve"> </w:t>
+      </w:r>
+      <w:r>
+        <w:t xml:space="preserve">(leader/guide) on the Day of Judgment is also mentioned in</w:t>
+      </w:r>
+      <w:r>
+        <w:t xml:space="preserve"> </w:t>
+      </w:r>
+      <w:r>
+        <w:rPr>
+          <w:b/>
+          <w:bCs/>
+        </w:rPr>
+        <w:t xml:space="preserve">Surah Al-Isra (17:71)</w:t>
+      </w:r>
+      <w:r>
+        <w:t xml:space="preserve">, which states:</w:t>
+      </w:r>
+      <w:r>
+        <w:t xml:space="preserve"> </w:t>
+      </w:r>
+      <w:r>
+        <w:t xml:space="preserve">“يَوْمَ نَدْعُو كُلَّ أُنَاسٍ بِإِمَامِهِمْ”</w:t>
+      </w:r>
+      <w:r>
+        <w:t xml:space="preserve"> </w:t>
+      </w:r>
+      <w:r>
+        <w:t xml:space="preserve">(The Day We will summon every people with their leader). [[31]][[35]]</w:t>
+      </w:r>
+    </w:p>
+    <w:p>
+      <w:pPr>
+        <w:pStyle w:val="BodyText"/>
+      </w:pPr>
+      <w:r>
+        <w:t xml:space="preserve">Would you like more information about this verse or its tafsir (interpretation)?</w:t>
+      </w:r>
+    </w:p>
+    <w:p>
+      <w:pPr>
+        <w:pStyle w:val="BodyText"/>
       </w:pPr>
       <w:r>
         <w:rPr>
@@ -24334,13 +24540,7 @@
         <w:t xml:space="preserve"> </w:t>
       </w:r>
       <w:r>
-        <w:t xml:space="preserve">yang benar dan indah.</w:t>
-      </w:r>
-      <w:r>
-        <w:t xml:space="preserve"> </w:t>
-      </w:r>
-      <w:r>
-        <w:t xml:space="preserve">🌿📖</w:t>
+        <w:t xml:space="preserve">yang benar dan indah. 🌿📖</w:t>
       </w:r>
     </w:p>
     <w:p>
@@ -24348,13 +24548,7 @@
         <w:pStyle w:val="BodyText"/>
       </w:pPr>
       <w:r>
-        <w:t xml:space="preserve">Dalam Islam, berbagi ilmu pengetahuan sangat dianjurkan dan dianggap sebagai bentuk ibadah yang mulia.</w:t>
-      </w:r>
-      <w:r>
-        <w:t xml:space="preserve"> </w:t>
-      </w:r>
-      <w:r>
-        <w:t xml:space="preserve">Rasulullah ﷺ menekankan pentingnya menyampaikan ilmu, bahkan mengaitkannya dengan kelanggengan pahala dan keselamatan di akhirat.</w:t>
+        <w:t xml:space="preserve">Dalam Islam, berbagi ilmu pengetahuan sangat dianjurkan dan dianggap sebagai bentuk ibadah yang mulia. Rasulullah ﷺ menekankan pentingnya menyampaikan ilmu, bahkan mengaitkannya dengan kelanggengan pahala dan keselamatan di akhirat.</w:t>
       </w:r>
     </w:p>
     <w:p>
@@ -24460,13 +24654,7 @@
         <w:br/>
       </w:r>
       <w:r>
-        <w:t xml:space="preserve">Hadis ini menunjukkan betapa mulianya posisi ilmu dan orang yang menuntut serta menyampaikannya.</w:t>
-      </w:r>
-      <w:r>
-        <w:t xml:space="preserve"> </w:t>
-      </w:r>
-      <w:r>
-        <w:t xml:space="preserve">Berbagi ilmu adalah kelanjutan dari misi kenabian, karena para nabi mewariskan</w:t>
+        <w:t xml:space="preserve">Hadis ini menunjukkan betapa mulianya posisi ilmu dan orang yang menuntut serta menyampaikannya. Berbagi ilmu adalah kelanjutan dari misi kenabian, karena para nabi mewariskan</w:t>
       </w:r>
       <w:r>
         <w:t xml:space="preserve"> </w:t>
@@ -24607,13 +24795,7 @@
         <w:br/>
       </w:r>
       <w:r>
-        <w:t xml:space="preserve">Menyembunyikan ilmu yang dibutuhkan orang lain—terutama ilmu agama atau yang bermanfaat bagi masyarakat—adalah dosa besar.</w:t>
-      </w:r>
-      <w:r>
-        <w:t xml:space="preserve"> </w:t>
-      </w:r>
-      <w:r>
-        <w:t xml:space="preserve">Ini menunjukkan bahwa berbagi ilmu adalah bentuk amanah.</w:t>
+        <w:t xml:space="preserve">Menyembunyikan ilmu yang dibutuhkan orang lain—terutama ilmu agama atau yang bermanfaat bagi masyarakat—adalah dosa besar. Ini menunjukkan bahwa berbagi ilmu adalah bentuk amanah.</w:t>
       </w:r>
     </w:p>
     <w:p>
@@ -24775,13 +24957,7 @@
         <w:t xml:space="preserve">analisis data yang terstruktur dan transparan untuk riset dan pengabdian masyarakat</w:t>
       </w:r>
       <w:r>
-        <w:t xml:space="preserve">.</w:t>
-      </w:r>
-      <w:r>
-        <w:t xml:space="preserve"> </w:t>
-      </w:r>
-      <w:r>
-        <w:t xml:space="preserve">Ini selaras dengan semangat hadis di atas: menyebarkan ilmu—termasuk ilmu modern seperti</w:t>
+        <w:t xml:space="preserve">. Ini selaras dengan semangat hadis di atas: menyebarkan ilmu—termasuk ilmu modern seperti</w:t>
       </w:r>
       <w:r>
         <w:t xml:space="preserve"> </w:t>
@@ -24842,13 +25018,7 @@
         <w:pStyle w:val="BodyText"/>
       </w:pPr>
       <w:r>
-        <w:t xml:space="preserve">Semoga bermanfaat.</w:t>
-      </w:r>
-      <w:r>
-        <w:t xml:space="preserve"> </w:t>
-      </w:r>
-      <w:r>
-        <w:t xml:space="preserve">🌟</w:t>
+        <w:t xml:space="preserve">Semoga bermanfaat. 🌟</w:t>
       </w:r>
     </w:p>
     <w:p>
@@ -24872,13 +25042,7 @@
         <w:t xml:space="preserve"> </w:t>
       </w:r>
       <w:r>
-        <w:t xml:space="preserve">as a tool for building models when there is a categorical response variable with two levels, e.g., yes and no.</w:t>
-      </w:r>
-      <w:r>
-        <w:t xml:space="preserve"> </w:t>
-      </w:r>
-      <w:r>
-        <w:t xml:space="preserve">Logistic regression is a type of</w:t>
+        <w:t xml:space="preserve">as a tool for building models when there is a categorical response variable with two levels, e.g., yes and no. Logistic regression is a type of</w:t>
       </w:r>
       <w:r>
         <w:t xml:space="preserve"> </w:t>
@@ -24894,37 +25058,7 @@
         <w:t xml:space="preserve"> </w:t>
       </w:r>
       <w:r>
-        <w:t xml:space="preserve">for response variables where regular multiple regression does not work very well.</w:t>
-      </w:r>
-      <w:r>
-        <w:t xml:space="preserve"> </w:t>
-      </w:r>
-      <w:r>
-        <w:t xml:space="preserve">GLMs can be thought of as a two-stage modeling approach.</w:t>
-      </w:r>
-      <w:r>
-        <w:t xml:space="preserve"> </w:t>
-      </w:r>
-      <w:r>
-        <w:t xml:space="preserve">We first model the response variable using a probability distribution, such as the binomial or Poisson distribution.</w:t>
-      </w:r>
-      <w:r>
-        <w:t xml:space="preserve"> </w:t>
-      </w:r>
-      <w:r>
-        <w:t xml:space="preserve">Second, we model the parameter of the distribution using a collection of predictors and a special form of multiple regression.</w:t>
-      </w:r>
-      <w:r>
-        <w:t xml:space="preserve"> </w:t>
-      </w:r>
-      <w:r>
-        <w:t xml:space="preserve">Ultimately, the application of a GLM will feel very similar to multiple regression, even if some of the details are different.</w:t>
-      </w:r>
-      <w:r>
-        <w:t xml:space="preserve"> </w:t>
-      </w:r>
-      <w:r>
-        <w:t xml:space="preserve">:::</w:t>
+        <w:t xml:space="preserve">for response variables where regular multiple regression does not work very well. GLMs can be thought of as a two-stage modeling approach. We first model the response variable using a probability distribution, such as the binomial or Poisson distribution. Second, we model the parameter of the distribution using a collection of predictors and a special form of multiple regression. Ultimately, the application of a GLM will feel very similar to multiple regression, even if some of the details are different. :::</w:t>
       </w:r>
     </w:p>
     <w:p>
@@ -25045,13 +25179,7 @@
         <w:t xml:space="preserve"> </w:t>
       </w:r>
       <w:r>
-        <w:t xml:space="preserve">tentang teknologi atau algoritma.</w:t>
-      </w:r>
-      <w:r>
-        <w:t xml:space="preserve"> </w:t>
-      </w:r>
-      <w:r>
-        <w:t xml:space="preserve">Ini tentang</w:t>
+        <w:t xml:space="preserve">tentang teknologi atau algoritma. Ini tentang</w:t>
       </w:r>
       <w:r>
         <w:t xml:space="preserve"> </w:t>
@@ -25891,19 +26019,7 @@
         <w:t xml:space="preserve"> </w:t>
       </w:r>
       <w:r>
-        <w:t xml:space="preserve">berikutnya?</w:t>
-      </w:r>
-      <w:r>
-        <w:t xml:space="preserve"> </w:t>
-      </w:r>
-      <w:r>
-        <w:t xml:space="preserve">Atau ingin memperdalam contoh bisnis tertentu dulu?</w:t>
-      </w:r>
-      <w:r>
-        <w:t xml:space="preserve"> </w:t>
-      </w:r>
-      <w:r>
-        <w:t xml:space="preserve">🙌</w:t>
+        <w:t xml:space="preserve">berikutnya? Atau ingin memperdalam contoh bisnis tertentu dulu? 🙌</w:t>
       </w:r>
     </w:p>
     <w:p>
@@ -25951,19 +26067,7 @@
         <w:t xml:space="preserve">honors</w:t>
       </w:r>
       <w:r>
-        <w:t xml:space="preserve">.</w:t>
-      </w:r>
-      <w:r>
-        <w:t xml:space="preserve"> </w:t>
-      </w:r>
-      <w:r>
-        <w:t xml:space="preserve">This variable indicates whether the applicant had any type of honors listed on their resume, such as employee of the month.</w:t>
-      </w:r>
-      <w:r>
-        <w:t xml:space="preserve"> </w:t>
-      </w:r>
-      <w:r>
-        <w:t xml:space="preserve">A logistic regression model was fit using statistical software and the following model was found:</w:t>
+        <w:t xml:space="preserve">. This variable indicates whether the applicant had any type of honors listed on their resume, such as employee of the month. A logistic regression model was fit using statistical software and the following model was found:</w:t>
       </w:r>
     </w:p>
     <w:p>
@@ -26442,13 +26546,7 @@
         <w:pStyle w:val="FirstParagraph"/>
       </w:pPr>
       <w:r>
-        <w:t xml:space="preserve">We used statistical software to fit the logistic regression model with all 8 predictors described in @tbl-resume-variables.</w:t>
-      </w:r>
-      <w:r>
-        <w:t xml:space="preserve"> </w:t>
-      </w:r>
-      <w:r>
-        <w:t xml:space="preserve">Like multiple regression, the result may be presented in a summary table, which is shown in @tbl-resume-full-fit.</w:t>
+        <w:t xml:space="preserve">We used statistical software to fit the logistic regression model with all 8 predictors described in @tbl-resume-variables. Like multiple regression, the result may be presented in a summary table, which is shown in @tbl-resume-full-fit.</w:t>
       </w:r>
     </w:p>
     <w:p>
@@ -26848,13 +26946,7 @@
         </m:r>
       </m:oMath>
       <w:r>
-        <w:t xml:space="preserve">.</w:t>
-      </w:r>
-      <w:r>
-        <w:t xml:space="preserve"> </w:t>
-      </w:r>
-      <w:r>
-        <w:t xml:space="preserve">:::</w:t>
+        <w:t xml:space="preserve">. :::</w:t>
       </w:r>
     </w:p>
     <w:p>
@@ -26910,19 +27002,7 @@
         <w:t xml:space="preserve"> </w:t>
       </w:r>
       <w:r>
-        <w:t xml:space="preserve">will take a value of 0.</w:t>
-      </w:r>
-      <w:r>
-        <w:t xml:space="preserve"> </w:t>
-      </w:r>
-      <w:r>
-        <w:t xml:space="preserve">Doing so yields a probability of 0.0553.</w:t>
-      </w:r>
-      <w:r>
-        <w:t xml:space="preserve"> </w:t>
-      </w:r>
-      <w:r>
-        <w:t xml:space="preserve">Let’s compare the results with those of the previous example..</w:t>
+        <w:t xml:space="preserve">will take a value of 0. Doing so yields a probability of 0.0553. Let’s compare the results with those of the previous example..</w:t>
       </w:r>
     </w:p>
     <w:p>
@@ -27000,19 +27080,7 @@
         <w:t xml:space="preserve"> </w:t>
       </w:r>
       <w:r>
-        <w:t xml:space="preserve">jobs on average to receive a callback.</w:t>
-      </w:r>
-      <w:r>
-        <w:t xml:space="preserve"> </w:t>
-      </w:r>
-      <w:r>
-        <w:t xml:space="preserve">That is, applicants who are perceived as Black need to apply to 50% more employers to receive a callback than someone who is perceived as White based on their first name for jobs like those in the study.</w:t>
-      </w:r>
-      <w:r>
-        <w:t xml:space="preserve"> </w:t>
-      </w:r>
-      <w:r>
-        <w:t xml:space="preserve">:::</w:t>
+        <w:t xml:space="preserve">jobs on average to receive a callback. That is, applicants who are perceived as Black need to apply to 50% more employers to receive a callback than someone who is perceived as White based on their first name for jobs like those in the study. :::</w:t>
       </w:r>
     </w:p>
     <w:p>
@@ -27020,25 +27088,7 @@
         <w:pStyle w:val="BodyText"/>
       </w:pPr>
       <w:r>
-        <w:t xml:space="preserve">What we have quantified in this section is alarming and disturbing.</w:t>
-      </w:r>
-      <w:r>
-        <w:t xml:space="preserve"> </w:t>
-      </w:r>
-      <w:r>
-        <w:t xml:space="preserve">However, one aspect that makes this racism so difficult to address is that the experiment, as well-designed as it is, cannot send us much signal about which employers are discriminating.</w:t>
-      </w:r>
-      <w:r>
-        <w:t xml:space="preserve"> </w:t>
-      </w:r>
-      <w:r>
-        <w:t xml:space="preserve">It is only possible to say that discrimination is happening, even if we cannot say which particular callbacks — or non-callbacks — represent discrimination.</w:t>
-      </w:r>
-      <w:r>
-        <w:t xml:space="preserve"> </w:t>
-      </w:r>
-      <w:r>
-        <w:t xml:space="preserve">Finding strong evidence of racism for individual cases is a persistent challenge in enforcing anti-discrimination laws.</w:t>
+        <w:t xml:space="preserve">What we have quantified in this section is alarming and disturbing. However, one aspect that makes this racism so difficult to address is that the experiment, as well-designed as it is, cannot send us much signal about which employers are discriminating. It is only possible to say that discrimination is happening, even if we cannot say which particular callbacks — or non-callbacks — represent discrimination. Finding strong evidence of racism for individual cases is a persistent challenge in enforcing anti-discrimination laws.</w:t>
       </w:r>
     </w:p>
     <w:bookmarkEnd w:id="212"/>
@@ -27056,25 +27106,7 @@
         <w:pStyle w:val="FirstParagraph"/>
       </w:pPr>
       <w:r>
-        <w:t xml:space="preserve">Any form of discrimination is concerning, and this is why we decided it was so important to discuss this topic using data.</w:t>
-      </w:r>
-      <w:r>
-        <w:t xml:space="preserve"> </w:t>
-      </w:r>
-      <w:r>
-        <w:t xml:space="preserve">The resume study also only examined discrimination in a single aspect: whether a prospective employer would call a candidate who submitted their resume.</w:t>
-      </w:r>
-      <w:r>
-        <w:t xml:space="preserve"> </w:t>
-      </w:r>
-      <w:r>
-        <w:t xml:space="preserve">There was a 50% higher barrier for resumes simply when the candidate had a first name that was perceived to be from a Black individual.</w:t>
-      </w:r>
-      <w:r>
-        <w:t xml:space="preserve"> </w:t>
-      </w:r>
-      <w:r>
-        <w:t xml:space="preserve">It’s unlikely that discrimination would stop there.</w:t>
+        <w:t xml:space="preserve">Any form of discrimination is concerning, and this is why we decided it was so important to discuss this topic using data. The resume study also only examined discrimination in a single aspect: whether a prospective employer would call a candidate who submitted their resume. There was a 50% higher barrier for resumes simply when the candidate had a first name that was perceived to be from a Black individual. It’s unlikely that discrimination would stop there.</w:t>
       </w:r>
     </w:p>
     <w:p>
@@ -27082,13 +27114,7 @@
         <w:pStyle w:val="BodyText"/>
       </w:pPr>
       <w:r>
-        <w:t xml:space="preserve">Let’s consider a sex-imbalanced company that consists of 20% women and 80% men, and we’ll suppose that the company is very large, consisting of perhaps 20,000 employees.</w:t>
-      </w:r>
-      <w:r>
-        <w:t xml:space="preserve"> </w:t>
-      </w:r>
-      <w:r>
-        <w:t xml:space="preserve">(A more thoughtful example would include more inclusive gender identities.) Suppose when someone goes up for promotion at this company, 5 of their colleagues are randomly chosen to provide feedback on their work.</w:t>
+        <w:t xml:space="preserve">Let’s consider a sex-imbalanced company that consists of 20% women and 80% men, and we’ll suppose that the company is very large, consisting of perhaps 20,000 employees. (A more thoughtful example would include more inclusive gender identities.) Suppose when someone goes up for promotion at this company, 5 of their colleagues are randomly chosen to provide feedback on their work.</w:t>
       </w:r>
     </w:p>
     <w:p>
@@ -27096,13 +27122,7 @@
         <w:pStyle w:val="BodyText"/>
       </w:pPr>
       <w:r>
-        <w:t xml:space="preserve">Now let’s imagine that 10% of the people in the company are prejudiced against the other sex.</w:t>
-      </w:r>
-      <w:r>
-        <w:t xml:space="preserve"> </w:t>
-      </w:r>
-      <w:r>
-        <w:t xml:space="preserve">That is, 10% of men are prejudiced against women, and similarly, 10% of women are prejudiced against men.</w:t>
+        <w:t xml:space="preserve">Now let’s imagine that 10% of the people in the company are prejudiced against the other sex. That is, 10% of men are prejudiced against women, and similarly, 10% of women are prejudiced against men.</w:t>
       </w:r>
     </w:p>
     <w:p>
@@ -27125,13 +27145,7 @@
         <w:pStyle w:val="FirstParagraph"/>
       </w:pPr>
       <w:r>
-        <w:t xml:space="preserve">Let’s suppose we took 100 men who have gone up for promotion in the past few years.</w:t>
-      </w:r>
-      <w:r>
-        <w:t xml:space="preserve"> </w:t>
-      </w:r>
-      <w:r>
-        <w:t xml:space="preserve">For these men,</w:t>
+        <w:t xml:space="preserve">Let’s suppose we took 100 men who have gone up for promotion in the past few years. For these men,</w:t>
       </w:r>
       <w:r>
         <w:t xml:space="preserve"> </w:t>
@@ -27163,19 +27177,7 @@
         <w:t xml:space="preserve"> </w:t>
       </w:r>
       <w:r>
-        <w:t xml:space="preserve">random colleagues will be tapped for their feedback, of which about 20% will be women (100 women).</w:t>
-      </w:r>
-      <w:r>
-        <w:t xml:space="preserve"> </w:t>
-      </w:r>
-      <w:r>
-        <w:t xml:space="preserve">Of these 100 women, 10 are expected to be biased against the man they are reviewing.</w:t>
-      </w:r>
-      <w:r>
-        <w:t xml:space="preserve"> </w:t>
-      </w:r>
-      <w:r>
-        <w:t xml:space="preserve">Then, of the 500 colleagues reviewing them, men will experience discrimination by about 2% of their colleagues when they go up for promotion.</w:t>
+        <w:t xml:space="preserve">random colleagues will be tapped for their feedback, of which about 20% will be women (100 women). Of these 100 women, 10 are expected to be biased against the man they are reviewing. Then, of the 500 colleagues reviewing them, men will experience discrimination by about 2% of their colleagues when they go up for promotion.</w:t>
       </w:r>
     </w:p>
     <w:p>
@@ -27183,31 +27185,7 @@
         <w:pStyle w:val="BodyText"/>
       </w:pPr>
       <w:r>
-        <w:t xml:space="preserve">Let’s do a similar calculation for 100 women who have gone up for promotion in the last few years.</w:t>
-      </w:r>
-      <w:r>
-        <w:t xml:space="preserve"> </w:t>
-      </w:r>
-      <w:r>
-        <w:t xml:space="preserve">They will also have 500 random colleagues providing feedback, of which about 400 (80%) will be men.</w:t>
-      </w:r>
-      <w:r>
-        <w:t xml:space="preserve"> </w:t>
-      </w:r>
-      <w:r>
-        <w:t xml:space="preserve">Of these 400 men, about 40 (10%) hold a bias against women.</w:t>
-      </w:r>
-      <w:r>
-        <w:t xml:space="preserve"> </w:t>
-      </w:r>
-      <w:r>
-        <w:t xml:space="preserve">Of the 500 colleagues providing feedback on the promotion packet for these women, 8% of the colleagues hold a bias against the women.</w:t>
-      </w:r>
-      <w:r>
-        <w:t xml:space="preserve"> </w:t>
-      </w:r>
-      <w:r>
-        <w:t xml:space="preserve">:::</w:t>
+        <w:t xml:space="preserve">Let’s do a similar calculation for 100 women who have gone up for promotion in the last few years. They will also have 500 random colleagues providing feedback, of which about 400 (80%) will be men. Of these 400 men, about 40 (10%) hold a bias against women. Of the 500 colleagues providing feedback on the promotion packet for these women, 8% of the colleagues hold a bias against the women. :::</w:t>
       </w:r>
     </w:p>
     <w:p>
@@ -27215,13 +27193,7 @@
         <w:pStyle w:val="BodyText"/>
       </w:pPr>
       <w:r>
-        <w:t xml:space="preserve">This example highlights something profound: even in a hypothetical setting where each demographic has the same degree of prejudice against the other demographic, the smaller group experiences the negative effects more frequently.</w:t>
-      </w:r>
-      <w:r>
-        <w:t xml:space="preserve"> </w:t>
-      </w:r>
-      <w:r>
-        <w:t xml:space="preserve">Additionally, if we would complete a handful of examples like the one above with different numbers, we would learn that the greater the imbalance in the population groups, the more the smaller group is disproportionately impacted.</w:t>
+        <w:t xml:space="preserve">This example highlights something profound: even in a hypothetical setting where each demographic has the same degree of prejudice against the other demographic, the smaller group experiences the negative effects more frequently. Additionally, if we would complete a handful of examples like the one above with different numbers, we would learn that the greater the imbalance in the population groups, the more the smaller group is disproportionately impacted.</w:t>
       </w:r>
       <w:r>
         <w:rPr>
@@ -27235,25 +27207,7 @@
         <w:pStyle w:val="BodyText"/>
       </w:pPr>
       <w:r>
-        <w:t xml:space="preserve">Of course, there are other considerable real-world omissions from the hypothetical example.</w:t>
-      </w:r>
-      <w:r>
-        <w:t xml:space="preserve"> </w:t>
-      </w:r>
-      <w:r>
-        <w:t xml:space="preserve">For example, studies have found instances where people from an oppressed group also discriminate against others within their own oppressed group.</w:t>
-      </w:r>
-      <w:r>
-        <w:t xml:space="preserve"> </w:t>
-      </w:r>
-      <w:r>
-        <w:t xml:space="preserve">As another example, there are also instances where a majority group can be oppressed, with apartheid in South Africa being one such historic example.</w:t>
-      </w:r>
-      <w:r>
-        <w:t xml:space="preserve"> </w:t>
-      </w:r>
-      <w:r>
-        <w:t xml:space="preserve">Ultimately, discrimination is complex, and there are many factors at play beyond the mathematics property we observed in the previous example.</w:t>
+        <w:t xml:space="preserve">Of course, there are other considerable real-world omissions from the hypothetical example. For example, studies have found instances where people from an oppressed group also discriminate against others within their own oppressed group. As another example, there are also instances where a majority group can be oppressed, with apartheid in South Africa being one such historic example. Ultimately, discrimination is complex, and there are many factors at play beyond the mathematics property we observed in the previous example.</w:t>
       </w:r>
     </w:p>
     <w:p>
@@ -27261,13 +27215,7 @@
         <w:pStyle w:val="BodyText"/>
       </w:pPr>
       <w:r>
-        <w:t xml:space="preserve">We close this chapter on this serious topic, and we hope it inspires you to think about the power of reasoning with data.</w:t>
-      </w:r>
-      <w:r>
-        <w:t xml:space="preserve"> </w:t>
-      </w:r>
-      <w:r>
-        <w:t xml:space="preserve">Whether it is with a formal statistical model or by using critical thinking skills to structure a problem, we hope the ideas you have learned will help you do more and do better in life.</w:t>
+        <w:t xml:space="preserve">We close this chapter on this serious topic, and we hope it inspires you to think about the power of reasoning with data. Whether it is with a formal statistical model or by using critical thinking skills to structure a problem, we hope the ideas you have learned will help you do more and do better in life.</w:t>
       </w:r>
     </w:p>
     <w:bookmarkStart w:id="214" w:name="summary"/>
@@ -27284,25 +27232,7 @@
         <w:pStyle w:val="FirstParagraph"/>
       </w:pPr>
       <w:r>
-        <w:t xml:space="preserve">Logistic and linear regression models have many similarities.</w:t>
-      </w:r>
-      <w:r>
-        <w:t xml:space="preserve"> </w:t>
-      </w:r>
-      <w:r>
-        <w:t xml:space="preserve">The strongest of which is the linear combination of the explanatory variables which is used to form predictions related to the response variable.</w:t>
-      </w:r>
-      <w:r>
-        <w:t xml:space="preserve"> </w:t>
-      </w:r>
-      <w:r>
-        <w:t xml:space="preserve">However, with logistic regression, the response variable is binary and therefore a prediction is given on the probability of a successful event.</w:t>
-      </w:r>
-      <w:r>
-        <w:t xml:space="preserve"> </w:t>
-      </w:r>
-      <w:r>
-        <w:t xml:space="preserve">Logistic model fit and variable selection can be carried out in similar ways as multiple linear regression.</w:t>
+        <w:t xml:space="preserve">Logistic and linear regression models have many similarities. The strongest of which is the linear combination of the explanatory variables which is used to form predictions related to the response variable. However, with logistic regression, the response variable is binary and therefore a prediction is given on the probability of a successful event. Logistic model fit and variable selection can be carried out in similar ways as multiple linear regression.</w:t>
       </w:r>
     </w:p>
     <w:bookmarkEnd w:id="214"/>
@@ -27320,25 +27250,7 @@
         <w:pStyle w:val="FirstParagraph"/>
       </w:pPr>
       <w:r>
-        <w:t xml:space="preserve">We introduced the following terms in the chapter.</w:t>
-      </w:r>
-      <w:r>
-        <w:t xml:space="preserve"> </w:t>
-      </w:r>
-      <w:r>
-        <w:t xml:space="preserve">If you’re not sure what some of these terms mean, we recommend you go back in the text and review their definitions.</w:t>
-      </w:r>
-      <w:r>
-        <w:t xml:space="preserve"> </w:t>
-      </w:r>
-      <w:r>
-        <w:t xml:space="preserve">We are purposefully presenting them in alphabetical order, instead of in order of appearance, so they will be a little more challenging to locate.</w:t>
-      </w:r>
-      <w:r>
-        <w:t xml:space="preserve"> </w:t>
-      </w:r>
-      <w:r>
-        <w:t xml:space="preserve">However, you should be able to easily spot them as</w:t>
+        <w:t xml:space="preserve">We introduced the following terms in the chapter. If you’re not sure what some of these terms mean, we recommend you go back in the text and review their definitions. We are purposefully presenting them in alphabetical order, instead of in order of appearance, so they will be a little more challenging to locate. However, you should be able to easily spot them as</w:t>
       </w:r>
       <w:r>
         <w:t xml:space="preserve"> </w:t>

--- a/Pengantar-Web-Mining.docx
+++ b/Pengantar-Web-Mining.docx
@@ -170,32 +170,22 @@
       </w:r>
     </w:p>
     <w:bookmarkEnd w:id="23"/>
-    <w:bookmarkStart w:id="24" w:name="quarto-basics"/>
+    <w:bookmarkStart w:id="25" w:name="analisa-jejaring-sosial"/>
     <w:p>
       <w:pPr>
         <w:pStyle w:val="Heading1"/>
       </w:pPr>
       <w:r>
-        <w:t xml:space="preserve">1. Quarto Basics</w:t>
-      </w:r>
-    </w:p>
-    <w:bookmarkEnd w:id="24"/>
-    <w:bookmarkStart w:id="26" w:name="analisa-jejaring-sosial"/>
-    <w:p>
-      <w:pPr>
-        <w:pStyle w:val="Heading1"/>
-      </w:pPr>
-      <w:r>
-        <w:t xml:space="preserve">2. Analisa Jejaring Sosial</w:t>
-      </w:r>
-    </w:p>
-    <w:bookmarkStart w:id="25" w:name="pendahuluan"/>
+        <w:t xml:space="preserve">1. Analisa Jejaring Sosial</w:t>
+      </w:r>
+    </w:p>
+    <w:bookmarkStart w:id="24" w:name="pendahuluan"/>
     <w:p>
       <w:pPr>
         <w:pStyle w:val="Heading2"/>
       </w:pPr>
       <w:r>
-        <w:t xml:space="preserve">2.1</w:t>
+        <w:t xml:space="preserve">1.1</w:t>
       </w:r>
       <w:r>
         <w:t xml:space="preserve"> </w:t>
@@ -282,15 +272,15 @@
         <w:t xml:space="preserve">. Belajar tentang hubungan semacam itu dan menganalisisnya dari perspektif yang lebih luas dapat membantu menjawab banyak pertanyaan, seperti siapa orang-orang paling berpengaruh dalam jaringan? Atau kelompok orang mana yang lebih saling terhubung (mungkin dari kelompok tertentu)? Apa jenis hubungan antara berbagai pengguna dalam suatu kelompok? Sebagai contoh, di sebuah departemen, hal umum yang terlihat adalah adanya kelompok-kelompok kecil yang sering pergi makan siang bersama. Ini menunjukkan bahwa mereka lebih saling terhubung; demikian pula, ada orang-orang yang menjadi bagian dari hampir semua kelompok, dan orang-orang seperti itu diidentifikasi sebagai orang-orang paling berpengaruh dalam jaringan. Mengetahui kelompok atau orang-orang semacam itu dapat membantu terhubung melintasi jaringan dalam waktu minimum untuk tujuan apa pun. Semua pertanyaan ini ditemukan jawabannya dalam analisis jaringan sosial. Meskipun analisis jaringan sosial, merupakan topik besar yang perlu dipelajari, bab ini secara singkat memperkenalkan pembaca pada konsep jaringan, jaringan sosial, berbagai jenis jaringan, cara menganalisis suatu jaringan, dan akhirnya, sebuah studi kasus dari Facebook serta penyajian data tersebut dalam bentuk pengetahuan yang bermakna.</w:t>
       </w:r>
     </w:p>
+    <w:bookmarkEnd w:id="24"/>
     <w:bookmarkEnd w:id="25"/>
-    <w:bookmarkEnd w:id="26"/>
-    <w:bookmarkStart w:id="27" w:name="struktur"/>
+    <w:bookmarkStart w:id="26" w:name="struktur"/>
     <w:p>
       <w:pPr>
         <w:pStyle w:val="Heading1"/>
       </w:pPr>
       <w:r>
-        <w:t xml:space="preserve">3. Struktur</w:t>
+        <w:t xml:space="preserve">2. Struktur</w:t>
       </w:r>
     </w:p>
     <w:p>
@@ -385,32 +375,32 @@
         <w:t xml:space="preserve">Studi kasus pada dataset Facebook</w:t>
       </w:r>
     </w:p>
+    <w:bookmarkEnd w:id="26"/>
+    <w:bookmarkStart w:id="27" w:name="tujuan"/>
+    <w:p>
+      <w:pPr>
+        <w:pStyle w:val="Heading1"/>
+      </w:pPr>
+      <w:r>
+        <w:t xml:space="preserve">3. Tujuan</w:t>
+      </w:r>
+    </w:p>
+    <w:p>
+      <w:pPr>
+        <w:pStyle w:val="FirstParagraph"/>
+      </w:pPr>
+      <w:r>
+        <w:t xml:space="preserve">Tujuan bab ini adalah memperkenalkan pembaca pada bidang yang sangat penting, yaitu analisis jaringan sosial. Bab ini akan dimulai dengan pengantar mengenai Analisis Jaringan Sosial (SNA), pembuatan jaringan menggunakan Python, serta berbagai atribut terkait SNA yang membantu memahami perilaku jaringan. Kita akan belajar dan mendemonstrasikan cara menemukan keterhubungan jaringan serta peran pengaruh dalam jaringan menggunakan program Python. Di akhir, kita akan membahas studi kasus pada dataset Facebook untuk menerapkan dan memahami pembelajaran dari bab ini.</w:t>
+      </w:r>
+    </w:p>
     <w:bookmarkEnd w:id="27"/>
-    <w:bookmarkStart w:id="28" w:name="tujuan"/>
+    <w:bookmarkStart w:id="54" w:name="pengantar-analisis-jaringan-sosial"/>
     <w:p>
       <w:pPr>
         <w:pStyle w:val="Heading1"/>
       </w:pPr>
       <w:r>
-        <w:t xml:space="preserve">4. Tujuan</w:t>
-      </w:r>
-    </w:p>
-    <w:p>
-      <w:pPr>
-        <w:pStyle w:val="FirstParagraph"/>
-      </w:pPr>
-      <w:r>
-        <w:t xml:space="preserve">Tujuan bab ini adalah memperkenalkan pembaca pada bidang yang sangat penting, yaitu analisis jaringan sosial. Bab ini akan dimulai dengan pengantar mengenai Analisis Jaringan Sosial (SNA), pembuatan jaringan menggunakan Python, serta berbagai atribut terkait SNA yang membantu memahami perilaku jaringan. Kita akan belajar dan mendemonstrasikan cara menemukan keterhubungan jaringan serta peran pengaruh dalam jaringan menggunakan program Python. Di akhir, kita akan membahas studi kasus pada dataset Facebook untuk menerapkan dan memahami pembelajaran dari bab ini.</w:t>
-      </w:r>
-    </w:p>
-    <w:bookmarkEnd w:id="28"/>
-    <w:bookmarkStart w:id="55" w:name="pengantar-analisis-jaringan-sosial"/>
-    <w:p>
-      <w:pPr>
-        <w:pStyle w:val="Heading1"/>
-      </w:pPr>
-      <w:r>
-        <w:t xml:space="preserve">5. Pengantar Analisis Jaringan Sosial</w:t>
+        <w:t xml:space="preserve">4. Pengantar Analisis Jaringan Sosial</w:t>
       </w:r>
     </w:p>
     <w:p>
@@ -654,18 +644,18 @@
           <wp:inline>
             <wp:extent cx="3771900" cy="1401325"/>
             <wp:effectExtent b="0" l="0" r="0" t="0"/>
-            <wp:docPr descr="" title="" id="30" name="Picture"/>
+            <wp:docPr descr="" title="" id="29" name="Picture"/>
             <a:graphic>
               <a:graphicData uri="http://schemas.openxmlformats.org/drawingml/2006/picture">
                 <pic:pic>
                   <pic:nvPicPr>
-                    <pic:cNvPr descr="grafik/../images/clipboard-1594689754.png" id="31" name="Picture"/>
+                    <pic:cNvPr descr="grafik/../images/clipboard-1594689754.png" id="30" name="Picture"/>
                     <pic:cNvPicPr>
                       <a:picLocks noChangeArrowheads="1" noChangeAspect="1"/>
                     </pic:cNvPicPr>
                   </pic:nvPicPr>
                   <pic:blipFill>
-                    <a:blip r:embed="rId29"/>
+                    <a:blip r:embed="rId28"/>
                     <a:stretch>
                       <a:fillRect/>
                     </a:stretch>
@@ -729,18 +719,18 @@
           <wp:inline>
             <wp:extent cx="3771900" cy="1720121"/>
             <wp:effectExtent b="0" l="0" r="0" t="0"/>
-            <wp:docPr descr="" title="" id="33" name="Picture"/>
+            <wp:docPr descr="" title="" id="32" name="Picture"/>
             <a:graphic>
               <a:graphicData uri="http://schemas.openxmlformats.org/drawingml/2006/picture">
                 <pic:pic>
                   <pic:nvPicPr>
-                    <pic:cNvPr descr="grafik/../images/clipboard-3498621282.png" id="34" name="Picture"/>
+                    <pic:cNvPr descr="grafik/../images/clipboard-3498621282.png" id="33" name="Picture"/>
                     <pic:cNvPicPr>
                       <a:picLocks noChangeArrowheads="1" noChangeAspect="1"/>
                     </pic:cNvPicPr>
                   </pic:nvPicPr>
                   <pic:blipFill>
-                    <a:blip r:embed="rId32"/>
+                    <a:blip r:embed="rId31"/>
                     <a:stretch>
                       <a:fillRect/>
                     </a:stretch>
@@ -849,13 +839,13 @@
         </w:pict>
       </w:r>
     </w:p>
-    <w:bookmarkStart w:id="35" w:name="membuat-sebuah-jaringan"/>
+    <w:bookmarkStart w:id="34" w:name="membuat-sebuah-jaringan"/>
     <w:p>
       <w:pPr>
         <w:pStyle w:val="Heading3"/>
       </w:pPr>
       <w:r>
-        <w:t xml:space="preserve">5.0.1 Membuat sebuah jaringan</w:t>
+        <w:t xml:space="preserve">4.0.1 Membuat sebuah jaringan</w:t>
       </w:r>
     </w:p>
     <w:p>
@@ -1146,14 +1136,14 @@
         <w:t xml:space="preserve">[('A', 'B'), ('B', 'C')]</w:t>
       </w:r>
     </w:p>
-    <w:bookmarkEnd w:id="35"/>
-    <w:bookmarkStart w:id="36" w:name="deteksi-komunitas"/>
+    <w:bookmarkEnd w:id="34"/>
+    <w:bookmarkStart w:id="35" w:name="deteksi-komunitas"/>
     <w:p>
       <w:pPr>
         <w:pStyle w:val="Heading2"/>
       </w:pPr>
       <w:r>
-        <w:t xml:space="preserve">5.1 Deteksi Komunitas</w:t>
+        <w:t xml:space="preserve">4.1 Deteksi Komunitas</w:t>
       </w:r>
     </w:p>
     <w:p>
@@ -1322,14 +1312,14 @@
         <w:t xml:space="preserve">Seiring dihapusnya sisi-sisi, graf secara bertahap terpecah menjadi komponen-komponen terhubung yang terpisah, yang mewakili komunitas yang berbeda.</w:t>
       </w:r>
     </w:p>
-    <w:bookmarkEnd w:id="36"/>
-    <w:bookmarkStart w:id="40" w:name="X9b6810e6db42297e9996332b5094bc96154ba1a"/>
+    <w:bookmarkEnd w:id="35"/>
+    <w:bookmarkStart w:id="39" w:name="X9b6810e6db42297e9996332b5094bc96154ba1a"/>
     <w:p>
       <w:pPr>
         <w:pStyle w:val="Heading2"/>
       </w:pPr>
       <w:r>
-        <w:t xml:space="preserve">5.2</w:t>
+        <w:t xml:space="preserve">4.2</w:t>
       </w:r>
       <w:r>
         <w:t xml:space="preserve"> </w:t>
@@ -2454,18 +2444,18 @@
           <wp:inline>
             <wp:extent cx="3771900" cy="2851785"/>
             <wp:effectExtent b="0" l="0" r="0" t="0"/>
-            <wp:docPr descr="" title="" id="38" name="Picture"/>
+            <wp:docPr descr="" title="" id="37" name="Picture"/>
             <a:graphic>
               <a:graphicData uri="http://schemas.openxmlformats.org/drawingml/2006/picture">
                 <pic:pic>
                   <pic:nvPicPr>
-                    <pic:cNvPr descr="grafik/snacode_files/figure-docx/cell-4-output-2.png" id="39" name="Picture"/>
+                    <pic:cNvPr descr="grafik/snacode_files/figure-docx/cell-4-output-2.png" id="38" name="Picture"/>
                     <pic:cNvPicPr>
                       <a:picLocks noChangeArrowheads="1" noChangeAspect="1"/>
                     </pic:cNvPicPr>
                   </pic:nvPicPr>
                   <pic:blipFill>
-                    <a:blip r:embed="rId37"/>
+                    <a:blip r:embed="rId36"/>
                     <a:stretch>
                       <a:fillRect/>
                     </a:stretch>
@@ -5153,14 +5143,14 @@
         <w:t xml:space="preserve">Komunitas Optimal (setelah pemisahan pertama): [{'B', 'A', 'C'}, {'E', 'D'}]</w:t>
       </w:r>
     </w:p>
-    <w:bookmarkEnd w:id="40"/>
-    <w:bookmarkStart w:id="41" w:name="louvain-algorithm"/>
+    <w:bookmarkEnd w:id="39"/>
+    <w:bookmarkStart w:id="40" w:name="louvain-algorithm"/>
     <w:p>
       <w:pPr>
         <w:pStyle w:val="Heading2"/>
       </w:pPr>
       <w:r>
-        <w:t xml:space="preserve">5.3 Louvain Algorithm</w:t>
+        <w:t xml:space="preserve">4.3 Louvain Algorithm</w:t>
       </w:r>
     </w:p>
     <w:p>
@@ -5362,14 +5352,14 @@
         </w:pict>
       </w:r>
     </w:p>
-    <w:bookmarkEnd w:id="41"/>
-    <w:bookmarkStart w:id="42" w:name="modularity-q"/>
+    <w:bookmarkEnd w:id="40"/>
+    <w:bookmarkStart w:id="41" w:name="modularity-q"/>
     <w:p>
       <w:pPr>
         <w:pStyle w:val="Heading2"/>
       </w:pPr>
       <w:r>
-        <w:t xml:space="preserve">5.4 Modularity (</w:t>
+        <w:t xml:space="preserve">4.4 Modularity (</w:t>
       </w:r>
       <m:oMath>
         <m:r>
@@ -6122,23 +6112,23 @@
         </w:pict>
       </w:r>
     </w:p>
-    <w:bookmarkEnd w:id="42"/>
-    <w:bookmarkStart w:id="45" w:name="dua-fase-utama-louvain"/>
+    <w:bookmarkEnd w:id="41"/>
+    <w:bookmarkStart w:id="44" w:name="dua-fase-utama-louvain"/>
     <w:p>
       <w:pPr>
         <w:pStyle w:val="Heading2"/>
       </w:pPr>
       <w:r>
-        <w:t xml:space="preserve">5.5 Dua Fase Utama Louvain</w:t>
-      </w:r>
-    </w:p>
-    <w:bookmarkStart w:id="43" w:name="fase-1-local-moving"/>
+        <w:t xml:space="preserve">4.5 Dua Fase Utama Louvain</w:t>
+      </w:r>
+    </w:p>
+    <w:bookmarkStart w:id="42" w:name="fase-1-local-moving"/>
     <w:p>
       <w:pPr>
         <w:pStyle w:val="Heading3"/>
       </w:pPr>
       <w:r>
-        <w:t xml:space="preserve">5.5.1</w:t>
+        <w:t xml:space="preserve">4.5.1</w:t>
       </w:r>
       <w:r>
         <w:t xml:space="preserve"> </w:t>
@@ -6641,14 +6631,14 @@
         </w:pict>
       </w:r>
     </w:p>
-    <w:bookmarkEnd w:id="43"/>
-    <w:bookmarkStart w:id="44" w:name="fase-2-aggregation"/>
+    <w:bookmarkEnd w:id="42"/>
+    <w:bookmarkStart w:id="43" w:name="fase-2-aggregation"/>
     <w:p>
       <w:pPr>
         <w:pStyle w:val="Heading3"/>
       </w:pPr>
       <w:r>
-        <w:t xml:space="preserve">5.5.2</w:t>
+        <w:t xml:space="preserve">4.5.2</w:t>
       </w:r>
       <w:r>
         <w:t xml:space="preserve"> </w:t>
@@ -7040,15 +7030,15 @@
         </w:pict>
       </w:r>
     </w:p>
+    <w:bookmarkEnd w:id="43"/>
     <w:bookmarkEnd w:id="44"/>
-    <w:bookmarkEnd w:id="45"/>
-    <w:bookmarkStart w:id="54" w:name="contoh-graf-5-node"/>
+    <w:bookmarkStart w:id="53" w:name="contoh-graf-5-node"/>
     <w:p>
       <w:pPr>
         <w:pStyle w:val="Heading2"/>
       </w:pPr>
       <w:r>
-        <w:t xml:space="preserve">5.6 Contoh Graf 5 Node</w:t>
+        <w:t xml:space="preserve">4.6 Contoh Graf 5 Node</w:t>
       </w:r>
     </w:p>
     <w:p>
@@ -7066,18 +7056,18 @@
           <wp:inline>
             <wp:extent cx="3771900" cy="2514600"/>
             <wp:effectExtent b="0" l="0" r="0" t="0"/>
-            <wp:docPr descr="image" title="" id="47" name="Picture"/>
+            <wp:docPr descr="image" title="" id="46" name="Picture"/>
             <a:graphic>
               <a:graphicData uri="http://schemas.openxmlformats.org/drawingml/2006/picture">
                 <pic:pic>
                   <pic:nvPicPr>
-                    <pic:cNvPr descr="https://hackmd.io/_uploads/ryMiFQoebx.png" id="48" name="Picture"/>
+                    <pic:cNvPr descr="https://hackmd.io/_uploads/ryMiFQoebx.png" id="47" name="Picture"/>
                     <pic:cNvPicPr>
                       <a:picLocks noChangeArrowheads="1" noChangeAspect="1"/>
                     </pic:cNvPicPr>
                   </pic:nvPicPr>
                   <pic:blipFill>
-                    <a:blip r:embed="rId46"/>
+                    <a:blip r:embed="rId45"/>
                     <a:stretch>
                       <a:fillRect/>
                     </a:stretch>
@@ -7381,13 +7371,13 @@
         <w:t xml:space="preserve">- C₁={A}, C₂={B}, C₃={C}, C₄={D}, C₅={E}</w:t>
       </w:r>
     </w:p>
-    <w:bookmarkStart w:id="53" w:name="iterasi-1-fase-local-moving"/>
+    <w:bookmarkStart w:id="52" w:name="iterasi-1-fase-local-moving"/>
     <w:p>
       <w:pPr>
         <w:pStyle w:val="Heading3"/>
       </w:pPr>
       <w:r>
-        <w:t xml:space="preserve">5.6.1 Iterasi 1 — Fase Local Moving</w:t>
+        <w:t xml:space="preserve">4.6.1 Iterasi 1 — Fase Local Moving</w:t>
       </w:r>
     </w:p>
     <w:p>
@@ -7414,13 +7404,13 @@
         <w:t xml:space="preserve">(node paling terhubung) ke komunitas tetangga.</w:t>
       </w:r>
     </w:p>
-    <w:bookmarkStart w:id="49" w:name="opsi-1-gabung-c-ke-komunitas-a-c₃-c₁"/>
+    <w:bookmarkStart w:id="48" w:name="opsi-1-gabung-c-ke-komunitas-a-c₃-c₁"/>
     <w:p>
       <w:pPr>
         <w:pStyle w:val="Heading4"/>
       </w:pPr>
       <w:r>
-        <w:t xml:space="preserve">5.6.1.1 Opsi 1: Gabung C ke komunitas A (C₃ → C₁)</w:t>
+        <w:t xml:space="preserve">4.6.1.1 Opsi 1: Gabung C ke komunitas A (C₃ → C₁)</w:t>
       </w:r>
     </w:p>
     <w:p>
@@ -7722,14 +7712,14 @@
         </m:oMath>
       </m:oMathPara>
     </w:p>
-    <w:bookmarkEnd w:id="49"/>
-    <w:bookmarkStart w:id="50" w:name="Xcf4e5ab8efd018f65c9866eeee33b7c9cdc1306"/>
+    <w:bookmarkEnd w:id="48"/>
+    <w:bookmarkStart w:id="49" w:name="Xcf4e5ab8efd018f65c9866eeee33b7c9cdc1306"/>
     <w:p>
       <w:pPr>
         <w:pStyle w:val="Heading4"/>
       </w:pPr>
       <w:r>
-        <w:t xml:space="preserve">5.6.1.2 Opsi 2: Gabung C ke komunitas B → sama,</w:t>
+        <w:t xml:space="preserve">4.6.1.2 Opsi 2: Gabung C ke komunitas B → sama,</w:t>
       </w:r>
       <w:r>
         <w:t xml:space="preserve"> </w:t>
@@ -7742,14 +7732,14 @@
         <w:t xml:space="preserve">Q=0.04</w:t>
       </w:r>
     </w:p>
-    <w:bookmarkEnd w:id="50"/>
-    <w:bookmarkStart w:id="51" w:name="X4c1a82df1085488235e548cad62e55790106b32"/>
+    <w:bookmarkEnd w:id="49"/>
+    <w:bookmarkStart w:id="50" w:name="X4c1a82df1085488235e548cad62e55790106b32"/>
     <w:p>
       <w:pPr>
         <w:pStyle w:val="Heading4"/>
       </w:pPr>
       <w:r>
-        <w:t xml:space="preserve">5.6.1.3 Opsi 3: Gabung C ke komunitas</w:t>
+        <w:t xml:space="preserve">4.6.1.3 Opsi 3: Gabung C ke komunitas</w:t>
       </w:r>
       <w:r>
         <w:t xml:space="preserve"> </w:t>
@@ -8043,14 +8033,14 @@
         </m:oMath>
       </m:oMathPara>
     </w:p>
-    <w:bookmarkEnd w:id="51"/>
-    <w:bookmarkStart w:id="52" w:name="X60205da974ca1a44ee0ab1ca3010f7585a6ec28"/>
+    <w:bookmarkEnd w:id="50"/>
+    <w:bookmarkStart w:id="51" w:name="X60205da974ca1a44ee0ab1ca3010f7585a6ec28"/>
     <w:p>
       <w:pPr>
         <w:pStyle w:val="Heading4"/>
       </w:pPr>
       <w:r>
-        <w:t xml:space="preserve">5.6.1.4 Sekarang tambahkan D dan E ke komunitas masing-masing, lalu coba gabung D–E:</w:t>
+        <w:t xml:space="preserve">4.6.1.4 Sekarang tambahkan D dan E ke komunitas masing-masing, lalu coba gabung D–E:</w:t>
       </w:r>
     </w:p>
     <w:p>
@@ -8343,26 +8333,26 @@
         <w:t xml:space="preserve">.</w:t>
       </w:r>
     </w:p>
+    <w:bookmarkEnd w:id="51"/>
     <w:bookmarkEnd w:id="52"/>
     <w:bookmarkEnd w:id="53"/>
     <w:bookmarkEnd w:id="54"/>
-    <w:bookmarkEnd w:id="55"/>
-    <w:bookmarkStart w:id="106" w:name="section"/>
+    <w:bookmarkStart w:id="105" w:name="section"/>
     <w:p>
       <w:pPr>
         <w:pStyle w:val="Heading1"/>
       </w:pPr>
       <w:r>
-        <w:t xml:space="preserve">6. </w:t>
-      </w:r>
-    </w:p>
-    <w:bookmarkStart w:id="59" w:name="implementasi-python"/>
+        <w:t xml:space="preserve">5. </w:t>
+      </w:r>
+    </w:p>
+    <w:bookmarkStart w:id="58" w:name="implementasi-python"/>
     <w:p>
       <w:pPr>
         <w:pStyle w:val="Heading2"/>
       </w:pPr>
       <w:r>
-        <w:t xml:space="preserve">6.1 Implementasi Python</w:t>
+        <w:t xml:space="preserve">5.1 Implementasi Python</w:t>
       </w:r>
     </w:p>
     <w:p>
@@ -8913,18 +8903,18 @@
           <wp:inline>
             <wp:extent cx="3771900" cy="2514600"/>
             <wp:effectExtent b="0" l="0" r="0" t="0"/>
-            <wp:docPr descr="image" title="" id="57" name="Picture"/>
+            <wp:docPr descr="image" title="" id="56" name="Picture"/>
             <a:graphic>
               <a:graphicData uri="http://schemas.openxmlformats.org/drawingml/2006/picture">
                 <pic:pic>
                   <pic:nvPicPr>
-                    <pic:cNvPr descr="https://hackmd.io/_uploads/r103nQjxWe.png" id="58" name="Picture"/>
+                    <pic:cNvPr descr="https://hackmd.io/_uploads/r103nQjxWe.png" id="57" name="Picture"/>
                     <pic:cNvPicPr>
                       <a:picLocks noChangeArrowheads="1" noChangeAspect="1"/>
                     </pic:cNvPicPr>
                   </pic:nvPicPr>
                   <pic:blipFill>
-                    <a:blip r:embed="rId56"/>
+                    <a:blip r:embed="rId55"/>
                     <a:stretch>
                       <a:fillRect/>
                     </a:stretch>
@@ -8966,14 +8956,14 @@
         </w:pict>
       </w:r>
     </w:p>
-    <w:bookmarkEnd w:id="59"/>
-    <w:bookmarkStart w:id="62" w:name="kelebihan-batasan"/>
+    <w:bookmarkEnd w:id="58"/>
+    <w:bookmarkStart w:id="61" w:name="kelebihan-batasan"/>
     <w:p>
       <w:pPr>
         <w:pStyle w:val="Heading2"/>
       </w:pPr>
       <w:r>
-        <w:t xml:space="preserve">6.2 Kelebihan &amp; Batasan</w:t>
+        <w:t xml:space="preserve">5.2 Kelebihan &amp; Batasan</w:t>
       </w:r>
     </w:p>
     <w:tbl>
@@ -9278,13 +9268,13 @@
         </w:pict>
       </w:r>
     </w:p>
-    <w:bookmarkStart w:id="60" w:name="langkah-langkah"/>
+    <w:bookmarkStart w:id="59" w:name="langkah-langkah"/>
     <w:p>
       <w:pPr>
         <w:pStyle w:val="Heading3"/>
       </w:pPr>
       <w:r>
-        <w:t xml:space="preserve">6.2.1 Langkah-langkah:</w:t>
+        <w:t xml:space="preserve">5.2.1 Langkah-langkah:</w:t>
       </w:r>
     </w:p>
     <w:p>
@@ -9394,14 +9384,14 @@
         </w:pict>
       </w:r>
     </w:p>
-    <w:bookmarkEnd w:id="60"/>
-    <w:bookmarkStart w:id="61" w:name="graf"/>
+    <w:bookmarkEnd w:id="59"/>
+    <w:bookmarkStart w:id="60" w:name="graf"/>
     <w:p>
       <w:pPr>
         <w:pStyle w:val="Heading3"/>
       </w:pPr>
       <w:r>
-        <w:t xml:space="preserve">6.2.2 Graf:</w:t>
+        <w:t xml:space="preserve">5.2.2 Graf:</w:t>
       </w:r>
     </w:p>
     <w:p>
@@ -9476,15 +9466,15 @@
         </w:pict>
       </w:r>
     </w:p>
+    <w:bookmarkEnd w:id="60"/>
     <w:bookmarkEnd w:id="61"/>
-    <w:bookmarkEnd w:id="62"/>
-    <w:bookmarkStart w:id="63" w:name="langkah-1-daftar-semua-pasangan-node"/>
+    <w:bookmarkStart w:id="62" w:name="langkah-1-daftar-semua-pasangan-node"/>
     <w:p>
       <w:pPr>
         <w:pStyle w:val="Heading2"/>
       </w:pPr>
       <w:r>
-        <w:t xml:space="preserve">6.3 Langkah 1: Daftar semua pasangan node</w:t>
+        <w:t xml:space="preserve">5.3 Langkah 1: Daftar semua pasangan node</w:t>
       </w:r>
     </w:p>
     <w:p>
@@ -9526,14 +9516,14 @@
         </w:pict>
       </w:r>
     </w:p>
-    <w:bookmarkEnd w:id="63"/>
-    <w:bookmarkStart w:id="74" w:name="Xa8b9e8d5d6c1e0c130352390451a7f801578b13"/>
+    <w:bookmarkEnd w:id="62"/>
+    <w:bookmarkStart w:id="73" w:name="Xa8b9e8d5d6c1e0c130352390451a7f801578b13"/>
     <w:p>
       <w:pPr>
         <w:pStyle w:val="Heading2"/>
       </w:pPr>
       <w:r>
-        <w:t xml:space="preserve">6.4 Langkah 2: Hitung shortest paths dan catat edge yang dilewati</w:t>
+        <w:t xml:space="preserve">5.4 Langkah 2: Hitung shortest paths dan catat edge yang dilewati</w:t>
       </w:r>
     </w:p>
     <w:p>
@@ -9560,13 +9550,13 @@
         </w:pict>
       </w:r>
     </w:p>
-    <w:bookmarkStart w:id="64" w:name="a-b"/>
+    <w:bookmarkStart w:id="63" w:name="a-b"/>
     <w:p>
       <w:pPr>
         <w:pStyle w:val="Heading3"/>
       </w:pPr>
       <w:r>
-        <w:t xml:space="preserve">6.4.1 1. A → B</w:t>
+        <w:t xml:space="preserve">5.4.1 1. A → B</w:t>
       </w:r>
     </w:p>
     <w:p>
@@ -9618,14 +9608,14 @@
         </w:pict>
       </w:r>
     </w:p>
-    <w:bookmarkEnd w:id="64"/>
-    <w:bookmarkStart w:id="65" w:name="a-c"/>
+    <w:bookmarkEnd w:id="63"/>
+    <w:bookmarkStart w:id="64" w:name="a-c"/>
     <w:p>
       <w:pPr>
         <w:pStyle w:val="Heading3"/>
       </w:pPr>
       <w:r>
-        <w:t xml:space="preserve">6.4.2 2. A → C</w:t>
+        <w:t xml:space="preserve">5.4.2 2. A → C</w:t>
       </w:r>
     </w:p>
     <w:p>
@@ -9677,14 +9667,14 @@
         </w:pict>
       </w:r>
     </w:p>
-    <w:bookmarkEnd w:id="65"/>
-    <w:bookmarkStart w:id="66" w:name="a-d"/>
+    <w:bookmarkEnd w:id="64"/>
+    <w:bookmarkStart w:id="65" w:name="a-d"/>
     <w:p>
       <w:pPr>
         <w:pStyle w:val="Heading3"/>
       </w:pPr>
       <w:r>
-        <w:t xml:space="preserve">6.4.3 3. A → D</w:t>
+        <w:t xml:space="preserve">5.4.3 3. A → D</w:t>
       </w:r>
     </w:p>
     <w:p>
@@ -9755,14 +9745,14 @@
         </w:pict>
       </w:r>
     </w:p>
-    <w:bookmarkEnd w:id="66"/>
-    <w:bookmarkStart w:id="67" w:name="a-e"/>
+    <w:bookmarkEnd w:id="65"/>
+    <w:bookmarkStart w:id="66" w:name="a-e"/>
     <w:p>
       <w:pPr>
         <w:pStyle w:val="Heading3"/>
       </w:pPr>
       <w:r>
-        <w:t xml:space="preserve">6.4.4 4. A → E</w:t>
+        <w:t xml:space="preserve">5.4.4 4. A → E</w:t>
       </w:r>
     </w:p>
     <w:p>
@@ -9852,14 +9842,14 @@
         </w:pict>
       </w:r>
     </w:p>
-    <w:bookmarkEnd w:id="67"/>
-    <w:bookmarkStart w:id="68" w:name="b-c"/>
+    <w:bookmarkEnd w:id="66"/>
+    <w:bookmarkStart w:id="67" w:name="b-c"/>
     <w:p>
       <w:pPr>
         <w:pStyle w:val="Heading3"/>
       </w:pPr>
       <w:r>
-        <w:t xml:space="preserve">6.4.5 5. B → C</w:t>
+        <w:t xml:space="preserve">5.4.5 5. B → C</w:t>
       </w:r>
     </w:p>
     <w:p>
@@ -9911,14 +9901,14 @@
         </w:pict>
       </w:r>
     </w:p>
-    <w:bookmarkEnd w:id="68"/>
-    <w:bookmarkStart w:id="69" w:name="b-d"/>
+    <w:bookmarkEnd w:id="67"/>
+    <w:bookmarkStart w:id="68" w:name="b-d"/>
     <w:p>
       <w:pPr>
         <w:pStyle w:val="Heading3"/>
       </w:pPr>
       <w:r>
-        <w:t xml:space="preserve">6.4.6 6. B → D</w:t>
+        <w:t xml:space="preserve">5.4.6 6. B → D</w:t>
       </w:r>
     </w:p>
     <w:p>
@@ -9989,14 +9979,14 @@
         </w:pict>
       </w:r>
     </w:p>
-    <w:bookmarkEnd w:id="69"/>
-    <w:bookmarkStart w:id="70" w:name="b-e"/>
+    <w:bookmarkEnd w:id="68"/>
+    <w:bookmarkStart w:id="69" w:name="b-e"/>
     <w:p>
       <w:pPr>
         <w:pStyle w:val="Heading3"/>
       </w:pPr>
       <w:r>
-        <w:t xml:space="preserve">6.4.7 7. B → E</w:t>
+        <w:t xml:space="preserve">5.4.7 7. B → E</w:t>
       </w:r>
     </w:p>
     <w:p>
@@ -10086,14 +10076,14 @@
         </w:pict>
       </w:r>
     </w:p>
-    <w:bookmarkEnd w:id="70"/>
-    <w:bookmarkStart w:id="71" w:name="c-d"/>
+    <w:bookmarkEnd w:id="69"/>
+    <w:bookmarkStart w:id="70" w:name="c-d"/>
     <w:p>
       <w:pPr>
         <w:pStyle w:val="Heading3"/>
       </w:pPr>
       <w:r>
-        <w:t xml:space="preserve">6.4.8 8. C → D</w:t>
+        <w:t xml:space="preserve">5.4.8 8. C → D</w:t>
       </w:r>
     </w:p>
     <w:p>
@@ -10145,14 +10135,14 @@
         </w:pict>
       </w:r>
     </w:p>
-    <w:bookmarkEnd w:id="71"/>
-    <w:bookmarkStart w:id="72" w:name="c-e"/>
+    <w:bookmarkEnd w:id="70"/>
+    <w:bookmarkStart w:id="71" w:name="c-e"/>
     <w:p>
       <w:pPr>
         <w:pStyle w:val="Heading3"/>
       </w:pPr>
       <w:r>
-        <w:t xml:space="preserve">6.4.9 9. C → E</w:t>
+        <w:t xml:space="preserve">5.4.9 9. C → E</w:t>
       </w:r>
     </w:p>
     <w:p>
@@ -10223,14 +10213,14 @@
         </w:pict>
       </w:r>
     </w:p>
-    <w:bookmarkEnd w:id="72"/>
-    <w:bookmarkStart w:id="73" w:name="d-e"/>
+    <w:bookmarkEnd w:id="71"/>
+    <w:bookmarkStart w:id="72" w:name="d-e"/>
     <w:p>
       <w:pPr>
         <w:pStyle w:val="Heading3"/>
       </w:pPr>
       <w:r>
-        <w:t xml:space="preserve">6.4.10 10. D → E</w:t>
+        <w:t xml:space="preserve">5.4.10 10. D → E</w:t>
       </w:r>
     </w:p>
     <w:p>
@@ -10282,15 +10272,15 @@
         </w:pict>
       </w:r>
     </w:p>
+    <w:bookmarkEnd w:id="72"/>
     <w:bookmarkEnd w:id="73"/>
-    <w:bookmarkEnd w:id="74"/>
-    <w:bookmarkStart w:id="75" w:name="Xde98de5304fe283089c41c075dbd023e52fd16b"/>
+    <w:bookmarkStart w:id="74" w:name="Xde98de5304fe283089c41c075dbd023e52fd16b"/>
     <w:p>
       <w:pPr>
         <w:pStyle w:val="Heading2"/>
       </w:pPr>
       <w:r>
-        <w:t xml:space="preserve">6.5 Langkah 3: Ringkasan Edge Betweenness Centrality</w:t>
+        <w:t xml:space="preserve">5.5 Langkah 3: Ringkasan Edge Betweenness Centrality</w:t>
       </w:r>
     </w:p>
     <w:tbl>
@@ -10458,14 +10448,14 @@
         </w:pict>
       </w:r>
     </w:p>
-    <w:bookmarkEnd w:id="75"/>
-    <w:bookmarkStart w:id="76" w:name="jawaban-akhir"/>
+    <w:bookmarkEnd w:id="74"/>
+    <w:bookmarkStart w:id="75" w:name="jawaban-akhir"/>
     <w:p>
       <w:pPr>
         <w:pStyle w:val="Heading2"/>
       </w:pPr>
       <w:r>
-        <w:t xml:space="preserve">6.6 ✅ Jawaban Akhir:</w:t>
+        <w:t xml:space="preserve">5.6 ✅ Jawaban Akhir:</w:t>
       </w:r>
     </w:p>
     <w:p>
@@ -10682,23 +10672,23 @@
         </w:pict>
       </w:r>
     </w:p>
-    <w:bookmarkEnd w:id="76"/>
-    <w:bookmarkStart w:id="78" w:name="langkah-langkah-manual"/>
+    <w:bookmarkEnd w:id="75"/>
+    <w:bookmarkStart w:id="77" w:name="langkah-langkah-manual"/>
     <w:p>
       <w:pPr>
         <w:pStyle w:val="Heading2"/>
       </w:pPr>
       <w:r>
-        <w:t xml:space="preserve">6.7 Langkah-langkah Manual</w:t>
-      </w:r>
-    </w:p>
-    <w:bookmarkStart w:id="77" w:name="graf-awal"/>
+        <w:t xml:space="preserve">5.7 Langkah-langkah Manual</w:t>
+      </w:r>
+    </w:p>
+    <w:bookmarkStart w:id="76" w:name="graf-awal"/>
     <w:p>
       <w:pPr>
         <w:pStyle w:val="Heading3"/>
       </w:pPr>
       <w:r>
-        <w:t xml:space="preserve">6.7.1 Graf Awal:</w:t>
+        <w:t xml:space="preserve">5.7.1 Graf Awal:</w:t>
       </w:r>
     </w:p>
     <w:p>
@@ -10930,15 +10920,15 @@
         </w:pict>
       </w:r>
     </w:p>
+    <w:bookmarkEnd w:id="76"/>
     <w:bookmarkEnd w:id="77"/>
-    <w:bookmarkEnd w:id="78"/>
-    <w:bookmarkStart w:id="79" w:name="X522476a7412fa21921dc899c01f18cb410dc6d4"/>
+    <w:bookmarkStart w:id="78" w:name="X522476a7412fa21921dc899c01f18cb410dc6d4"/>
     <w:p>
       <w:pPr>
         <w:pStyle w:val="Heading2"/>
       </w:pPr>
       <w:r>
-        <w:t xml:space="preserve">6.8 🔪 Iterasi 1: Hapus edge dengan betweenness tertinggi →</w:t>
+        <w:t xml:space="preserve">5.8 🔪 Iterasi 1: Hapus edge dengan betweenness tertinggi →</w:t>
       </w:r>
       <w:r>
         <w:t xml:space="preserve"> </w:t>
@@ -11047,14 +11037,14 @@
         </w:pict>
       </w:r>
     </w:p>
-    <w:bookmarkEnd w:id="79"/>
-    <w:bookmarkStart w:id="85" w:name="X3640ab2735f92cc79590cd40278f63adf1d2c70"/>
+    <w:bookmarkEnd w:id="78"/>
+    <w:bookmarkStart w:id="84" w:name="X3640ab2735f92cc79590cd40278f63adf1d2c70"/>
     <w:p>
       <w:pPr>
         <w:pStyle w:val="Heading2"/>
       </w:pPr>
       <w:r>
-        <w:t xml:space="preserve">6.9 🔁 Iterasi 2: Hitung ulang edge betweenness untuk setiap komponen</w:t>
+        <w:t xml:space="preserve">5.9 🔁 Iterasi 2: Hitung ulang edge betweenness untuk setiap komponen</w:t>
       </w:r>
     </w:p>
     <w:p>
@@ -11088,13 +11078,13 @@
         </w:pict>
       </w:r>
     </w:p>
-    <w:bookmarkStart w:id="83" w:name="komponen-1-a-b-c-graf-lengkap-triangle"/>
+    <w:bookmarkStart w:id="82" w:name="komponen-1-a-b-c-graf-lengkap-triangle"/>
     <w:p>
       <w:pPr>
         <w:pStyle w:val="Heading3"/>
       </w:pPr>
       <w:r>
-        <w:t xml:space="preserve">6.9.1 ➤ Komponen 1: {A, B, C} — graf lengkap (triangle)</w:t>
+        <w:t xml:space="preserve">5.9.1 ➤ Komponen 1: {A, B, C} — graf lengkap (triangle)</w:t>
       </w:r>
     </w:p>
     <w:p>
@@ -11121,13 +11111,13 @@
         <w:t xml:space="preserve">Pasangan: (A,B), (A,C), (B,C)</w:t>
       </w:r>
     </w:p>
-    <w:bookmarkStart w:id="80" w:name="a-b-1"/>
+    <w:bookmarkStart w:id="79" w:name="a-b-1"/>
     <w:p>
       <w:pPr>
         <w:pStyle w:val="Heading4"/>
       </w:pPr>
       <w:r>
-        <w:t xml:space="preserve">6.9.1.1 1. A → B</w:t>
+        <w:t xml:space="preserve">5.9.1.1 1. A → B</w:t>
       </w:r>
     </w:p>
     <w:p>
@@ -11172,14 +11162,14 @@
         <w:t xml:space="preserve">→ Edge A-B: +1</w:t>
       </w:r>
     </w:p>
-    <w:bookmarkEnd w:id="80"/>
-    <w:bookmarkStart w:id="81" w:name="a-c-1"/>
+    <w:bookmarkEnd w:id="79"/>
+    <w:bookmarkStart w:id="80" w:name="a-c-1"/>
     <w:p>
       <w:pPr>
         <w:pStyle w:val="Heading4"/>
       </w:pPr>
       <w:r>
-        <w:t xml:space="preserve">6.9.1.2 2. A → C</w:t>
+        <w:t xml:space="preserve">5.9.1.2 2. A → C</w:t>
       </w:r>
     </w:p>
     <w:p>
@@ -11212,14 +11202,14 @@
         <w:t xml:space="preserve">→ Edge A-C: +1</w:t>
       </w:r>
     </w:p>
-    <w:bookmarkEnd w:id="81"/>
-    <w:bookmarkStart w:id="82" w:name="b-c-1"/>
+    <w:bookmarkEnd w:id="80"/>
+    <w:bookmarkStart w:id="81" w:name="b-c-1"/>
     <w:p>
       <w:pPr>
         <w:pStyle w:val="Heading4"/>
       </w:pPr>
       <w:r>
-        <w:t xml:space="preserve">6.9.1.3 3. B → C</w:t>
+        <w:t xml:space="preserve">5.9.1.3 3. B → C</w:t>
       </w:r>
     </w:p>
     <w:p>
@@ -11432,15 +11422,15 @@
         </w:pict>
       </w:r>
     </w:p>
+    <w:bookmarkEnd w:id="81"/>
     <w:bookmarkEnd w:id="82"/>
-    <w:bookmarkEnd w:id="83"/>
-    <w:bookmarkStart w:id="84" w:name="komponen-2-d-e-hanya-satu-edge"/>
+    <w:bookmarkStart w:id="83" w:name="komponen-2-d-e-hanya-satu-edge"/>
     <w:p>
       <w:pPr>
         <w:pStyle w:val="Heading3"/>
       </w:pPr>
       <w:r>
-        <w:t xml:space="preserve">6.9.2 ➤ Komponen 2: {D, E} — hanya satu edge</w:t>
+        <w:t xml:space="preserve">5.9.2 ➤ Komponen 2: {D, E} — hanya satu edge</w:t>
       </w:r>
     </w:p>
     <w:p>
@@ -11474,15 +11464,15 @@
         </w:pict>
       </w:r>
     </w:p>
+    <w:bookmarkEnd w:id="83"/>
     <w:bookmarkEnd w:id="84"/>
-    <w:bookmarkEnd w:id="85"/>
-    <w:bookmarkStart w:id="86" w:name="X6138640a6705a058ba464a5ce83bf8023bb0cd7"/>
+    <w:bookmarkStart w:id="85" w:name="X6138640a6705a058ba464a5ce83bf8023bb0cd7"/>
     <w:p>
       <w:pPr>
         <w:pStyle w:val="Heading2"/>
       </w:pPr>
       <w:r>
-        <w:t xml:space="preserve">6.10 🔪 Iterasi 2: Hapus edge dengan betweenness tertinggi di seluruh graf</w:t>
+        <w:t xml:space="preserve">5.10 🔪 Iterasi 2: Hapus edge dengan betweenness tertinggi di seluruh graf</w:t>
       </w:r>
     </w:p>
     <w:p>
@@ -11566,23 +11556,23 @@
         </w:pict>
       </w:r>
     </w:p>
-    <w:bookmarkEnd w:id="86"/>
-    <w:bookmarkStart w:id="92" w:name="iterasi-3-hitung-ulang-edge-betweenness"/>
+    <w:bookmarkEnd w:id="85"/>
+    <w:bookmarkStart w:id="91" w:name="iterasi-3-hitung-ulang-edge-betweenness"/>
     <w:p>
       <w:pPr>
         <w:pStyle w:val="Heading2"/>
       </w:pPr>
       <w:r>
-        <w:t xml:space="preserve">6.11 🔁 Iterasi 3: Hitung ulang edge betweenness</w:t>
-      </w:r>
-    </w:p>
-    <w:bookmarkStart w:id="90" w:name="X2d53c1c707e0d38944360b1f2f79a07a3223f99"/>
+        <w:t xml:space="preserve">5.11 🔁 Iterasi 3: Hitung ulang edge betweenness</w:t>
+      </w:r>
+    </w:p>
+    <w:bookmarkStart w:id="89" w:name="X2d53c1c707e0d38944360b1f2f79a07a3223f99"/>
     <w:p>
       <w:pPr>
         <w:pStyle w:val="Heading3"/>
       </w:pPr>
       <w:r>
-        <w:t xml:space="preserve">6.11.1 ➤ Komponen 1: {A, B, C} tanpa A-B → sekarang hanya sisa A-C dan B-C</w:t>
+        <w:t xml:space="preserve">5.11.1 ➤ Komponen 1: {A, B, C} tanpa A-B → sekarang hanya sisa A-C dan B-C</w:t>
       </w:r>
     </w:p>
     <w:p>
@@ -11609,13 +11599,13 @@
         <w:t xml:space="preserve">Pasangan node:</w:t>
       </w:r>
     </w:p>
-    <w:bookmarkStart w:id="87" w:name="a-b-2"/>
+    <w:bookmarkStart w:id="86" w:name="a-b-2"/>
     <w:p>
       <w:pPr>
         <w:pStyle w:val="Heading4"/>
       </w:pPr>
       <w:r>
-        <w:t xml:space="preserve">6.11.1.1 1. A → B</w:t>
+        <w:t xml:space="preserve">5.11.1.1 1. A → B</w:t>
       </w:r>
     </w:p>
     <w:p>
@@ -11670,14 +11660,14 @@
         <w:t xml:space="preserve">→ Edge B-C: +1</w:t>
       </w:r>
     </w:p>
-    <w:bookmarkEnd w:id="87"/>
-    <w:bookmarkStart w:id="88" w:name="a-c-2"/>
+    <w:bookmarkEnd w:id="86"/>
+    <w:bookmarkStart w:id="87" w:name="a-c-2"/>
     <w:p>
       <w:pPr>
         <w:pStyle w:val="Heading4"/>
       </w:pPr>
       <w:r>
-        <w:t xml:space="preserve">6.11.1.2 2. A → C</w:t>
+        <w:t xml:space="preserve">5.11.1.2 2. A → C</w:t>
       </w:r>
     </w:p>
     <w:p>
@@ -11710,14 +11700,14 @@
         <w:t xml:space="preserve">→ Edge A-C: +1 → total A-C = 2</w:t>
       </w:r>
     </w:p>
-    <w:bookmarkEnd w:id="88"/>
-    <w:bookmarkStart w:id="89" w:name="b-c-2"/>
+    <w:bookmarkEnd w:id="87"/>
+    <w:bookmarkStart w:id="88" w:name="b-c-2"/>
     <w:p>
       <w:pPr>
         <w:pStyle w:val="Heading4"/>
       </w:pPr>
       <w:r>
-        <w:t xml:space="preserve">6.11.1.3 3. B → C</w:t>
+        <w:t xml:space="preserve">5.11.1.3 3. B → C</w:t>
       </w:r>
     </w:p>
     <w:p>
@@ -11869,15 +11859,15 @@
         </w:pict>
       </w:r>
     </w:p>
+    <w:bookmarkEnd w:id="88"/>
     <w:bookmarkEnd w:id="89"/>
-    <w:bookmarkEnd w:id="90"/>
-    <w:bookmarkStart w:id="91" w:name="komponen-2-d-e-masih-d-e-betweenness1"/>
+    <w:bookmarkStart w:id="90" w:name="komponen-2-d-e-masih-d-e-betweenness1"/>
     <w:p>
       <w:pPr>
         <w:pStyle w:val="Heading3"/>
       </w:pPr>
       <w:r>
-        <w:t xml:space="preserve">6.11.2 ➤ Komponen 2: {D, E} → masih D-E (betweenness=1)</w:t>
+        <w:t xml:space="preserve">5.11.2 ➤ Komponen 2: {D, E} → masih D-E (betweenness=1)</w:t>
       </w:r>
     </w:p>
     <w:p>
@@ -11887,15 +11877,15 @@
         </w:pict>
       </w:r>
     </w:p>
+    <w:bookmarkEnd w:id="90"/>
     <w:bookmarkEnd w:id="91"/>
-    <w:bookmarkEnd w:id="92"/>
-    <w:bookmarkStart w:id="93" w:name="Xfe6f29b5d9922c98128b9bce996c8bb79b2751c"/>
+    <w:bookmarkStart w:id="92" w:name="Xfe6f29b5d9922c98128b9bce996c8bb79b2751c"/>
     <w:p>
       <w:pPr>
         <w:pStyle w:val="Heading2"/>
       </w:pPr>
       <w:r>
-        <w:t xml:space="preserve">6.12 🔪 Iterasi 3: Hapus edge dengan betweenness tertinggi →</w:t>
+        <w:t xml:space="preserve">5.12 🔪 Iterasi 3: Hapus edge dengan betweenness tertinggi →</w:t>
       </w:r>
       <w:r>
         <w:t xml:space="preserve"> </w:t>
@@ -11933,23 +11923,23 @@
         </w:pict>
       </w:r>
     </w:p>
-    <w:bookmarkEnd w:id="93"/>
-    <w:bookmarkStart w:id="96" w:name="iterasi-4-hitung-ulang"/>
+    <w:bookmarkEnd w:id="92"/>
+    <w:bookmarkStart w:id="95" w:name="iterasi-4-hitung-ulang"/>
     <w:p>
       <w:pPr>
         <w:pStyle w:val="Heading2"/>
       </w:pPr>
       <w:r>
-        <w:t xml:space="preserve">6.13 🔁 Iterasi 4: Hitung ulang</w:t>
-      </w:r>
-    </w:p>
-    <w:bookmarkStart w:id="94" w:name="X033ed6a5108d8536569e4d9961ce1710ba7ffff"/>
+        <w:t xml:space="preserve">5.13 🔁 Iterasi 4: Hitung ulang</w:t>
+      </w:r>
+    </w:p>
+    <w:bookmarkStart w:id="93" w:name="X033ed6a5108d8536569e4d9961ce1710ba7ffff"/>
     <w:p>
       <w:pPr>
         <w:pStyle w:val="Heading3"/>
       </w:pPr>
       <w:r>
-        <w:t xml:space="preserve">6.13.1 ➤ Komponen 1: {A, B, C} tanpa A-B dan A-C → hanya tersisa B-C</w:t>
+        <w:t xml:space="preserve">5.13.1 ➤ Komponen 1: {A, B, C} tanpa A-B dan A-C → hanya tersisa B-C</w:t>
       </w:r>
     </w:p>
     <w:p>
@@ -12012,14 +12002,14 @@
         <w:t xml:space="preserve">→ Betweenness B-C = 1</w:t>
       </w:r>
     </w:p>
-    <w:bookmarkEnd w:id="94"/>
-    <w:bookmarkStart w:id="95" w:name="komponen-2-d-e-still-1"/>
+    <w:bookmarkEnd w:id="93"/>
+    <w:bookmarkStart w:id="94" w:name="komponen-2-d-e-still-1"/>
     <w:p>
       <w:pPr>
         <w:pStyle w:val="Heading3"/>
       </w:pPr>
       <w:r>
-        <w:t xml:space="preserve">6.13.2 ➤ Komponen 2: D-E → still 1</w:t>
+        <w:t xml:space="preserve">5.13.2 ➤ Komponen 2: D-E → still 1</w:t>
       </w:r>
     </w:p>
     <w:p>
@@ -12029,15 +12019,15 @@
         </w:pict>
       </w:r>
     </w:p>
+    <w:bookmarkEnd w:id="94"/>
     <w:bookmarkEnd w:id="95"/>
-    <w:bookmarkEnd w:id="96"/>
-    <w:bookmarkStart w:id="97" w:name="X3d8215224c61e3879eae969ac19b7963cb593ce"/>
+    <w:bookmarkStart w:id="96" w:name="X3d8215224c61e3879eae969ac19b7963cb593ce"/>
     <w:p>
       <w:pPr>
         <w:pStyle w:val="Heading2"/>
       </w:pPr>
       <w:r>
-        <w:t xml:space="preserve">6.14 🔪 Iterasi 4: Hapus edge dengan betweenness tertinggi →</w:t>
+        <w:t xml:space="preserve">5.14 🔪 Iterasi 4: Hapus edge dengan betweenness tertinggi →</w:t>
       </w:r>
       <w:r>
         <w:t xml:space="preserve"> </w:t>
@@ -12091,14 +12081,14 @@
         </w:pict>
       </w:r>
     </w:p>
-    <w:bookmarkEnd w:id="97"/>
-    <w:bookmarkStart w:id="98" w:name="iterasi-5-sisa-edge-hanya-d-e"/>
+    <w:bookmarkEnd w:id="96"/>
+    <w:bookmarkStart w:id="97" w:name="iterasi-5-sisa-edge-hanya-d-e"/>
     <w:p>
       <w:pPr>
         <w:pStyle w:val="Heading2"/>
       </w:pPr>
       <w:r>
-        <w:t xml:space="preserve">6.15 🔁 Iterasi 5: Sisa edge: hanya D-E</w:t>
+        <w:t xml:space="preserve">5.15 🔁 Iterasi 5: Sisa edge: hanya D-E</w:t>
       </w:r>
     </w:p>
     <w:p>
@@ -12126,14 +12116,14 @@
         </w:pict>
       </w:r>
     </w:p>
-    <w:bookmarkEnd w:id="98"/>
-    <w:bookmarkStart w:id="99" w:name="X807ee635139bc4ca627996ea60fe3cad1a85432"/>
+    <w:bookmarkEnd w:id="97"/>
+    <w:bookmarkStart w:id="98" w:name="X807ee635139bc4ca627996ea60fe3cad1a85432"/>
     <w:p>
       <w:pPr>
         <w:pStyle w:val="Heading2"/>
       </w:pPr>
       <w:r>
-        <w:t xml:space="preserve">6.16 ✅ Hasil Akhir: Urutan Penghapusan Edge &amp; Struktur Komunitas</w:t>
+        <w:t xml:space="preserve">5.16 ✅ Hasil Akhir: Urutan Penghapusan Edge &amp; Struktur Komunitas</w:t>
       </w:r>
     </w:p>
     <w:p>
@@ -12460,14 +12450,14 @@
         </w:pict>
       </w:r>
     </w:p>
-    <w:bookmarkEnd w:id="99"/>
-    <w:bookmarkStart w:id="100" w:name="pohon-dendrogram-hierarki-komunitas"/>
+    <w:bookmarkEnd w:id="98"/>
+    <w:bookmarkStart w:id="99" w:name="pohon-dendrogram-hierarki-komunitas"/>
     <w:p>
       <w:pPr>
         <w:pStyle w:val="Heading2"/>
       </w:pPr>
       <w:r>
-        <w:t xml:space="preserve">6.17 📊 Pohon Dendrogram / Hierarki Komunitas</w:t>
+        <w:t xml:space="preserve">5.17 📊 Pohon Dendrogram / Hierarki Komunitas</w:t>
       </w:r>
     </w:p>
     <w:p>
@@ -12586,14 +12576,14 @@
         </w:pict>
       </w:r>
     </w:p>
-    <w:bookmarkEnd w:id="100"/>
-    <w:bookmarkStart w:id="101" w:name="komunitas-optimal-modularity-max"/>
+    <w:bookmarkEnd w:id="99"/>
+    <w:bookmarkStart w:id="100" w:name="komunitas-optimal-modularity-max"/>
     <w:p>
       <w:pPr>
         <w:pStyle w:val="Heading2"/>
       </w:pPr>
       <w:r>
-        <w:t xml:space="preserve">6.18 🧩 Komunitas Optimal (Modularity Max)</w:t>
+        <w:t xml:space="preserve">5.18 🧩 Komunitas Optimal (Modularity Max)</w:t>
       </w:r>
     </w:p>
     <w:p>
@@ -12661,23 +12651,23 @@
         </w:pict>
       </w:r>
     </w:p>
-    <w:bookmarkEnd w:id="101"/>
-    <w:bookmarkStart w:id="104" w:name="jawaban-akhir-hasil-girvan-newman-manual"/>
+    <w:bookmarkEnd w:id="100"/>
+    <w:bookmarkStart w:id="103" w:name="jawaban-akhir-hasil-girvan-newman-manual"/>
     <w:p>
       <w:pPr>
         <w:pStyle w:val="Heading2"/>
       </w:pPr>
       <w:r>
-        <w:t xml:space="preserve">6.19 ✅ Jawaban Akhir: Hasil Girvan-Newman Manual</w:t>
-      </w:r>
-    </w:p>
-    <w:bookmarkStart w:id="102" w:name="Xf280c29bc597bbf3384792454e02da05e0e9811"/>
+        <w:t xml:space="preserve">5.19 ✅ Jawaban Akhir: Hasil Girvan-Newman Manual</w:t>
+      </w:r>
+    </w:p>
+    <w:bookmarkStart w:id="101" w:name="Xf280c29bc597bbf3384792454e02da05e0e9811"/>
     <w:p>
       <w:pPr>
         <w:pStyle w:val="Heading3"/>
       </w:pPr>
       <w:r>
-        <w:t xml:space="preserve">6.19.1 Urutan Penghapusan Edge (berdasarkan betweenness tertinggi):</w:t>
+        <w:t xml:space="preserve">5.19.1 Urutan Penghapusan Edge (berdasarkan betweenness tertinggi):</w:t>
       </w:r>
     </w:p>
     <w:p>
@@ -12790,14 +12780,14 @@
         <w:t xml:space="preserve">→ pecah {D}, {E}</w:t>
       </w:r>
     </w:p>
-    <w:bookmarkEnd w:id="102"/>
-    <w:bookmarkStart w:id="103" w:name="X195f3a66f9be30cbf722f42baf064fe88738534"/>
+    <w:bookmarkEnd w:id="101"/>
+    <w:bookmarkStart w:id="102" w:name="X195f3a66f9be30cbf722f42baf064fe88738534"/>
     <w:p>
       <w:pPr>
         <w:pStyle w:val="Heading3"/>
       </w:pPr>
       <w:r>
-        <w:t xml:space="preserve">6.19.2 Komunitas Terbaik (biasanya diambil saat modularity maksimum):</w:t>
+        <w:t xml:space="preserve">5.19.2 Komunitas Terbaik (biasanya diambil saat modularity maksimum):</w:t>
       </w:r>
     </w:p>
     <w:p>
@@ -12971,15 +12961,15 @@
         </w:pict>
       </w:r>
     </w:p>
+    <w:bookmarkEnd w:id="102"/>
     <w:bookmarkEnd w:id="103"/>
-    <w:bookmarkEnd w:id="104"/>
-    <w:bookmarkStart w:id="105" w:name="catatan-tambahan"/>
+    <w:bookmarkStart w:id="104" w:name="catatan-tambahan"/>
     <w:p>
       <w:pPr>
         <w:pStyle w:val="Heading2"/>
       </w:pPr>
       <w:r>
-        <w:t xml:space="preserve">6.20 Catatan Tambahan</w:t>
+        <w:t xml:space="preserve">5.20 Catatan Tambahan</w:t>
       </w:r>
     </w:p>
     <w:p>
@@ -13053,25 +13043,25 @@
         <w:t xml:space="preserve">Anda telah menyelesaikan Girvan-Newman secara manual untuk graf ini.</w:t>
       </w:r>
     </w:p>
+    <w:bookmarkEnd w:id="104"/>
     <w:bookmarkEnd w:id="105"/>
+    <w:bookmarkStart w:id="106" w:name="bagian"/>
+    <w:p>
+      <w:pPr>
+        <w:pStyle w:val="Heading1"/>
+      </w:pPr>
+      <w:r>
+        <w:t xml:space="preserve">6. Bagian</w:t>
+      </w:r>
+    </w:p>
     <w:bookmarkEnd w:id="106"/>
-    <w:bookmarkStart w:id="107" w:name="bagian"/>
+    <w:bookmarkStart w:id="180" w:name="charting-in-colaboratory"/>
     <w:p>
       <w:pPr>
         <w:pStyle w:val="Heading1"/>
       </w:pPr>
       <w:r>
-        <w:t xml:space="preserve">7. Bagian</w:t>
-      </w:r>
-    </w:p>
-    <w:bookmarkEnd w:id="107"/>
-    <w:bookmarkStart w:id="181" w:name="charting-in-colaboratory"/>
-    <w:p>
-      <w:pPr>
-        <w:pStyle w:val="Heading1"/>
-      </w:pPr>
-      <w:r>
-        <w:t xml:space="preserve">8. Charting in Colaboratory</w:t>
+        <w:t xml:space="preserve">7. Charting in Colaboratory</w:t>
       </w:r>
     </w:p>
     <w:p>
@@ -13082,20 +13072,20 @@
         <w:t xml:space="preserve">A common use for notebooks is data visualization using charts. Colaboratory makes this easy with several charting tools available as Python imports.</w:t>
       </w:r>
     </w:p>
-    <w:bookmarkStart w:id="149" w:name="matplotlib"/>
+    <w:bookmarkStart w:id="148" w:name="matplotlib"/>
     <w:p>
       <w:pPr>
         <w:pStyle w:val="Heading2"/>
       </w:pPr>
       <w:r>
-        <w:t xml:space="preserve">8.1 Matplotlib</w:t>
+        <w:t xml:space="preserve">7.1 Matplotlib</w:t>
       </w:r>
     </w:p>
     <w:p>
       <w:pPr>
         <w:pStyle w:val="FirstParagraph"/>
       </w:pPr>
-      <w:hyperlink r:id="rId108">
+      <w:hyperlink r:id="rId107">
         <w:r>
           <w:rPr>
             <w:rStyle w:val="Hyperlink"/>
@@ -13112,7 +13102,7 @@
       <w:r>
         <w:t xml:space="preserve"> </w:t>
       </w:r>
-      <w:hyperlink r:id="rId109">
+      <w:hyperlink r:id="rId108">
         <w:r>
           <w:rPr>
             <w:rStyle w:val="Hyperlink"/>
@@ -13129,7 +13119,7 @@
       <w:r>
         <w:t xml:space="preserve"> </w:t>
       </w:r>
-      <w:hyperlink r:id="rId110">
+      <w:hyperlink r:id="rId109">
         <w:r>
           <w:rPr>
             <w:rStyle w:val="Hyperlink"/>
@@ -13144,13 +13134,13 @@
         <w:t xml:space="preserve">for inspiration.</w:t>
       </w:r>
     </w:p>
-    <w:bookmarkStart w:id="114" w:name="line-plots"/>
+    <w:bookmarkStart w:id="113" w:name="line-plots"/>
     <w:p>
       <w:pPr>
         <w:pStyle w:val="Heading3"/>
       </w:pPr>
       <w:r>
-        <w:t xml:space="preserve">8.1.1 Line Plots</w:t>
+        <w:t xml:space="preserve">7.1.1 Line Plots</w:t>
       </w:r>
     </w:p>
     <w:p>
@@ -13728,18 +13718,18 @@
           <wp:inline>
             <wp:extent cx="3771900" cy="3097860"/>
             <wp:effectExtent b="0" l="0" r="0" t="0"/>
-            <wp:docPr descr="" title="" id="112" name="Picture"/>
+            <wp:docPr descr="" title="" id="111" name="Picture"/>
             <a:graphic>
               <a:graphicData uri="http://schemas.openxmlformats.org/drawingml/2006/picture">
                 <pic:pic>
                   <pic:nvPicPr>
-                    <pic:cNvPr descr="grafik/grafik_files/figure-docx/cell-2-output-1.png" id="113" name="Picture"/>
+                    <pic:cNvPr descr="grafik/grafik_files/figure-docx/cell-2-output-1.png" id="112" name="Picture"/>
                     <pic:cNvPicPr>
                       <a:picLocks noChangeArrowheads="1" noChangeAspect="1"/>
                     </pic:cNvPicPr>
                   </pic:nvPicPr>
                   <pic:blipFill>
-                    <a:blip r:embed="rId111"/>
+                    <a:blip r:embed="rId110"/>
                     <a:stretch>
                       <a:fillRect/>
                     </a:stretch>
@@ -13766,14 +13756,14 @@
         </w:drawing>
       </w:r>
     </w:p>
-    <w:bookmarkEnd w:id="114"/>
-    <w:bookmarkStart w:id="118" w:name="bar-plots"/>
+    <w:bookmarkEnd w:id="113"/>
+    <w:bookmarkStart w:id="117" w:name="bar-plots"/>
     <w:p>
       <w:pPr>
         <w:pStyle w:val="Heading3"/>
       </w:pPr>
       <w:r>
-        <w:t xml:space="preserve">8.1.2 Bar Plots</w:t>
+        <w:t xml:space="preserve">7.1.2 Bar Plots</w:t>
       </w:r>
     </w:p>
     <w:p>
@@ -14399,18 +14389,18 @@
           <wp:inline>
             <wp:extent cx="3771900" cy="3097860"/>
             <wp:effectExtent b="0" l="0" r="0" t="0"/>
-            <wp:docPr descr="" title="" id="116" name="Picture"/>
+            <wp:docPr descr="" title="" id="115" name="Picture"/>
             <a:graphic>
               <a:graphicData uri="http://schemas.openxmlformats.org/drawingml/2006/picture">
                 <pic:pic>
                   <pic:nvPicPr>
-                    <pic:cNvPr descr="grafik/grafik_files/figure-docx/cell-3-output-1.png" id="117" name="Picture"/>
+                    <pic:cNvPr descr="grafik/grafik_files/figure-docx/cell-3-output-1.png" id="116" name="Picture"/>
                     <pic:cNvPicPr>
                       <a:picLocks noChangeArrowheads="1" noChangeAspect="1"/>
                     </pic:cNvPicPr>
                   </pic:nvPicPr>
                   <pic:blipFill>
-                    <a:blip r:embed="rId115"/>
+                    <a:blip r:embed="rId114"/>
                     <a:stretch>
                       <a:fillRect/>
                     </a:stretch>
@@ -14437,14 +14427,14 @@
         </w:drawing>
       </w:r>
     </w:p>
-    <w:bookmarkEnd w:id="118"/>
-    <w:bookmarkStart w:id="128" w:name="histograms"/>
+    <w:bookmarkEnd w:id="117"/>
+    <w:bookmarkStart w:id="127" w:name="histograms"/>
     <w:p>
       <w:pPr>
         <w:pStyle w:val="Heading3"/>
       </w:pPr>
       <w:r>
-        <w:t xml:space="preserve">8.1.3 Histograms</w:t>
+        <w:t xml:space="preserve">7.1.3 Histograms</w:t>
       </w:r>
     </w:p>
     <w:p>
@@ -14830,18 +14820,18 @@
           <wp:inline>
             <wp:extent cx="3771900" cy="3072615"/>
             <wp:effectExtent b="0" l="0" r="0" t="0"/>
-            <wp:docPr descr="" title="" id="120" name="Picture"/>
+            <wp:docPr descr="" title="" id="119" name="Picture"/>
             <a:graphic>
               <a:graphicData uri="http://schemas.openxmlformats.org/drawingml/2006/picture">
                 <pic:pic>
                   <pic:nvPicPr>
-                    <pic:cNvPr descr="grafik/grafik_files/figure-docx/cell-4-output-1.png" id="121" name="Picture"/>
+                    <pic:cNvPr descr="grafik/grafik_files/figure-docx/cell-4-output-1.png" id="120" name="Picture"/>
                     <pic:cNvPicPr>
                       <a:picLocks noChangeArrowheads="1" noChangeAspect="1"/>
                     </pic:cNvPicPr>
                   </pic:nvPicPr>
                   <pic:blipFill>
-                    <a:blip r:embed="rId119"/>
+                    <a:blip r:embed="rId118"/>
                     <a:stretch>
                       <a:fillRect/>
                     </a:stretch>
@@ -14877,18 +14867,18 @@
           <wp:inline>
             <wp:extent cx="3771900" cy="2972421"/>
             <wp:effectExtent b="0" l="0" r="0" t="0"/>
-            <wp:docPr descr="" title="" id="123" name="Picture"/>
+            <wp:docPr descr="" title="" id="122" name="Picture"/>
             <a:graphic>
               <a:graphicData uri="http://schemas.openxmlformats.org/drawingml/2006/picture">
                 <pic:pic>
                   <pic:nvPicPr>
-                    <pic:cNvPr descr="grafik/grafik_files/figure-docx/cell-4-output-2.png" id="124" name="Picture"/>
+                    <pic:cNvPr descr="grafik/grafik_files/figure-docx/cell-4-output-2.png" id="123" name="Picture"/>
                     <pic:cNvPicPr>
                       <a:picLocks noChangeArrowheads="1" noChangeAspect="1"/>
                     </pic:cNvPicPr>
                   </pic:nvPicPr>
                   <pic:blipFill>
-                    <a:blip r:embed="rId122"/>
+                    <a:blip r:embed="rId121"/>
                     <a:stretch>
                       <a:fillRect/>
                     </a:stretch>
@@ -14924,18 +14914,18 @@
           <wp:inline>
             <wp:extent cx="3771900" cy="2929958"/>
             <wp:effectExtent b="0" l="0" r="0" t="0"/>
-            <wp:docPr descr="" title="" id="126" name="Picture"/>
+            <wp:docPr descr="" title="" id="125" name="Picture"/>
             <a:graphic>
               <a:graphicData uri="http://schemas.openxmlformats.org/drawingml/2006/picture">
                 <pic:pic>
                   <pic:nvPicPr>
-                    <pic:cNvPr descr="grafik/grafik_files/figure-docx/cell-4-output-3.png" id="127" name="Picture"/>
+                    <pic:cNvPr descr="grafik/grafik_files/figure-docx/cell-4-output-3.png" id="126" name="Picture"/>
                     <pic:cNvPicPr>
                       <a:picLocks noChangeArrowheads="1" noChangeAspect="1"/>
                     </pic:cNvPicPr>
                   </pic:nvPicPr>
                   <pic:blipFill>
-                    <a:blip r:embed="rId125"/>
+                    <a:blip r:embed="rId124"/>
                     <a:stretch>
                       <a:fillRect/>
                     </a:stretch>
@@ -14962,14 +14952,14 @@
         </w:drawing>
       </w:r>
     </w:p>
-    <w:bookmarkEnd w:id="128"/>
-    <w:bookmarkStart w:id="132" w:name="scatter-plots"/>
+    <w:bookmarkEnd w:id="127"/>
+    <w:bookmarkStart w:id="131" w:name="scatter-plots"/>
     <w:p>
       <w:pPr>
         <w:pStyle w:val="Heading3"/>
       </w:pPr>
       <w:r>
-        <w:t xml:space="preserve">8.1.4 Scatter Plots</w:t>
+        <w:t xml:space="preserve">7.1.4 Scatter Plots</w:t>
       </w:r>
     </w:p>
     <w:p>
@@ -15517,18 +15507,18 @@
           <wp:inline>
             <wp:extent cx="3771900" cy="3072615"/>
             <wp:effectExtent b="0" l="0" r="0" t="0"/>
-            <wp:docPr descr="" title="" id="130" name="Picture"/>
+            <wp:docPr descr="" title="" id="129" name="Picture"/>
             <a:graphic>
               <a:graphicData uri="http://schemas.openxmlformats.org/drawingml/2006/picture">
                 <pic:pic>
                   <pic:nvPicPr>
-                    <pic:cNvPr descr="grafik/grafik_files/figure-docx/cell-5-output-1.png" id="131" name="Picture"/>
+                    <pic:cNvPr descr="grafik/grafik_files/figure-docx/cell-5-output-1.png" id="130" name="Picture"/>
                     <pic:cNvPicPr>
                       <a:picLocks noChangeArrowheads="1" noChangeAspect="1"/>
                     </pic:cNvPicPr>
                   </pic:nvPicPr>
                   <pic:blipFill>
-                    <a:blip r:embed="rId129"/>
+                    <a:blip r:embed="rId128"/>
                     <a:stretch>
                       <a:fillRect/>
                     </a:stretch>
@@ -15555,14 +15545,14 @@
         </w:drawing>
       </w:r>
     </w:p>
-    <w:bookmarkEnd w:id="132"/>
-    <w:bookmarkStart w:id="136" w:name="stack-plots"/>
+    <w:bookmarkEnd w:id="131"/>
+    <w:bookmarkStart w:id="135" w:name="stack-plots"/>
     <w:p>
       <w:pPr>
         <w:pStyle w:val="Heading3"/>
       </w:pPr>
       <w:r>
-        <w:t xml:space="preserve">8.1.5 Stack Plots</w:t>
+        <w:t xml:space="preserve">7.1.5 Stack Plots</w:t>
       </w:r>
     </w:p>
     <w:p>
@@ -16386,18 +16376,18 @@
           <wp:inline>
             <wp:extent cx="3771900" cy="2972421"/>
             <wp:effectExtent b="0" l="0" r="0" t="0"/>
-            <wp:docPr descr="" title="" id="134" name="Picture"/>
+            <wp:docPr descr="" title="" id="133" name="Picture"/>
             <a:graphic>
               <a:graphicData uri="http://schemas.openxmlformats.org/drawingml/2006/picture">
                 <pic:pic>
                   <pic:nvPicPr>
-                    <pic:cNvPr descr="grafik/grafik_files/figure-docx/cell-6-output-1.png" id="135" name="Picture"/>
+                    <pic:cNvPr descr="grafik/grafik_files/figure-docx/cell-6-output-1.png" id="134" name="Picture"/>
                     <pic:cNvPicPr>
                       <a:picLocks noChangeArrowheads="1" noChangeAspect="1"/>
                     </pic:cNvPicPr>
                   </pic:nvPicPr>
                   <pic:blipFill>
-                    <a:blip r:embed="rId133"/>
+                    <a:blip r:embed="rId132"/>
                     <a:stretch>
                       <a:fillRect/>
                     </a:stretch>
@@ -16424,14 +16414,14 @@
         </w:drawing>
       </w:r>
     </w:p>
-    <w:bookmarkEnd w:id="136"/>
-    <w:bookmarkStart w:id="140" w:name="pie-charts"/>
+    <w:bookmarkEnd w:id="135"/>
+    <w:bookmarkStart w:id="139" w:name="pie-charts"/>
     <w:p>
       <w:pPr>
         <w:pStyle w:val="Heading3"/>
       </w:pPr>
       <w:r>
-        <w:t xml:space="preserve">8.1.6 Pie Charts</w:t>
+        <w:t xml:space="preserve">7.1.6 Pie Charts</w:t>
       </w:r>
     </w:p>
     <w:p>
@@ -16865,18 +16855,18 @@
           <wp:inline>
             <wp:extent cx="3771900" cy="3010195"/>
             <wp:effectExtent b="0" l="0" r="0" t="0"/>
-            <wp:docPr descr="" title="" id="138" name="Picture"/>
+            <wp:docPr descr="" title="" id="137" name="Picture"/>
             <a:graphic>
               <a:graphicData uri="http://schemas.openxmlformats.org/drawingml/2006/picture">
                 <pic:pic>
                   <pic:nvPicPr>
-                    <pic:cNvPr descr="grafik/grafik_files/figure-docx/cell-7-output-1.png" id="139" name="Picture"/>
+                    <pic:cNvPr descr="grafik/grafik_files/figure-docx/cell-7-output-1.png" id="138" name="Picture"/>
                     <pic:cNvPicPr>
                       <a:picLocks noChangeArrowheads="1" noChangeAspect="1"/>
                     </pic:cNvPicPr>
                   </pic:nvPicPr>
                   <pic:blipFill>
-                    <a:blip r:embed="rId137"/>
+                    <a:blip r:embed="rId136"/>
                     <a:stretch>
                       <a:fillRect/>
                     </a:stretch>
@@ -16903,14 +16893,14 @@
         </w:drawing>
       </w:r>
     </w:p>
-    <w:bookmarkEnd w:id="140"/>
-    <w:bookmarkStart w:id="144" w:name="fill_between-and-alpha"/>
+    <w:bookmarkEnd w:id="139"/>
+    <w:bookmarkStart w:id="143" w:name="fill_between-and-alpha"/>
     <w:p>
       <w:pPr>
         <w:pStyle w:val="Heading3"/>
       </w:pPr>
       <w:r>
-        <w:t xml:space="preserve">8.1.7 fill_between and alpha</w:t>
+        <w:t xml:space="preserve">7.1.7 fill_between and alpha</w:t>
       </w:r>
     </w:p>
     <w:p>
@@ -17257,18 +17247,18 @@
           <wp:inline>
             <wp:extent cx="3771900" cy="2972421"/>
             <wp:effectExtent b="0" l="0" r="0" t="0"/>
-            <wp:docPr descr="" title="" id="142" name="Picture"/>
+            <wp:docPr descr="" title="" id="141" name="Picture"/>
             <a:graphic>
               <a:graphicData uri="http://schemas.openxmlformats.org/drawingml/2006/picture">
                 <pic:pic>
                   <pic:nvPicPr>
-                    <pic:cNvPr descr="grafik/grafik_files/figure-docx/cell-8-output-1.png" id="143" name="Picture"/>
+                    <pic:cNvPr descr="grafik/grafik_files/figure-docx/cell-8-output-1.png" id="142" name="Picture"/>
                     <pic:cNvPicPr>
                       <a:picLocks noChangeArrowheads="1" noChangeAspect="1"/>
                     </pic:cNvPicPr>
                   </pic:nvPicPr>
                   <pic:blipFill>
-                    <a:blip r:embed="rId141"/>
+                    <a:blip r:embed="rId140"/>
                     <a:stretch>
                       <a:fillRect/>
                     </a:stretch>
@@ -17295,14 +17285,14 @@
         </w:drawing>
       </w:r>
     </w:p>
-    <w:bookmarkEnd w:id="144"/>
-    <w:bookmarkStart w:id="148" w:name="subplotting-using-subplot2grid"/>
+    <w:bookmarkEnd w:id="143"/>
+    <w:bookmarkStart w:id="147" w:name="subplotting-using-subplot2grid"/>
     <w:p>
       <w:pPr>
         <w:pStyle w:val="Heading3"/>
       </w:pPr>
       <w:r>
-        <w:t xml:space="preserve">8.1.8 Subplotting using Subplot2grid</w:t>
+        <w:t xml:space="preserve">7.1.8 Subplotting using Subplot2grid</w:t>
       </w:r>
     </w:p>
     <w:p>
@@ -18186,18 +18176,18 @@
           <wp:inline>
             <wp:extent cx="3771900" cy="2818430"/>
             <wp:effectExtent b="0" l="0" r="0" t="0"/>
-            <wp:docPr descr="" title="" id="146" name="Picture"/>
+            <wp:docPr descr="" title="" id="145" name="Picture"/>
             <a:graphic>
               <a:graphicData uri="http://schemas.openxmlformats.org/drawingml/2006/picture">
                 <pic:pic>
                   <pic:nvPicPr>
-                    <pic:cNvPr descr="grafik/grafik_files/figure-docx/cell-9-output-1.png" id="147" name="Picture"/>
+                    <pic:cNvPr descr="grafik/grafik_files/figure-docx/cell-9-output-1.png" id="146" name="Picture"/>
                     <pic:cNvPicPr>
                       <a:picLocks noChangeArrowheads="1" noChangeAspect="1"/>
                     </pic:cNvPicPr>
                   </pic:nvPicPr>
                   <pic:blipFill>
-                    <a:blip r:embed="rId145"/>
+                    <a:blip r:embed="rId144"/>
                     <a:stretch>
                       <a:fillRect/>
                     </a:stretch>
@@ -18224,15 +18214,15 @@
         </w:drawing>
       </w:r>
     </w:p>
+    <w:bookmarkEnd w:id="147"/>
     <w:bookmarkEnd w:id="148"/>
-    <w:bookmarkEnd w:id="149"/>
-    <w:bookmarkStart w:id="152" w:name="plot-styles"/>
+    <w:bookmarkStart w:id="151" w:name="plot-styles"/>
     <w:p>
       <w:pPr>
         <w:pStyle w:val="Heading2"/>
       </w:pPr>
       <w:r>
-        <w:t xml:space="preserve">8.2 Plot styles</w:t>
+        <w:t xml:space="preserve">7.2 Plot styles</w:t>
       </w:r>
     </w:p>
     <w:p>
@@ -18245,7 +18235,7 @@
       <w:r>
         <w:t xml:space="preserve"> </w:t>
       </w:r>
-      <w:hyperlink r:id="rId150">
+      <w:hyperlink r:id="rId149">
         <w:r>
           <w:rPr>
             <w:rStyle w:val="Hyperlink"/>
@@ -18262,7 +18252,7 @@
       <w:r>
         <w:t xml:space="preserve"> </w:t>
       </w:r>
-      <w:hyperlink r:id="rId151">
+      <w:hyperlink r:id="rId150">
         <w:r>
           <w:rPr>
             <w:rStyle w:val="Hyperlink"/>
@@ -18274,23 +18264,23 @@
         <w:t xml:space="preserve">.</w:t>
       </w:r>
     </w:p>
-    <w:bookmarkEnd w:id="152"/>
-    <w:bookmarkStart w:id="165" w:name="d-graphs"/>
+    <w:bookmarkEnd w:id="151"/>
+    <w:bookmarkStart w:id="164" w:name="d-graphs"/>
     <w:p>
       <w:pPr>
         <w:pStyle w:val="Heading2"/>
       </w:pPr>
       <w:r>
-        <w:t xml:space="preserve">8.3 3D Graphs</w:t>
-      </w:r>
-    </w:p>
-    <w:bookmarkStart w:id="156" w:name="d-scatter-plots"/>
+        <w:t xml:space="preserve">7.3 3D Graphs</w:t>
+      </w:r>
+    </w:p>
+    <w:bookmarkStart w:id="155" w:name="d-scatter-plots"/>
     <w:p>
       <w:pPr>
         <w:pStyle w:val="Heading3"/>
       </w:pPr>
       <w:r>
-        <w:t xml:space="preserve">8.3.1 3D Scatter Plots</w:t>
+        <w:t xml:space="preserve">7.3.1 3D Scatter Plots</w:t>
       </w:r>
     </w:p>
     <w:p>
@@ -19279,18 +19269,18 @@
           <wp:inline>
             <wp:extent cx="3771900" cy="3912211"/>
             <wp:effectExtent b="0" l="0" r="0" t="0"/>
-            <wp:docPr descr="" title="" id="154" name="Picture"/>
+            <wp:docPr descr="" title="" id="153" name="Picture"/>
             <a:graphic>
               <a:graphicData uri="http://schemas.openxmlformats.org/drawingml/2006/picture">
                 <pic:pic>
                   <pic:nvPicPr>
-                    <pic:cNvPr descr="grafik/grafik_files/figure-docx/cell-10-output-1.png" id="155" name="Picture"/>
+                    <pic:cNvPr descr="grafik/grafik_files/figure-docx/cell-10-output-1.png" id="154" name="Picture"/>
                     <pic:cNvPicPr>
                       <a:picLocks noChangeArrowheads="1" noChangeAspect="1"/>
                     </pic:cNvPicPr>
                   </pic:nvPicPr>
                   <pic:blipFill>
-                    <a:blip r:embed="rId153"/>
+                    <a:blip r:embed="rId152"/>
                     <a:stretch>
                       <a:fillRect/>
                     </a:stretch>
@@ -19317,14 +19307,14 @@
         </w:drawing>
       </w:r>
     </w:p>
-    <w:bookmarkEnd w:id="156"/>
-    <w:bookmarkStart w:id="160" w:name="d-bar-plots"/>
+    <w:bookmarkEnd w:id="155"/>
+    <w:bookmarkStart w:id="159" w:name="d-bar-plots"/>
     <w:p>
       <w:pPr>
         <w:pStyle w:val="Heading3"/>
       </w:pPr>
       <w:r>
-        <w:t xml:space="preserve">8.3.2 3D Bar Plots</w:t>
+        <w:t xml:space="preserve">7.3.2 3D Bar Plots</w:t>
       </w:r>
     </w:p>
     <w:p>
@@ -20046,18 +20036,18 @@
           <wp:inline>
             <wp:extent cx="3771900" cy="3828926"/>
             <wp:effectExtent b="0" l="0" r="0" t="0"/>
-            <wp:docPr descr="" title="" id="158" name="Picture"/>
+            <wp:docPr descr="" title="" id="157" name="Picture"/>
             <a:graphic>
               <a:graphicData uri="http://schemas.openxmlformats.org/drawingml/2006/picture">
                 <pic:pic>
                   <pic:nvPicPr>
-                    <pic:cNvPr descr="grafik/grafik_files/figure-docx/cell-11-output-1.png" id="159" name="Picture"/>
+                    <pic:cNvPr descr="grafik/grafik_files/figure-docx/cell-11-output-1.png" id="158" name="Picture"/>
                     <pic:cNvPicPr>
                       <a:picLocks noChangeArrowheads="1" noChangeAspect="1"/>
                     </pic:cNvPicPr>
                   </pic:nvPicPr>
                   <pic:blipFill>
-                    <a:blip r:embed="rId157"/>
+                    <a:blip r:embed="rId156"/>
                     <a:stretch>
                       <a:fillRect/>
                     </a:stretch>
@@ -20084,14 +20074,14 @@
         </w:drawing>
       </w:r>
     </w:p>
-    <w:bookmarkEnd w:id="160"/>
-    <w:bookmarkStart w:id="164" w:name="wireframe-plots"/>
+    <w:bookmarkEnd w:id="159"/>
+    <w:bookmarkStart w:id="163" w:name="wireframe-plots"/>
     <w:p>
       <w:pPr>
         <w:pStyle w:val="Heading3"/>
       </w:pPr>
       <w:r>
-        <w:t xml:space="preserve">8.3.3 Wireframe Plots</w:t>
+        <w:t xml:space="preserve">7.3.3 Wireframe Plots</w:t>
       </w:r>
     </w:p>
     <w:p>
@@ -20339,18 +20329,18 @@
           <wp:inline>
             <wp:extent cx="3771900" cy="3869659"/>
             <wp:effectExtent b="0" l="0" r="0" t="0"/>
-            <wp:docPr descr="" title="" id="162" name="Picture"/>
+            <wp:docPr descr="" title="" id="161" name="Picture"/>
             <a:graphic>
               <a:graphicData uri="http://schemas.openxmlformats.org/drawingml/2006/picture">
                 <pic:pic>
                   <pic:nvPicPr>
-                    <pic:cNvPr descr="grafik/grafik_files/figure-docx/cell-12-output-1.png" id="163" name="Picture"/>
+                    <pic:cNvPr descr="grafik/grafik_files/figure-docx/cell-12-output-1.png" id="162" name="Picture"/>
                     <pic:cNvPicPr>
                       <a:picLocks noChangeArrowheads="1" noChangeAspect="1"/>
                     </pic:cNvPicPr>
                   </pic:nvPicPr>
                   <pic:blipFill>
-                    <a:blip r:embed="rId161"/>
+                    <a:blip r:embed="rId160"/>
                     <a:stretch>
                       <a:fillRect/>
                     </a:stretch>
@@ -20377,15 +20367,15 @@
         </w:drawing>
       </w:r>
     </w:p>
+    <w:bookmarkEnd w:id="163"/>
     <w:bookmarkEnd w:id="164"/>
-    <w:bookmarkEnd w:id="165"/>
-    <w:bookmarkStart w:id="172" w:name="seaborn"/>
+    <w:bookmarkStart w:id="171" w:name="seaborn"/>
     <w:p>
       <w:pPr>
         <w:pStyle w:val="Heading2"/>
       </w:pPr>
       <w:r>
-        <w:t xml:space="preserve">8.4 Seaborn</w:t>
+        <w:t xml:space="preserve">7.4 Seaborn</w:t>
       </w:r>
     </w:p>
     <w:p>
@@ -20398,7 +20388,7 @@
       <w:r>
         <w:t xml:space="preserve"> </w:t>
       </w:r>
-      <w:hyperlink r:id="rId166">
+      <w:hyperlink r:id="rId165">
         <w:r>
           <w:rPr>
             <w:rStyle w:val="Hyperlink"/>
@@ -20420,7 +20410,7 @@
       <w:r>
         <w:t xml:space="preserve"> </w:t>
       </w:r>
-      <w:hyperlink r:id="rId167">
+      <w:hyperlink r:id="rId166">
         <w:r>
           <w:rPr>
             <w:rStyle w:val="Hyperlink"/>
@@ -20442,7 +20432,7 @@
       <w:r>
         <w:t xml:space="preserve"> </w:t>
       </w:r>
-      <w:hyperlink r:id="rId168">
+      <w:hyperlink r:id="rId167">
         <w:r>
           <w:rPr>
             <w:rStyle w:val="Hyperlink"/>
@@ -20702,18 +20692,18 @@
           <wp:inline>
             <wp:extent cx="3771900" cy="2972890"/>
             <wp:effectExtent b="0" l="0" r="0" t="0"/>
-            <wp:docPr descr="" title="" id="170" name="Picture"/>
+            <wp:docPr descr="" title="" id="169" name="Picture"/>
             <a:graphic>
               <a:graphicData uri="http://schemas.openxmlformats.org/drawingml/2006/picture">
                 <pic:pic>
                   <pic:nvPicPr>
-                    <pic:cNvPr descr="grafik/grafik_files/figure-docx/cell-13-output-1.png" id="171" name="Picture"/>
+                    <pic:cNvPr descr="grafik/grafik_files/figure-docx/cell-13-output-1.png" id="170" name="Picture"/>
                     <pic:cNvPicPr>
                       <a:picLocks noChangeArrowheads="1" noChangeAspect="1"/>
                     </pic:cNvPicPr>
                   </pic:nvPicPr>
                   <pic:blipFill>
-                    <a:blip r:embed="rId169"/>
+                    <a:blip r:embed="rId168"/>
                     <a:stretch>
                       <a:fillRect/>
                     </a:stretch>
@@ -20740,21 +20730,21 @@
         </w:drawing>
       </w:r>
     </w:p>
-    <w:bookmarkEnd w:id="172"/>
-    <w:bookmarkStart w:id="176" w:name="altair"/>
+    <w:bookmarkEnd w:id="171"/>
+    <w:bookmarkStart w:id="175" w:name="altair"/>
     <w:p>
       <w:pPr>
         <w:pStyle w:val="Heading2"/>
       </w:pPr>
       <w:r>
-        <w:t xml:space="preserve">8.5 Altair</w:t>
+        <w:t xml:space="preserve">7.5 Altair</w:t>
       </w:r>
     </w:p>
     <w:p>
       <w:pPr>
         <w:pStyle w:val="FirstParagraph"/>
       </w:pPr>
-      <w:hyperlink r:id="rId173">
+      <w:hyperlink r:id="rId172">
         <w:r>
           <w:rPr>
             <w:rStyle w:val="Hyperlink"/>
@@ -21095,7 +21085,7 @@
       <w:r>
         <w:t xml:space="preserve"> </w:t>
       </w:r>
-      <w:hyperlink r:id="rId174">
+      <w:hyperlink r:id="rId173">
         <w:r>
           <w:rPr>
             <w:rStyle w:val="Hyperlink"/>
@@ -21112,7 +21102,7 @@
       <w:r>
         <w:t xml:space="preserve"> </w:t>
       </w:r>
-      <w:hyperlink r:id="rId175">
+      <w:hyperlink r:id="rId174">
         <w:r>
           <w:rPr>
             <w:rStyle w:val="Hyperlink"/>
@@ -21124,685 +21114,685 @@
         <w:t xml:space="preserve">.</w:t>
       </w:r>
     </w:p>
+    <w:bookmarkEnd w:id="175"/>
+    <w:bookmarkStart w:id="177" w:name="plotly"/>
+    <w:p>
+      <w:pPr>
+        <w:pStyle w:val="Heading2"/>
+      </w:pPr>
+      <w:r>
+        <w:t xml:space="preserve">7.6 Plotly</w:t>
+      </w:r>
+    </w:p>
+    <w:bookmarkStart w:id="176" w:name="sample"/>
+    <w:p>
+      <w:pPr>
+        <w:pStyle w:val="Heading3"/>
+      </w:pPr>
+      <w:r>
+        <w:t xml:space="preserve">7.6.1 Sample</w:t>
+      </w:r>
+    </w:p>
     <w:bookmarkEnd w:id="176"/>
-    <w:bookmarkStart w:id="178" w:name="plotly"/>
+    <w:bookmarkEnd w:id="177"/>
+    <w:bookmarkStart w:id="179" w:name="bokeh"/>
     <w:p>
       <w:pPr>
         <w:pStyle w:val="Heading2"/>
       </w:pPr>
       <w:r>
-        <w:t xml:space="preserve">8.6 Plotly</w:t>
-      </w:r>
-    </w:p>
-    <w:bookmarkStart w:id="177" w:name="sample"/>
+        <w:t xml:space="preserve">7.7 Bokeh</w:t>
+      </w:r>
+    </w:p>
+    <w:bookmarkStart w:id="178" w:name="sample-1"/>
     <w:p>
       <w:pPr>
         <w:pStyle w:val="Heading3"/>
       </w:pPr>
       <w:r>
-        <w:t xml:space="preserve">8.6.1 Sample</w:t>
-      </w:r>
-    </w:p>
-    <w:bookmarkEnd w:id="177"/>
+        <w:t xml:space="preserve">7.7.1 Sample</w:t>
+      </w:r>
+    </w:p>
+    <w:p>
+      <w:pPr>
+        <w:pStyle w:val="SourceCode"/>
+      </w:pPr>
+      <w:r>
+        <w:rPr>
+          <w:rStyle w:val="ImportTok"/>
+        </w:rPr>
+        <w:t xml:space="preserve">import</w:t>
+      </w:r>
+      <w:r>
+        <w:rPr>
+          <w:rStyle w:val="NormalTok"/>
+        </w:rPr>
+        <w:t xml:space="preserve"> numpy </w:t>
+      </w:r>
+      <w:r>
+        <w:rPr>
+          <w:rStyle w:val="ImportTok"/>
+        </w:rPr>
+        <w:t xml:space="preserve">as</w:t>
+      </w:r>
+      <w:r>
+        <w:rPr>
+          <w:rStyle w:val="NormalTok"/>
+        </w:rPr>
+        <w:t xml:space="preserve"> np</w:t>
+      </w:r>
+      <w:r>
+        <w:br/>
+      </w:r>
+      <w:r>
+        <w:rPr>
+          <w:rStyle w:val="ImportTok"/>
+        </w:rPr>
+        <w:t xml:space="preserve">from</w:t>
+      </w:r>
+      <w:r>
+        <w:rPr>
+          <w:rStyle w:val="NormalTok"/>
+        </w:rPr>
+        <w:t xml:space="preserve"> bokeh.plotting </w:t>
+      </w:r>
+      <w:r>
+        <w:rPr>
+          <w:rStyle w:val="ImportTok"/>
+        </w:rPr>
+        <w:t xml:space="preserve">import</w:t>
+      </w:r>
+      <w:r>
+        <w:rPr>
+          <w:rStyle w:val="NormalTok"/>
+        </w:rPr>
+        <w:t xml:space="preserve"> figure, show</w:t>
+      </w:r>
+      <w:r>
+        <w:br/>
+      </w:r>
+      <w:r>
+        <w:rPr>
+          <w:rStyle w:val="ImportTok"/>
+        </w:rPr>
+        <w:t xml:space="preserve">from</w:t>
+      </w:r>
+      <w:r>
+        <w:rPr>
+          <w:rStyle w:val="NormalTok"/>
+        </w:rPr>
+        <w:t xml:space="preserve"> bokeh.io </w:t>
+      </w:r>
+      <w:r>
+        <w:rPr>
+          <w:rStyle w:val="ImportTok"/>
+        </w:rPr>
+        <w:t xml:space="preserve">import</w:t>
+      </w:r>
+      <w:r>
+        <w:rPr>
+          <w:rStyle w:val="NormalTok"/>
+        </w:rPr>
+        <w:t xml:space="preserve"> output_notebook</w:t>
+      </w:r>
+      <w:r>
+        <w:br/>
+      </w:r>
+      <w:r>
+        <w:br/>
+      </w:r>
+      <w:r>
+        <w:rPr>
+          <w:rStyle w:val="CommentTok"/>
+        </w:rPr>
+        <w:t xml:space="preserve"># Call once to configure Bokeh to display plots inline in the notebook.</w:t>
+      </w:r>
+      <w:r>
+        <w:br/>
+      </w:r>
+      <w:r>
+        <w:rPr>
+          <w:rStyle w:val="NormalTok"/>
+        </w:rPr>
+        <w:t xml:space="preserve">output_notebook()</w:t>
+      </w:r>
+    </w:p>
+    <w:p>
+      <w:pPr>
+        <w:pStyle w:val="SourceCode"/>
+      </w:pPr>
+      <w:r>
+        <w:rPr>
+          <w:rStyle w:val="VerbatimChar"/>
+        </w:rPr>
+        <w:t xml:space="preserve">Unable to display output for mime type(s): text/html</w:t>
+      </w:r>
+    </w:p>
+    <w:p>
+      <w:pPr>
+        <w:pStyle w:val="SourceCode"/>
+      </w:pPr>
+      <w:r>
+        <w:rPr>
+          <w:rStyle w:val="VerbatimChar"/>
+        </w:rPr>
+        <w:t xml:space="preserve">Unable to display output for mime type(s): application/javascript, application/vnd.bokehjs_load.v0+json</w:t>
+      </w:r>
+    </w:p>
+    <w:p>
+      <w:pPr>
+        <w:pStyle w:val="SourceCode"/>
+      </w:pPr>
+      <w:r>
+        <w:rPr>
+          <w:rStyle w:val="NormalTok"/>
+        </w:rPr>
+        <w:t xml:space="preserve">N </w:t>
+      </w:r>
+      <w:r>
+        <w:rPr>
+          <w:rStyle w:val="OperatorTok"/>
+        </w:rPr>
+        <w:t xml:space="preserve">=</w:t>
+      </w:r>
+      <w:r>
+        <w:rPr>
+          <w:rStyle w:val="NormalTok"/>
+        </w:rPr>
+        <w:t xml:space="preserve"> </w:t>
+      </w:r>
+      <w:r>
+        <w:rPr>
+          <w:rStyle w:val="DecValTok"/>
+        </w:rPr>
+        <w:t xml:space="preserve">4000</w:t>
+      </w:r>
+      <w:r>
+        <w:br/>
+      </w:r>
+      <w:r>
+        <w:rPr>
+          <w:rStyle w:val="NormalTok"/>
+        </w:rPr>
+        <w:t xml:space="preserve">x </w:t>
+      </w:r>
+      <w:r>
+        <w:rPr>
+          <w:rStyle w:val="OperatorTok"/>
+        </w:rPr>
+        <w:t xml:space="preserve">=</w:t>
+      </w:r>
+      <w:r>
+        <w:rPr>
+          <w:rStyle w:val="NormalTok"/>
+        </w:rPr>
+        <w:t xml:space="preserve"> np.random.random(size</w:t>
+      </w:r>
+      <w:r>
+        <w:rPr>
+          <w:rStyle w:val="OperatorTok"/>
+        </w:rPr>
+        <w:t xml:space="preserve">=</w:t>
+      </w:r>
+      <w:r>
+        <w:rPr>
+          <w:rStyle w:val="NormalTok"/>
+        </w:rPr>
+        <w:t xml:space="preserve">N) </w:t>
+      </w:r>
+      <w:r>
+        <w:rPr>
+          <w:rStyle w:val="OperatorTok"/>
+        </w:rPr>
+        <w:t xml:space="preserve">*</w:t>
+      </w:r>
+      <w:r>
+        <w:rPr>
+          <w:rStyle w:val="NormalTok"/>
+        </w:rPr>
+        <w:t xml:space="preserve"> </w:t>
+      </w:r>
+      <w:r>
+        <w:rPr>
+          <w:rStyle w:val="DecValTok"/>
+        </w:rPr>
+        <w:t xml:space="preserve">100</w:t>
+      </w:r>
+      <w:r>
+        <w:br/>
+      </w:r>
+      <w:r>
+        <w:rPr>
+          <w:rStyle w:val="NormalTok"/>
+        </w:rPr>
+        <w:t xml:space="preserve">y </w:t>
+      </w:r>
+      <w:r>
+        <w:rPr>
+          <w:rStyle w:val="OperatorTok"/>
+        </w:rPr>
+        <w:t xml:space="preserve">=</w:t>
+      </w:r>
+      <w:r>
+        <w:rPr>
+          <w:rStyle w:val="NormalTok"/>
+        </w:rPr>
+        <w:t xml:space="preserve"> np.random.random(size</w:t>
+      </w:r>
+      <w:r>
+        <w:rPr>
+          <w:rStyle w:val="OperatorTok"/>
+        </w:rPr>
+        <w:t xml:space="preserve">=</w:t>
+      </w:r>
+      <w:r>
+        <w:rPr>
+          <w:rStyle w:val="NormalTok"/>
+        </w:rPr>
+        <w:t xml:space="preserve">N) </w:t>
+      </w:r>
+      <w:r>
+        <w:rPr>
+          <w:rStyle w:val="OperatorTok"/>
+        </w:rPr>
+        <w:t xml:space="preserve">*</w:t>
+      </w:r>
+      <w:r>
+        <w:rPr>
+          <w:rStyle w:val="NormalTok"/>
+        </w:rPr>
+        <w:t xml:space="preserve"> </w:t>
+      </w:r>
+      <w:r>
+        <w:rPr>
+          <w:rStyle w:val="DecValTok"/>
+        </w:rPr>
+        <w:t xml:space="preserve">100</w:t>
+      </w:r>
+      <w:r>
+        <w:br/>
+      </w:r>
+      <w:r>
+        <w:rPr>
+          <w:rStyle w:val="NormalTok"/>
+        </w:rPr>
+        <w:t xml:space="preserve">radii </w:t>
+      </w:r>
+      <w:r>
+        <w:rPr>
+          <w:rStyle w:val="OperatorTok"/>
+        </w:rPr>
+        <w:t xml:space="preserve">=</w:t>
+      </w:r>
+      <w:r>
+        <w:rPr>
+          <w:rStyle w:val="NormalTok"/>
+        </w:rPr>
+        <w:t xml:space="preserve"> np.random.random(size</w:t>
+      </w:r>
+      <w:r>
+        <w:rPr>
+          <w:rStyle w:val="OperatorTok"/>
+        </w:rPr>
+        <w:t xml:space="preserve">=</w:t>
+      </w:r>
+      <w:r>
+        <w:rPr>
+          <w:rStyle w:val="NormalTok"/>
+        </w:rPr>
+        <w:t xml:space="preserve">N) </w:t>
+      </w:r>
+      <w:r>
+        <w:rPr>
+          <w:rStyle w:val="OperatorTok"/>
+        </w:rPr>
+        <w:t xml:space="preserve">*</w:t>
+      </w:r>
+      <w:r>
+        <w:rPr>
+          <w:rStyle w:val="NormalTok"/>
+        </w:rPr>
+        <w:t xml:space="preserve"> </w:t>
+      </w:r>
+      <w:r>
+        <w:rPr>
+          <w:rStyle w:val="FloatTok"/>
+        </w:rPr>
+        <w:t xml:space="preserve">1.5</w:t>
+      </w:r>
+      <w:r>
+        <w:br/>
+      </w:r>
+      <w:r>
+        <w:rPr>
+          <w:rStyle w:val="NormalTok"/>
+        </w:rPr>
+        <w:t xml:space="preserve">colors </w:t>
+      </w:r>
+      <w:r>
+        <w:rPr>
+          <w:rStyle w:val="OperatorTok"/>
+        </w:rPr>
+        <w:t xml:space="preserve">=</w:t>
+      </w:r>
+      <w:r>
+        <w:rPr>
+          <w:rStyle w:val="NormalTok"/>
+        </w:rPr>
+        <w:t xml:space="preserve"> [</w:t>
+      </w:r>
+      <w:r>
+        <w:rPr>
+          <w:rStyle w:val="StringTok"/>
+        </w:rPr>
+        <w:t xml:space="preserve">"#</w:t>
+      </w:r>
+      <w:r>
+        <w:rPr>
+          <w:rStyle w:val="SpecialCharTok"/>
+        </w:rPr>
+        <w:t xml:space="preserve">%02x%02x%02x</w:t>
+      </w:r>
+      <w:r>
+        <w:rPr>
+          <w:rStyle w:val="StringTok"/>
+        </w:rPr>
+        <w:t xml:space="preserve">"</w:t>
+      </w:r>
+      <w:r>
+        <w:rPr>
+          <w:rStyle w:val="NormalTok"/>
+        </w:rPr>
+        <w:t xml:space="preserve"> </w:t>
+      </w:r>
+      <w:r>
+        <w:rPr>
+          <w:rStyle w:val="OperatorTok"/>
+        </w:rPr>
+        <w:t xml:space="preserve">%</w:t>
+      </w:r>
+      <w:r>
+        <w:rPr>
+          <w:rStyle w:val="NormalTok"/>
+        </w:rPr>
+        <w:t xml:space="preserve"> (r, g, </w:t>
+      </w:r>
+      <w:r>
+        <w:rPr>
+          <w:rStyle w:val="DecValTok"/>
+        </w:rPr>
+        <w:t xml:space="preserve">150</w:t>
+      </w:r>
+      <w:r>
+        <w:rPr>
+          <w:rStyle w:val="NormalTok"/>
+        </w:rPr>
+        <w:t xml:space="preserve">) </w:t>
+      </w:r>
+      <w:r>
+        <w:rPr>
+          <w:rStyle w:val="ControlFlowTok"/>
+        </w:rPr>
+        <w:t xml:space="preserve">for</w:t>
+      </w:r>
+      <w:r>
+        <w:rPr>
+          <w:rStyle w:val="NormalTok"/>
+        </w:rPr>
+        <w:t xml:space="preserve"> r, g </w:t>
+      </w:r>
+      <w:r>
+        <w:rPr>
+          <w:rStyle w:val="KeywordTok"/>
+        </w:rPr>
+        <w:t xml:space="preserve">in</w:t>
+      </w:r>
+      <w:r>
+        <w:rPr>
+          <w:rStyle w:val="NormalTok"/>
+        </w:rPr>
+        <w:t xml:space="preserve"> </w:t>
+      </w:r>
+      <w:r>
+        <w:rPr>
+          <w:rStyle w:val="BuiltInTok"/>
+        </w:rPr>
+        <w:t xml:space="preserve">zip</w:t>
+      </w:r>
+      <w:r>
+        <w:rPr>
+          <w:rStyle w:val="NormalTok"/>
+        </w:rPr>
+        <w:t xml:space="preserve">(np.floor(</w:t>
+      </w:r>
+      <w:r>
+        <w:rPr>
+          <w:rStyle w:val="DecValTok"/>
+        </w:rPr>
+        <w:t xml:space="preserve">50</w:t>
+      </w:r>
+      <w:r>
+        <w:rPr>
+          <w:rStyle w:val="OperatorTok"/>
+        </w:rPr>
+        <w:t xml:space="preserve">+</w:t>
+      </w:r>
+      <w:r>
+        <w:rPr>
+          <w:rStyle w:val="DecValTok"/>
+        </w:rPr>
+        <w:t xml:space="preserve">2</w:t>
+      </w:r>
+      <w:r>
+        <w:rPr>
+          <w:rStyle w:val="OperatorTok"/>
+        </w:rPr>
+        <w:t xml:space="preserve">*</w:t>
+      </w:r>
+      <w:r>
+        <w:rPr>
+          <w:rStyle w:val="NormalTok"/>
+        </w:rPr>
+        <w:t xml:space="preserve">x).astype(</w:t>
+      </w:r>
+      <w:r>
+        <w:rPr>
+          <w:rStyle w:val="BuiltInTok"/>
+        </w:rPr>
+        <w:t xml:space="preserve">int</w:t>
+      </w:r>
+      <w:r>
+        <w:rPr>
+          <w:rStyle w:val="NormalTok"/>
+        </w:rPr>
+        <w:t xml:space="preserve">), np.floor(</w:t>
+      </w:r>
+      <w:r>
+        <w:rPr>
+          <w:rStyle w:val="DecValTok"/>
+        </w:rPr>
+        <w:t xml:space="preserve">30</w:t>
+      </w:r>
+      <w:r>
+        <w:rPr>
+          <w:rStyle w:val="OperatorTok"/>
+        </w:rPr>
+        <w:t xml:space="preserve">+</w:t>
+      </w:r>
+      <w:r>
+        <w:rPr>
+          <w:rStyle w:val="DecValTok"/>
+        </w:rPr>
+        <w:t xml:space="preserve">2</w:t>
+      </w:r>
+      <w:r>
+        <w:rPr>
+          <w:rStyle w:val="OperatorTok"/>
+        </w:rPr>
+        <w:t xml:space="preserve">*</w:t>
+      </w:r>
+      <w:r>
+        <w:rPr>
+          <w:rStyle w:val="NormalTok"/>
+        </w:rPr>
+        <w:t xml:space="preserve">y).astype(</w:t>
+      </w:r>
+      <w:r>
+        <w:rPr>
+          <w:rStyle w:val="BuiltInTok"/>
+        </w:rPr>
+        <w:t xml:space="preserve">int</w:t>
+      </w:r>
+      <w:r>
+        <w:rPr>
+          <w:rStyle w:val="NormalTok"/>
+        </w:rPr>
+        <w:t xml:space="preserve">))]</w:t>
+      </w:r>
+      <w:r>
+        <w:br/>
+      </w:r>
+      <w:r>
+        <w:br/>
+      </w:r>
+      <w:r>
+        <w:rPr>
+          <w:rStyle w:val="NormalTok"/>
+        </w:rPr>
+        <w:t xml:space="preserve">p </w:t>
+      </w:r>
+      <w:r>
+        <w:rPr>
+          <w:rStyle w:val="OperatorTok"/>
+        </w:rPr>
+        <w:t xml:space="preserve">=</w:t>
+      </w:r>
+      <w:r>
+        <w:rPr>
+          <w:rStyle w:val="NormalTok"/>
+        </w:rPr>
+        <w:t xml:space="preserve"> figure()</w:t>
+      </w:r>
+      <w:r>
+        <w:br/>
+      </w:r>
+      <w:r>
+        <w:rPr>
+          <w:rStyle w:val="NormalTok"/>
+        </w:rPr>
+        <w:t xml:space="preserve">p.circle(x, y, radius</w:t>
+      </w:r>
+      <w:r>
+        <w:rPr>
+          <w:rStyle w:val="OperatorTok"/>
+        </w:rPr>
+        <w:t xml:space="preserve">=</w:t>
+      </w:r>
+      <w:r>
+        <w:rPr>
+          <w:rStyle w:val="NormalTok"/>
+        </w:rPr>
+        <w:t xml:space="preserve">radii, fill_color</w:t>
+      </w:r>
+      <w:r>
+        <w:rPr>
+          <w:rStyle w:val="OperatorTok"/>
+        </w:rPr>
+        <w:t xml:space="preserve">=</w:t>
+      </w:r>
+      <w:r>
+        <w:rPr>
+          <w:rStyle w:val="NormalTok"/>
+        </w:rPr>
+        <w:t xml:space="preserve">colors, fill_alpha</w:t>
+      </w:r>
+      <w:r>
+        <w:rPr>
+          <w:rStyle w:val="OperatorTok"/>
+        </w:rPr>
+        <w:t xml:space="preserve">=</w:t>
+      </w:r>
+      <w:r>
+        <w:rPr>
+          <w:rStyle w:val="FloatTok"/>
+        </w:rPr>
+        <w:t xml:space="preserve">0.6</w:t>
+      </w:r>
+      <w:r>
+        <w:rPr>
+          <w:rStyle w:val="NormalTok"/>
+        </w:rPr>
+        <w:t xml:space="preserve">, line_color</w:t>
+      </w:r>
+      <w:r>
+        <w:rPr>
+          <w:rStyle w:val="OperatorTok"/>
+        </w:rPr>
+        <w:t xml:space="preserve">=</w:t>
+      </w:r>
+      <w:r>
+        <w:rPr>
+          <w:rStyle w:val="VariableTok"/>
+        </w:rPr>
+        <w:t xml:space="preserve">None</w:t>
+      </w:r>
+      <w:r>
+        <w:rPr>
+          <w:rStyle w:val="NormalTok"/>
+        </w:rPr>
+        <w:t xml:space="preserve">)</w:t>
+      </w:r>
+      <w:r>
+        <w:br/>
+      </w:r>
+      <w:r>
+        <w:rPr>
+          <w:rStyle w:val="NormalTok"/>
+        </w:rPr>
+        <w:t xml:space="preserve">show(p)</w:t>
+      </w:r>
+    </w:p>
+    <w:p>
+      <w:pPr>
+        <w:pStyle w:val="SourceCode"/>
+      </w:pPr>
+      <w:r>
+        <w:rPr>
+          <w:rStyle w:val="VerbatimChar"/>
+        </w:rPr>
+        <w:t xml:space="preserve">Unable to display output for mime type(s): text/html</w:t>
+      </w:r>
+    </w:p>
+    <w:p>
+      <w:pPr>
+        <w:pStyle w:val="SourceCode"/>
+      </w:pPr>
+      <w:r>
+        <w:rPr>
+          <w:rStyle w:val="VerbatimChar"/>
+        </w:rPr>
+        <w:t xml:space="preserve">Unable to display output for mime type(s): application/javascript, application/vnd.bokehjs_exec.v0+json</w:t>
+      </w:r>
+    </w:p>
     <w:bookmarkEnd w:id="178"/>
-    <w:bookmarkStart w:id="180" w:name="bokeh"/>
-    <w:p>
-      <w:pPr>
-        <w:pStyle w:val="Heading2"/>
-      </w:pPr>
-      <w:r>
-        <w:t xml:space="preserve">8.7 Bokeh</w:t>
-      </w:r>
-    </w:p>
-    <w:bookmarkStart w:id="179" w:name="sample-1"/>
-    <w:p>
-      <w:pPr>
-        <w:pStyle w:val="Heading3"/>
-      </w:pPr>
-      <w:r>
-        <w:t xml:space="preserve">8.7.1 Sample</w:t>
-      </w:r>
-    </w:p>
-    <w:p>
-      <w:pPr>
-        <w:pStyle w:val="SourceCode"/>
-      </w:pPr>
-      <w:r>
-        <w:rPr>
-          <w:rStyle w:val="ImportTok"/>
-        </w:rPr>
-        <w:t xml:space="preserve">import</w:t>
-      </w:r>
-      <w:r>
-        <w:rPr>
-          <w:rStyle w:val="NormalTok"/>
-        </w:rPr>
-        <w:t xml:space="preserve"> numpy </w:t>
-      </w:r>
-      <w:r>
-        <w:rPr>
-          <w:rStyle w:val="ImportTok"/>
-        </w:rPr>
-        <w:t xml:space="preserve">as</w:t>
-      </w:r>
-      <w:r>
-        <w:rPr>
-          <w:rStyle w:val="NormalTok"/>
-        </w:rPr>
-        <w:t xml:space="preserve"> np</w:t>
-      </w:r>
-      <w:r>
-        <w:br/>
-      </w:r>
-      <w:r>
-        <w:rPr>
-          <w:rStyle w:val="ImportTok"/>
-        </w:rPr>
-        <w:t xml:space="preserve">from</w:t>
-      </w:r>
-      <w:r>
-        <w:rPr>
-          <w:rStyle w:val="NormalTok"/>
-        </w:rPr>
-        <w:t xml:space="preserve"> bokeh.plotting </w:t>
-      </w:r>
-      <w:r>
-        <w:rPr>
-          <w:rStyle w:val="ImportTok"/>
-        </w:rPr>
-        <w:t xml:space="preserve">import</w:t>
-      </w:r>
-      <w:r>
-        <w:rPr>
-          <w:rStyle w:val="NormalTok"/>
-        </w:rPr>
-        <w:t xml:space="preserve"> figure, show</w:t>
-      </w:r>
-      <w:r>
-        <w:br/>
-      </w:r>
-      <w:r>
-        <w:rPr>
-          <w:rStyle w:val="ImportTok"/>
-        </w:rPr>
-        <w:t xml:space="preserve">from</w:t>
-      </w:r>
-      <w:r>
-        <w:rPr>
-          <w:rStyle w:val="NormalTok"/>
-        </w:rPr>
-        <w:t xml:space="preserve"> bokeh.io </w:t>
-      </w:r>
-      <w:r>
-        <w:rPr>
-          <w:rStyle w:val="ImportTok"/>
-        </w:rPr>
-        <w:t xml:space="preserve">import</w:t>
-      </w:r>
-      <w:r>
-        <w:rPr>
-          <w:rStyle w:val="NormalTok"/>
-        </w:rPr>
-        <w:t xml:space="preserve"> output_notebook</w:t>
-      </w:r>
-      <w:r>
-        <w:br/>
-      </w:r>
-      <w:r>
-        <w:br/>
-      </w:r>
-      <w:r>
-        <w:rPr>
-          <w:rStyle w:val="CommentTok"/>
-        </w:rPr>
-        <w:t xml:space="preserve"># Call once to configure Bokeh to display plots inline in the notebook.</w:t>
-      </w:r>
-      <w:r>
-        <w:br/>
-      </w:r>
-      <w:r>
-        <w:rPr>
-          <w:rStyle w:val="NormalTok"/>
-        </w:rPr>
-        <w:t xml:space="preserve">output_notebook()</w:t>
-      </w:r>
-    </w:p>
-    <w:p>
-      <w:pPr>
-        <w:pStyle w:val="SourceCode"/>
-      </w:pPr>
-      <w:r>
-        <w:rPr>
-          <w:rStyle w:val="VerbatimChar"/>
-        </w:rPr>
-        <w:t xml:space="preserve">Unable to display output for mime type(s): text/html</w:t>
-      </w:r>
-    </w:p>
-    <w:p>
-      <w:pPr>
-        <w:pStyle w:val="SourceCode"/>
-      </w:pPr>
-      <w:r>
-        <w:rPr>
-          <w:rStyle w:val="VerbatimChar"/>
-        </w:rPr>
-        <w:t xml:space="preserve">Unable to display output for mime type(s): application/javascript, application/vnd.bokehjs_load.v0+json</w:t>
-      </w:r>
-    </w:p>
-    <w:p>
-      <w:pPr>
-        <w:pStyle w:val="SourceCode"/>
-      </w:pPr>
-      <w:r>
-        <w:rPr>
-          <w:rStyle w:val="NormalTok"/>
-        </w:rPr>
-        <w:t xml:space="preserve">N </w:t>
-      </w:r>
-      <w:r>
-        <w:rPr>
-          <w:rStyle w:val="OperatorTok"/>
-        </w:rPr>
-        <w:t xml:space="preserve">=</w:t>
-      </w:r>
-      <w:r>
-        <w:rPr>
-          <w:rStyle w:val="NormalTok"/>
-        </w:rPr>
-        <w:t xml:space="preserve"> </w:t>
-      </w:r>
-      <w:r>
-        <w:rPr>
-          <w:rStyle w:val="DecValTok"/>
-        </w:rPr>
-        <w:t xml:space="preserve">4000</w:t>
-      </w:r>
-      <w:r>
-        <w:br/>
-      </w:r>
-      <w:r>
-        <w:rPr>
-          <w:rStyle w:val="NormalTok"/>
-        </w:rPr>
-        <w:t xml:space="preserve">x </w:t>
-      </w:r>
-      <w:r>
-        <w:rPr>
-          <w:rStyle w:val="OperatorTok"/>
-        </w:rPr>
-        <w:t xml:space="preserve">=</w:t>
-      </w:r>
-      <w:r>
-        <w:rPr>
-          <w:rStyle w:val="NormalTok"/>
-        </w:rPr>
-        <w:t xml:space="preserve"> np.random.random(size</w:t>
-      </w:r>
-      <w:r>
-        <w:rPr>
-          <w:rStyle w:val="OperatorTok"/>
-        </w:rPr>
-        <w:t xml:space="preserve">=</w:t>
-      </w:r>
-      <w:r>
-        <w:rPr>
-          <w:rStyle w:val="NormalTok"/>
-        </w:rPr>
-        <w:t xml:space="preserve">N) </w:t>
-      </w:r>
-      <w:r>
-        <w:rPr>
-          <w:rStyle w:val="OperatorTok"/>
-        </w:rPr>
-        <w:t xml:space="preserve">*</w:t>
-      </w:r>
-      <w:r>
-        <w:rPr>
-          <w:rStyle w:val="NormalTok"/>
-        </w:rPr>
-        <w:t xml:space="preserve"> </w:t>
-      </w:r>
-      <w:r>
-        <w:rPr>
-          <w:rStyle w:val="DecValTok"/>
-        </w:rPr>
-        <w:t xml:space="preserve">100</w:t>
-      </w:r>
-      <w:r>
-        <w:br/>
-      </w:r>
-      <w:r>
-        <w:rPr>
-          <w:rStyle w:val="NormalTok"/>
-        </w:rPr>
-        <w:t xml:space="preserve">y </w:t>
-      </w:r>
-      <w:r>
-        <w:rPr>
-          <w:rStyle w:val="OperatorTok"/>
-        </w:rPr>
-        <w:t xml:space="preserve">=</w:t>
-      </w:r>
-      <w:r>
-        <w:rPr>
-          <w:rStyle w:val="NormalTok"/>
-        </w:rPr>
-        <w:t xml:space="preserve"> np.random.random(size</w:t>
-      </w:r>
-      <w:r>
-        <w:rPr>
-          <w:rStyle w:val="OperatorTok"/>
-        </w:rPr>
-        <w:t xml:space="preserve">=</w:t>
-      </w:r>
-      <w:r>
-        <w:rPr>
-          <w:rStyle w:val="NormalTok"/>
-        </w:rPr>
-        <w:t xml:space="preserve">N) </w:t>
-      </w:r>
-      <w:r>
-        <w:rPr>
-          <w:rStyle w:val="OperatorTok"/>
-        </w:rPr>
-        <w:t xml:space="preserve">*</w:t>
-      </w:r>
-      <w:r>
-        <w:rPr>
-          <w:rStyle w:val="NormalTok"/>
-        </w:rPr>
-        <w:t xml:space="preserve"> </w:t>
-      </w:r>
-      <w:r>
-        <w:rPr>
-          <w:rStyle w:val="DecValTok"/>
-        </w:rPr>
-        <w:t xml:space="preserve">100</w:t>
-      </w:r>
-      <w:r>
-        <w:br/>
-      </w:r>
-      <w:r>
-        <w:rPr>
-          <w:rStyle w:val="NormalTok"/>
-        </w:rPr>
-        <w:t xml:space="preserve">radii </w:t>
-      </w:r>
-      <w:r>
-        <w:rPr>
-          <w:rStyle w:val="OperatorTok"/>
-        </w:rPr>
-        <w:t xml:space="preserve">=</w:t>
-      </w:r>
-      <w:r>
-        <w:rPr>
-          <w:rStyle w:val="NormalTok"/>
-        </w:rPr>
-        <w:t xml:space="preserve"> np.random.random(size</w:t>
-      </w:r>
-      <w:r>
-        <w:rPr>
-          <w:rStyle w:val="OperatorTok"/>
-        </w:rPr>
-        <w:t xml:space="preserve">=</w:t>
-      </w:r>
-      <w:r>
-        <w:rPr>
-          <w:rStyle w:val="NormalTok"/>
-        </w:rPr>
-        <w:t xml:space="preserve">N) </w:t>
-      </w:r>
-      <w:r>
-        <w:rPr>
-          <w:rStyle w:val="OperatorTok"/>
-        </w:rPr>
-        <w:t xml:space="preserve">*</w:t>
-      </w:r>
-      <w:r>
-        <w:rPr>
-          <w:rStyle w:val="NormalTok"/>
-        </w:rPr>
-        <w:t xml:space="preserve"> </w:t>
-      </w:r>
-      <w:r>
-        <w:rPr>
-          <w:rStyle w:val="FloatTok"/>
-        </w:rPr>
-        <w:t xml:space="preserve">1.5</w:t>
-      </w:r>
-      <w:r>
-        <w:br/>
-      </w:r>
-      <w:r>
-        <w:rPr>
-          <w:rStyle w:val="NormalTok"/>
-        </w:rPr>
-        <w:t xml:space="preserve">colors </w:t>
-      </w:r>
-      <w:r>
-        <w:rPr>
-          <w:rStyle w:val="OperatorTok"/>
-        </w:rPr>
-        <w:t xml:space="preserve">=</w:t>
-      </w:r>
-      <w:r>
-        <w:rPr>
-          <w:rStyle w:val="NormalTok"/>
-        </w:rPr>
-        <w:t xml:space="preserve"> [</w:t>
-      </w:r>
-      <w:r>
-        <w:rPr>
-          <w:rStyle w:val="StringTok"/>
-        </w:rPr>
-        <w:t xml:space="preserve">"#</w:t>
-      </w:r>
-      <w:r>
-        <w:rPr>
-          <w:rStyle w:val="SpecialCharTok"/>
-        </w:rPr>
-        <w:t xml:space="preserve">%02x%02x%02x</w:t>
-      </w:r>
-      <w:r>
-        <w:rPr>
-          <w:rStyle w:val="StringTok"/>
-        </w:rPr>
-        <w:t xml:space="preserve">"</w:t>
-      </w:r>
-      <w:r>
-        <w:rPr>
-          <w:rStyle w:val="NormalTok"/>
-        </w:rPr>
-        <w:t xml:space="preserve"> </w:t>
-      </w:r>
-      <w:r>
-        <w:rPr>
-          <w:rStyle w:val="OperatorTok"/>
-        </w:rPr>
-        <w:t xml:space="preserve">%</w:t>
-      </w:r>
-      <w:r>
-        <w:rPr>
-          <w:rStyle w:val="NormalTok"/>
-        </w:rPr>
-        <w:t xml:space="preserve"> (r, g, </w:t>
-      </w:r>
-      <w:r>
-        <w:rPr>
-          <w:rStyle w:val="DecValTok"/>
-        </w:rPr>
-        <w:t xml:space="preserve">150</w:t>
-      </w:r>
-      <w:r>
-        <w:rPr>
-          <w:rStyle w:val="NormalTok"/>
-        </w:rPr>
-        <w:t xml:space="preserve">) </w:t>
-      </w:r>
-      <w:r>
-        <w:rPr>
-          <w:rStyle w:val="ControlFlowTok"/>
-        </w:rPr>
-        <w:t xml:space="preserve">for</w:t>
-      </w:r>
-      <w:r>
-        <w:rPr>
-          <w:rStyle w:val="NormalTok"/>
-        </w:rPr>
-        <w:t xml:space="preserve"> r, g </w:t>
-      </w:r>
-      <w:r>
-        <w:rPr>
-          <w:rStyle w:val="KeywordTok"/>
-        </w:rPr>
-        <w:t xml:space="preserve">in</w:t>
-      </w:r>
-      <w:r>
-        <w:rPr>
-          <w:rStyle w:val="NormalTok"/>
-        </w:rPr>
-        <w:t xml:space="preserve"> </w:t>
-      </w:r>
-      <w:r>
-        <w:rPr>
-          <w:rStyle w:val="BuiltInTok"/>
-        </w:rPr>
-        <w:t xml:space="preserve">zip</w:t>
-      </w:r>
-      <w:r>
-        <w:rPr>
-          <w:rStyle w:val="NormalTok"/>
-        </w:rPr>
-        <w:t xml:space="preserve">(np.floor(</w:t>
-      </w:r>
-      <w:r>
-        <w:rPr>
-          <w:rStyle w:val="DecValTok"/>
-        </w:rPr>
-        <w:t xml:space="preserve">50</w:t>
-      </w:r>
-      <w:r>
-        <w:rPr>
-          <w:rStyle w:val="OperatorTok"/>
-        </w:rPr>
-        <w:t xml:space="preserve">+</w:t>
-      </w:r>
-      <w:r>
-        <w:rPr>
-          <w:rStyle w:val="DecValTok"/>
-        </w:rPr>
-        <w:t xml:space="preserve">2</w:t>
-      </w:r>
-      <w:r>
-        <w:rPr>
-          <w:rStyle w:val="OperatorTok"/>
-        </w:rPr>
-        <w:t xml:space="preserve">*</w:t>
-      </w:r>
-      <w:r>
-        <w:rPr>
-          <w:rStyle w:val="NormalTok"/>
-        </w:rPr>
-        <w:t xml:space="preserve">x).astype(</w:t>
-      </w:r>
-      <w:r>
-        <w:rPr>
-          <w:rStyle w:val="BuiltInTok"/>
-        </w:rPr>
-        <w:t xml:space="preserve">int</w:t>
-      </w:r>
-      <w:r>
-        <w:rPr>
-          <w:rStyle w:val="NormalTok"/>
-        </w:rPr>
-        <w:t xml:space="preserve">), np.floor(</w:t>
-      </w:r>
-      <w:r>
-        <w:rPr>
-          <w:rStyle w:val="DecValTok"/>
-        </w:rPr>
-        <w:t xml:space="preserve">30</w:t>
-      </w:r>
-      <w:r>
-        <w:rPr>
-          <w:rStyle w:val="OperatorTok"/>
-        </w:rPr>
-        <w:t xml:space="preserve">+</w:t>
-      </w:r>
-      <w:r>
-        <w:rPr>
-          <w:rStyle w:val="DecValTok"/>
-        </w:rPr>
-        <w:t xml:space="preserve">2</w:t>
-      </w:r>
-      <w:r>
-        <w:rPr>
-          <w:rStyle w:val="OperatorTok"/>
-        </w:rPr>
-        <w:t xml:space="preserve">*</w:t>
-      </w:r>
-      <w:r>
-        <w:rPr>
-          <w:rStyle w:val="NormalTok"/>
-        </w:rPr>
-        <w:t xml:space="preserve">y).astype(</w:t>
-      </w:r>
-      <w:r>
-        <w:rPr>
-          <w:rStyle w:val="BuiltInTok"/>
-        </w:rPr>
-        <w:t xml:space="preserve">int</w:t>
-      </w:r>
-      <w:r>
-        <w:rPr>
-          <w:rStyle w:val="NormalTok"/>
-        </w:rPr>
-        <w:t xml:space="preserve">))]</w:t>
-      </w:r>
-      <w:r>
-        <w:br/>
-      </w:r>
-      <w:r>
-        <w:br/>
-      </w:r>
-      <w:r>
-        <w:rPr>
-          <w:rStyle w:val="NormalTok"/>
-        </w:rPr>
-        <w:t xml:space="preserve">p </w:t>
-      </w:r>
-      <w:r>
-        <w:rPr>
-          <w:rStyle w:val="OperatorTok"/>
-        </w:rPr>
-        <w:t xml:space="preserve">=</w:t>
-      </w:r>
-      <w:r>
-        <w:rPr>
-          <w:rStyle w:val="NormalTok"/>
-        </w:rPr>
-        <w:t xml:space="preserve"> figure()</w:t>
-      </w:r>
-      <w:r>
-        <w:br/>
-      </w:r>
-      <w:r>
-        <w:rPr>
-          <w:rStyle w:val="NormalTok"/>
-        </w:rPr>
-        <w:t xml:space="preserve">p.circle(x, y, radius</w:t>
-      </w:r>
-      <w:r>
-        <w:rPr>
-          <w:rStyle w:val="OperatorTok"/>
-        </w:rPr>
-        <w:t xml:space="preserve">=</w:t>
-      </w:r>
-      <w:r>
-        <w:rPr>
-          <w:rStyle w:val="NormalTok"/>
-        </w:rPr>
-        <w:t xml:space="preserve">radii, fill_color</w:t>
-      </w:r>
-      <w:r>
-        <w:rPr>
-          <w:rStyle w:val="OperatorTok"/>
-        </w:rPr>
-        <w:t xml:space="preserve">=</w:t>
-      </w:r>
-      <w:r>
-        <w:rPr>
-          <w:rStyle w:val="NormalTok"/>
-        </w:rPr>
-        <w:t xml:space="preserve">colors, fill_alpha</w:t>
-      </w:r>
-      <w:r>
-        <w:rPr>
-          <w:rStyle w:val="OperatorTok"/>
-        </w:rPr>
-        <w:t xml:space="preserve">=</w:t>
-      </w:r>
-      <w:r>
-        <w:rPr>
-          <w:rStyle w:val="FloatTok"/>
-        </w:rPr>
-        <w:t xml:space="preserve">0.6</w:t>
-      </w:r>
-      <w:r>
-        <w:rPr>
-          <w:rStyle w:val="NormalTok"/>
-        </w:rPr>
-        <w:t xml:space="preserve">, line_color</w:t>
-      </w:r>
-      <w:r>
-        <w:rPr>
-          <w:rStyle w:val="OperatorTok"/>
-        </w:rPr>
-        <w:t xml:space="preserve">=</w:t>
-      </w:r>
-      <w:r>
-        <w:rPr>
-          <w:rStyle w:val="VariableTok"/>
-        </w:rPr>
-        <w:t xml:space="preserve">None</w:t>
-      </w:r>
-      <w:r>
-        <w:rPr>
-          <w:rStyle w:val="NormalTok"/>
-        </w:rPr>
-        <w:t xml:space="preserve">)</w:t>
-      </w:r>
-      <w:r>
-        <w:br/>
-      </w:r>
-      <w:r>
-        <w:rPr>
-          <w:rStyle w:val="NormalTok"/>
-        </w:rPr>
-        <w:t xml:space="preserve">show(p)</w:t>
-      </w:r>
-    </w:p>
-    <w:p>
-      <w:pPr>
-        <w:pStyle w:val="SourceCode"/>
-      </w:pPr>
-      <w:r>
-        <w:rPr>
-          <w:rStyle w:val="VerbatimChar"/>
-        </w:rPr>
-        <w:t xml:space="preserve">Unable to display output for mime type(s): text/html</w:t>
-      </w:r>
-    </w:p>
-    <w:p>
-      <w:pPr>
-        <w:pStyle w:val="SourceCode"/>
-      </w:pPr>
-      <w:r>
-        <w:rPr>
-          <w:rStyle w:val="VerbatimChar"/>
-        </w:rPr>
-        <w:t xml:space="preserve">Unable to display output for mime type(s): application/javascript, application/vnd.bokehjs_exec.v0+json</w:t>
-      </w:r>
-    </w:p>
     <w:bookmarkEnd w:id="179"/>
     <w:bookmarkEnd w:id="180"/>
-    <w:bookmarkEnd w:id="181"/>
-    <w:bookmarkStart w:id="191" w:name="quarto-basics-1"/>
+    <w:bookmarkStart w:id="190" w:name="quarto-basics"/>
     <w:p>
       <w:pPr>
         <w:pStyle w:val="Heading1"/>
       </w:pPr>
       <w:r>
-        <w:t xml:space="preserve">9. Quarto Basics</w:t>
-      </w:r>
-    </w:p>
-    <w:bookmarkStart w:id="189" w:name="polar-axis"/>
+        <w:t xml:space="preserve">8. Quarto Basics</w:t>
+      </w:r>
+    </w:p>
+    <w:bookmarkStart w:id="188" w:name="polar-axis"/>
     <w:p>
       <w:pPr>
         <w:pStyle w:val="Heading2"/>
       </w:pPr>
       <w:r>
-        <w:t xml:space="preserve">9.1 Polar Axis</w:t>
+        <w:t xml:space="preserve">8.1 Polar Axis</w:t>
       </w:r>
     </w:p>
     <w:p>
@@ -21820,7 +21810,7 @@
           <w:rPr>
             <w:rStyle w:val="Hyperlink"/>
           </w:rPr>
-          <w:t xml:space="preserve">Figure 9.1</w:t>
+          <w:t xml:space="preserve">Figure 8.1</w:t>
         </w:r>
       </w:hyperlink>
       <w:r>
@@ -22184,7 +22174,7 @@
       <w:tr>
         <w:tc>
           <w:tcPr/>
-          <w:bookmarkStart w:id="185" w:name="fig-polar"/>
+          <w:bookmarkStart w:id="184" w:name="fig-polar"/>
           <w:p>
             <w:pPr>
               <w:pStyle w:val="Compact"/>
@@ -22195,18 +22185,18 @@
                 <wp:inline>
                   <wp:extent cx="3517900" cy="3416300"/>
                   <wp:effectExtent b="0" l="0" r="0" t="0"/>
-                  <wp:docPr descr="" title="" id="183" name="Picture"/>
+                  <wp:docPr descr="" title="" id="182" name="Picture"/>
                   <a:graphic>
                     <a:graphicData uri="http://schemas.openxmlformats.org/drawingml/2006/picture">
                       <pic:pic>
                         <pic:nvPicPr>
-                          <pic:cNvPr descr="grafik/hello_files/figure-docx/fig-polar-output-1.png" id="184" name="Picture"/>
+                          <pic:cNvPr descr="grafik/hello_files/figure-docx/fig-polar-output-1.png" id="183" name="Picture"/>
                           <pic:cNvPicPr>
                             <a:picLocks noChangeArrowheads="1" noChangeAspect="1"/>
                           </pic:cNvPicPr>
                         </pic:nvPicPr>
                         <pic:blipFill>
-                          <a:blip r:embed="rId182"/>
+                          <a:blip r:embed="rId181"/>
                           <a:stretch>
                             <a:fillRect/>
                           </a:stretch>
@@ -22243,10 +22233,10 @@
               <w:pStyle w:val="ImageCaption"/>
             </w:pPr>
             <w:r>
-              <w:t xml:space="preserve">Figure 9.1: A line plot on a polar axis</w:t>
+              <w:t xml:space="preserve">Figure 8.1: A line plot on a polar axis</w:t>
             </w:r>
           </w:p>
-          <w:bookmarkEnd w:id="185"/>
+          <w:bookmarkEnd w:id="184"/>
         </w:tc>
       </w:tr>
     </w:tbl>
@@ -23236,18 +23226,18 @@
           <wp:inline>
             <wp:extent cx="3771900" cy="3912211"/>
             <wp:effectExtent b="0" l="0" r="0" t="0"/>
-            <wp:docPr descr="" title="" id="187" name="Picture"/>
+            <wp:docPr descr="" title="" id="186" name="Picture"/>
             <a:graphic>
               <a:graphicData uri="http://schemas.openxmlformats.org/drawingml/2006/picture">
                 <pic:pic>
                   <pic:nvPicPr>
-                    <pic:cNvPr descr="grafik/hello_files/figure-docx/cell-3-output-1.png" id="188" name="Picture"/>
+                    <pic:cNvPr descr="grafik/hello_files/figure-docx/cell-3-output-1.png" id="187" name="Picture"/>
                     <pic:cNvPicPr>
                       <a:picLocks noChangeArrowheads="1" noChangeAspect="1"/>
                     </pic:cNvPicPr>
                   </pic:nvPicPr>
                   <pic:blipFill>
-                    <a:blip r:embed="rId186"/>
+                    <a:blip r:embed="rId185"/>
                     <a:stretch>
                       <a:fillRect/>
                     </a:stretch>
@@ -23274,21 +23264,21 @@
         </w:drawing>
       </w:r>
     </w:p>
-    <w:bookmarkEnd w:id="189"/>
-    <w:bookmarkStart w:id="190" w:name="matplotlib-1"/>
+    <w:bookmarkEnd w:id="188"/>
+    <w:bookmarkStart w:id="189" w:name="matplotlib-1"/>
     <w:p>
       <w:pPr>
         <w:pStyle w:val="Heading2"/>
       </w:pPr>
       <w:r>
-        <w:t xml:space="preserve">9.2 Matplotlib</w:t>
+        <w:t xml:space="preserve">8.2 Matplotlib</w:t>
       </w:r>
     </w:p>
     <w:p>
       <w:pPr>
         <w:pStyle w:val="FirstParagraph"/>
       </w:pPr>
-      <w:hyperlink r:id="rId108">
+      <w:hyperlink r:id="rId107">
         <w:r>
           <w:rPr>
             <w:rStyle w:val="Hyperlink"/>
@@ -23305,7 +23295,7 @@
       <w:r>
         <w:t xml:space="preserve"> </w:t>
       </w:r>
-      <w:hyperlink r:id="rId109">
+      <w:hyperlink r:id="rId108">
         <w:r>
           <w:rPr>
             <w:rStyle w:val="Hyperlink"/>
@@ -23322,7 +23312,7 @@
       <w:r>
         <w:t xml:space="preserve"> </w:t>
       </w:r>
-      <w:hyperlink r:id="rId110">
+      <w:hyperlink r:id="rId109">
         <w:r>
           <w:rPr>
             <w:rStyle w:val="Hyperlink"/>
@@ -23408,24 +23398,24 @@
         <w:t xml:space="preserve">In this first chapter, we focus on both the properties of data and on the collection of data.</w:t>
       </w:r>
     </w:p>
+    <w:bookmarkEnd w:id="189"/>
     <w:bookmarkEnd w:id="190"/>
-    <w:bookmarkEnd w:id="191"/>
-    <w:bookmarkStart w:id="217" w:name="model-logistic"/>
+    <w:bookmarkStart w:id="216" w:name="model-logistic"/>
     <w:p>
       <w:pPr>
         <w:pStyle w:val="Heading1"/>
       </w:pPr>
       <w:r>
-        <w:t xml:space="preserve">10. Logistic regression</w:t>
-      </w:r>
-    </w:p>
-    <w:bookmarkStart w:id="211" w:name="belajar-1"/>
+        <w:t xml:space="preserve">9. Logistic regression</w:t>
+      </w:r>
+    </w:p>
+    <w:bookmarkStart w:id="210" w:name="belajar-1"/>
     <w:p>
       <w:pPr>
         <w:pStyle w:val="Heading2"/>
       </w:pPr>
       <w:r>
-        <w:t xml:space="preserve">10.1 Belajar</w:t>
+        <w:t xml:space="preserve">9.1 Belajar</w:t>
       </w:r>
     </w:p>
     <w:p>
@@ -23466,18 +23456,18 @@
           <wp:inline>
             <wp:extent cx="3771900" cy="1981515"/>
             <wp:effectExtent b="0" l="0" r="0" t="0"/>
-            <wp:docPr descr="" title="" id="193" name="Picture"/>
+            <wp:docPr descr="" title="" id="192" name="Picture"/>
             <a:graphic>
               <a:graphicData uri="http://schemas.openxmlformats.org/drawingml/2006/picture">
                 <pic:pic>
                   <pic:nvPicPr>
-                    <pic:cNvPr descr="images/clipboard-3411580359.png" id="194" name="Picture"/>
+                    <pic:cNvPr descr="images/clipboard-3411580359.png" id="193" name="Picture"/>
                     <pic:cNvPicPr>
                       <a:picLocks noChangeArrowheads="1" noChangeAspect="1"/>
                     </pic:cNvPicPr>
                   </pic:nvPicPr>
                   <pic:blipFill>
-                    <a:blip r:embed="rId192"/>
+                    <a:blip r:embed="rId191"/>
                     <a:stretch>
                       <a:fillRect/>
                     </a:stretch>
@@ -23580,13 +23570,13 @@
         </w:pict>
       </w:r>
     </w:p>
-    <w:bookmarkStart w:id="195" w:name="qs.-ali-imran-110"/>
+    <w:bookmarkStart w:id="194" w:name="qs.-ali-imran-110"/>
     <w:p>
       <w:pPr>
         <w:pStyle w:val="Heading3"/>
       </w:pPr>
       <w:r>
-        <w:t xml:space="preserve">10.1.1 📜 QS. Ali ’Imran: 110</w:t>
+        <w:t xml:space="preserve">9.1.1 📜 QS. Ali ’Imran: 110</w:t>
       </w:r>
     </w:p>
     <w:p>
@@ -23777,23 +23767,23 @@
         </w:pict>
       </w:r>
     </w:p>
-    <w:bookmarkEnd w:id="195"/>
-    <w:bookmarkStart w:id="199" w:name="cara-menggunakan-dengan-font-amiri-quran"/>
+    <w:bookmarkEnd w:id="194"/>
+    <w:bookmarkStart w:id="198" w:name="cara-menggunakan-dengan-font-amiri-quran"/>
     <w:p>
       <w:pPr>
         <w:pStyle w:val="Heading3"/>
       </w:pPr>
       <w:r>
-        <w:t xml:space="preserve">10.1.2 ✅ Cara Menggunakan dengan Font Amiri Quran</w:t>
-      </w:r>
-    </w:p>
-    <w:bookmarkStart w:id="197" w:name="download-instal-font"/>
+        <w:t xml:space="preserve">9.1.2 ✅ Cara Menggunakan dengan Font Amiri Quran</w:t>
+      </w:r>
+    </w:p>
+    <w:bookmarkStart w:id="196" w:name="download-instal-font"/>
     <w:p>
       <w:pPr>
         <w:pStyle w:val="Heading4"/>
       </w:pPr>
       <w:r>
-        <w:t xml:space="preserve">10.1.2.1 1.</w:t>
+        <w:t xml:space="preserve">9.1.2.1 1.</w:t>
       </w:r>
       <w:r>
         <w:t xml:space="preserve"> </w:t>
@@ -23816,7 +23806,7 @@
       <w:r>
         <w:t xml:space="preserve"> </w:t>
       </w:r>
-      <w:hyperlink r:id="rId196">
+      <w:hyperlink r:id="rId195">
         <w:r>
           <w:rPr>
             <w:rStyle w:val="Hyperlink"/>
@@ -23907,14 +23897,14 @@
         <w:t xml:space="preserve">.</w:t>
       </w:r>
     </w:p>
-    <w:bookmarkEnd w:id="197"/>
-    <w:bookmarkStart w:id="198" w:name="Xffeca08015118e00d3d0ce483d6fa2757d0d5a6"/>
+    <w:bookmarkEnd w:id="196"/>
+    <w:bookmarkStart w:id="197" w:name="Xffeca08015118e00d3d0ce483d6fa2757d0d5a6"/>
     <w:p>
       <w:pPr>
         <w:pStyle w:val="Heading4"/>
       </w:pPr>
       <w:r>
-        <w:t xml:space="preserve">10.1.2.2 2.</w:t>
+        <w:t xml:space="preserve">9.1.2.2 2.</w:t>
       </w:r>
       <w:r>
         <w:t xml:space="preserve"> </w:t>
@@ -24320,15 +24310,15 @@
         </w:pict>
       </w:r>
     </w:p>
+    <w:bookmarkEnd w:id="197"/>
     <w:bookmarkEnd w:id="198"/>
-    <w:bookmarkEnd w:id="199"/>
-    <w:bookmarkStart w:id="200" w:name="X3c43a2422003f164904c3b3faa42e0a576f6b8a"/>
+    <w:bookmarkStart w:id="199" w:name="X3c43a2422003f164904c3b3faa42e0a576f6b8a"/>
     <w:p>
       <w:pPr>
         <w:pStyle w:val="Heading3"/>
       </w:pPr>
       <w:r>
-        <w:t xml:space="preserve">10.1.3 📎 Bonus: Versi dengan Nomor Ayat (١١٠) &amp; Tanda Akhir Ayat</w:t>
+        <w:t xml:space="preserve">9.1.3 📎 Bonus: Versi dengan Nomor Ayat (١١٠) &amp; Tanda Akhir Ayat</w:t>
       </w:r>
     </w:p>
     <w:p>
@@ -24448,14 +24438,14 @@
         </w:pict>
       </w:r>
     </w:p>
-    <w:bookmarkEnd w:id="200"/>
-    <w:bookmarkStart w:id="201" w:name="dokumen-siap-pakai"/>
+    <w:bookmarkEnd w:id="199"/>
+    <w:bookmarkStart w:id="200" w:name="dokumen-siap-pakai"/>
     <w:p>
       <w:pPr>
         <w:pStyle w:val="Heading3"/>
       </w:pPr>
       <w:r>
-        <w:t xml:space="preserve">10.1.4 📄 Dokumen Siap Pakai</w:t>
+        <w:t xml:space="preserve">9.1.4 📄 Dokumen Siap Pakai</w:t>
       </w:r>
     </w:p>
     <w:p>
@@ -24566,14 +24556,14 @@
         </w:pict>
       </w:r>
     </w:p>
-    <w:bookmarkEnd w:id="201"/>
-    <w:bookmarkStart w:id="202" w:name="X6c1a891f6a141946f0778691ba52c4b4572166d"/>
+    <w:bookmarkEnd w:id="200"/>
+    <w:bookmarkStart w:id="201" w:name="X6c1a891f6a141946f0778691ba52c4b4572166d"/>
     <w:p>
       <w:pPr>
         <w:pStyle w:val="Heading3"/>
       </w:pPr>
       <w:r>
-        <w:t xml:space="preserve">10.1.5 1.</w:t>
+        <w:t xml:space="preserve">9.1.5 1.</w:t>
       </w:r>
       <w:r>
         <w:t xml:space="preserve"> </w:t>
@@ -24677,14 +24667,14 @@
         </w:pict>
       </w:r>
     </w:p>
-    <w:bookmarkEnd w:id="202"/>
-    <w:bookmarkStart w:id="203" w:name="Xbf580016f897a087fb3ccdfb31ec34ec9ca352f"/>
+    <w:bookmarkEnd w:id="201"/>
+    <w:bookmarkStart w:id="202" w:name="Xbf580016f897a087fb3ccdfb31ec34ec9ca352f"/>
     <w:p>
       <w:pPr>
         <w:pStyle w:val="Heading3"/>
       </w:pPr>
       <w:r>
-        <w:t xml:space="preserve">10.1.6 2.</w:t>
+        <w:t xml:space="preserve">9.1.6 2.</w:t>
       </w:r>
       <w:r>
         <w:t xml:space="preserve"> </w:t>
@@ -24805,14 +24795,14 @@
         </w:pict>
       </w:r>
     </w:p>
-    <w:bookmarkEnd w:id="203"/>
-    <w:bookmarkStart w:id="204" w:name="X941e0ead33e458b440db4f7164d45e780473d5e"/>
+    <w:bookmarkEnd w:id="202"/>
+    <w:bookmarkStart w:id="203" w:name="X941e0ead33e458b440db4f7164d45e780473d5e"/>
     <w:p>
       <w:pPr>
         <w:pStyle w:val="Heading3"/>
       </w:pPr>
       <w:r>
-        <w:t xml:space="preserve">10.1.7 3.</w:t>
+        <w:t xml:space="preserve">9.1.7 3.</w:t>
       </w:r>
       <w:r>
         <w:t xml:space="preserve"> </w:t>
@@ -24903,14 +24893,14 @@
         </w:pict>
       </w:r>
     </w:p>
-    <w:bookmarkEnd w:id="204"/>
-    <w:bookmarkStart w:id="205" w:name="relevansi-dengan-minat-anda"/>
+    <w:bookmarkEnd w:id="203"/>
+    <w:bookmarkStart w:id="204" w:name="relevansi-dengan-minat-anda"/>
     <w:p>
       <w:pPr>
         <w:pStyle w:val="Heading3"/>
       </w:pPr>
       <w:r>
-        <w:t xml:space="preserve">10.1.8 Relevansi dengan Minat Anda</w:t>
+        <w:t xml:space="preserve">9.1.8 Relevansi dengan Minat Anda</w:t>
       </w:r>
     </w:p>
     <w:p>
@@ -25126,14 +25116,14 @@
         </w:pict>
       </w:r>
     </w:p>
-    <w:bookmarkEnd w:id="205"/>
-    <w:bookmarkStart w:id="206" w:name="business-understanding-apa-itu"/>
+    <w:bookmarkEnd w:id="204"/>
+    <w:bookmarkStart w:id="205" w:name="business-understanding-apa-itu"/>
     <w:p>
       <w:pPr>
         <w:pStyle w:val="Heading3"/>
       </w:pPr>
       <w:r>
-        <w:t xml:space="preserve">10.1.9</w:t>
+        <w:t xml:space="preserve">9.1.9</w:t>
       </w:r>
       <w:r>
         <w:t xml:space="preserve"> </w:t>
@@ -25198,14 +25188,14 @@
         <w:t xml:space="preserve">masalah dunia nyata ke dalam pertanyaan yang bisa dijawab dengan data.</w:t>
       </w:r>
     </w:p>
-    <w:bookmarkEnd w:id="206"/>
-    <w:bookmarkStart w:id="207" w:name="mengapa-business-understanding-penting"/>
+    <w:bookmarkEnd w:id="205"/>
+    <w:bookmarkStart w:id="206" w:name="mengapa-business-understanding-penting"/>
     <w:p>
       <w:pPr>
         <w:pStyle w:val="Heading3"/>
       </w:pPr>
       <w:r>
-        <w:t xml:space="preserve">10.1.10</w:t>
+        <w:t xml:space="preserve">9.1.10</w:t>
       </w:r>
       <w:r>
         <w:t xml:space="preserve"> </w:t>
@@ -25370,14 +25360,14 @@
         </w:pict>
       </w:r>
     </w:p>
-    <w:bookmarkEnd w:id="207"/>
-    <w:bookmarkStart w:id="208" w:name="Xe6920b2b3fdf59c292a5fbf89994615f12de3c5"/>
+    <w:bookmarkEnd w:id="206"/>
+    <w:bookmarkStart w:id="207" w:name="Xe6920b2b3fdf59c292a5fbf89994615f12de3c5"/>
     <w:p>
       <w:pPr>
         <w:pStyle w:val="Heading3"/>
       </w:pPr>
       <w:r>
-        <w:t xml:space="preserve">10.1.11</w:t>
+        <w:t xml:space="preserve">9.1.11</w:t>
       </w:r>
       <w:r>
         <w:t xml:space="preserve"> </w:t>
@@ -25665,14 +25655,14 @@
         </w:pict>
       </w:r>
     </w:p>
-    <w:bookmarkEnd w:id="208"/>
-    <w:bookmarkStart w:id="209" w:name="Xc552b974fb4a5c4f313a35882ad3b3fee1f0c67"/>
+    <w:bookmarkEnd w:id="207"/>
+    <w:bookmarkStart w:id="208" w:name="Xc552b974fb4a5c4f313a35882ad3b3fee1f0c67"/>
     <w:p>
       <w:pPr>
         <w:pStyle w:val="Heading3"/>
       </w:pPr>
       <w:r>
-        <w:t xml:space="preserve">10.1.12 🌍</w:t>
+        <w:t xml:space="preserve">9.1.12 🌍</w:t>
       </w:r>
       <w:r>
         <w:t xml:space="preserve"> </w:t>
@@ -25776,14 +25766,14 @@
         </w:pict>
       </w:r>
     </w:p>
-    <w:bookmarkEnd w:id="209"/>
-    <w:bookmarkStart w:id="210" w:name="X8fceea416d03270e1c515cfa8a8b3cef49caad5"/>
+    <w:bookmarkEnd w:id="208"/>
+    <w:bookmarkStart w:id="209" w:name="X8fceea416d03270e1c515cfa8a8b3cef49caad5"/>
     <w:p>
       <w:pPr>
         <w:pStyle w:val="Heading3"/>
       </w:pPr>
       <w:r>
-        <w:t xml:space="preserve">10.1.13 📝 Tips untuk Penyusunan Materi (Audience: Pemula / Non-Teknis)</w:t>
+        <w:t xml:space="preserve">9.1.13 📝 Tips untuk Penyusunan Materi (Audience: Pemula / Non-Teknis)</w:t>
       </w:r>
     </w:p>
     <w:p>
@@ -26530,15 +26520,15 @@
         <w:t xml:space="preserve">While knowing whether a resume listed honors provides some signal when predicting whether the employer would call, we would like to account for many different variables at once to understand how each of the different resume characteristics affected the chance of a callback.</w:t>
       </w:r>
     </w:p>
+    <w:bookmarkEnd w:id="209"/>
     <w:bookmarkEnd w:id="210"/>
-    <w:bookmarkEnd w:id="211"/>
-    <w:bookmarkStart w:id="212" w:name="logistic-model-with-many-variables"/>
+    <w:bookmarkStart w:id="211" w:name="logistic-model-with-many-variables"/>
     <w:p>
       <w:pPr>
         <w:pStyle w:val="Heading2"/>
       </w:pPr>
       <w:r>
-        <w:t xml:space="preserve">10.2 Logistic model with many variables</w:t>
+        <w:t xml:space="preserve">9.2 Logistic model with many variables</w:t>
       </w:r>
     </w:p>
     <w:p>
@@ -27091,14 +27081,14 @@
         <w:t xml:space="preserve">What we have quantified in this section is alarming and disturbing. However, one aspect that makes this racism so difficult to address is that the experiment, as well-designed as it is, cannot send us much signal about which employers are discriminating. It is only possible to say that discrimination is happening, even if we cannot say which particular callbacks — or non-callbacks — represent discrimination. Finding strong evidence of racism for individual cases is a persistent challenge in enforcing anti-discrimination laws.</w:t>
       </w:r>
     </w:p>
-    <w:bookmarkEnd w:id="212"/>
-    <w:bookmarkStart w:id="216" w:name="groups-of-different-sizes"/>
+    <w:bookmarkEnd w:id="211"/>
+    <w:bookmarkStart w:id="215" w:name="groups-of-different-sizes"/>
     <w:p>
       <w:pPr>
         <w:pStyle w:val="Heading2"/>
       </w:pPr>
       <w:r>
-        <w:t xml:space="preserve">10.3 Groups of different sizes</w:t>
+        <w:t xml:space="preserve">9.3 Groups of different sizes</w:t>
       </w:r>
     </w:p>
     <w:p>
@@ -27199,7 +27189,7 @@
         <w:rPr>
           <w:rStyle w:val="FootnoteReference"/>
         </w:rPr>
-        <w:footnoteReference w:id="213"/>
+        <w:footnoteReference w:id="212"/>
       </w:r>
     </w:p>
     <w:p>
@@ -27218,13 +27208,13 @@
         <w:t xml:space="preserve">We close this chapter on this serious topic, and we hope it inspires you to think about the power of reasoning with data. Whether it is with a formal statistical model or by using critical thinking skills to structure a problem, we hope the ideas you have learned will help you do more and do better in life.</w:t>
       </w:r>
     </w:p>
-    <w:bookmarkStart w:id="214" w:name="summary"/>
+    <w:bookmarkStart w:id="213" w:name="summary"/>
     <w:p>
       <w:pPr>
         <w:pStyle w:val="Heading3"/>
       </w:pPr>
       <w:r>
-        <w:t xml:space="preserve">10.3.1 Summary</w:t>
+        <w:t xml:space="preserve">9.3.1 Summary</w:t>
       </w:r>
     </w:p>
     <w:p>
@@ -27235,14 +27225,14 @@
         <w:t xml:space="preserve">Logistic and linear regression models have many similarities. The strongest of which is the linear combination of the explanatory variables which is used to form predictions related to the response variable. However, with logistic regression, the response variable is binary and therefore a prediction is given on the probability of a successful event. Logistic model fit and variable selection can be carried out in similar ways as multiple linear regression.</w:t>
       </w:r>
     </w:p>
-    <w:bookmarkEnd w:id="214"/>
-    <w:bookmarkStart w:id="215" w:name="terms"/>
+    <w:bookmarkEnd w:id="213"/>
+    <w:bookmarkStart w:id="214" w:name="terms"/>
     <w:p>
       <w:pPr>
         <w:pStyle w:val="Heading3"/>
       </w:pPr>
       <w:r>
-        <w:t xml:space="preserve">10.3.2 Terms</w:t>
+        <w:t xml:space="preserve">9.3.2 Terms</w:t>
       </w:r>
     </w:p>
     <w:p>
@@ -27266,9 +27256,9 @@
         <w:t xml:space="preserve">.</w:t>
       </w:r>
     </w:p>
+    <w:bookmarkEnd w:id="214"/>
     <w:bookmarkEnd w:id="215"/>
     <w:bookmarkEnd w:id="216"/>
-    <w:bookmarkEnd w:id="217"/>
     <w:sectPr>
       <w:footerReference r:id="rId9" w:type="default"/>
       <w:pgSz w:code="1" w:h="13041" w:w="8505"/>
@@ -27383,7 +27373,7 @@
       </w:r>
     </w:p>
   </w:footnote>
-  <w:footnote w:id="213">
+  <w:footnote w:id="212">
     <w:p>
       <w:pPr>
         <w:pStyle w:val="FootnoteText"/>
@@ -30427,10 +30417,10 @@
 </w:styles>
 </file>
 
-<file path=word/media/rId46.txt>Forbidden
+<file path=word/media/rId45.txt>Forbidden
 </file>
 
-<file path=word/media/rId56.txt>Forbidden
+<file path=word/media/rId55.txt>Forbidden
 </file>
 
 <file path=word/theme/theme1.xml><?xml version="1.0" encoding="utf-8"?>
